--- a/Projetos/03-Sensor-umidade-bateria/03-sensor-umidade-ble-template.docx
+++ b/Projetos/03-Sensor-umidade-bateria/03-sensor-umidade-ble-template.docx
@@ -154,7 +154,7 @@
         <w:rPr>
           <w:rFonts w:ascii="Abadi" w:eastAsia="Abadi" w:hAnsi="Abadi" w:cs="Abadi"/>
         </w:rPr>
-        <w:t xml:space="preserve"> Kit Físico | Híbrido]</w:t>
+        <w:t xml:space="preserve"> Kit Físico | Híbrido</w:t>
       </w:r>
     </w:p>
     <w:p>
@@ -366,6 +366,25 @@
     </w:p>
     <w:p>
       <w:pPr>
+        <w:pStyle w:val="ListParagraph"/>
+        <w:numPr>
+          <w:ilvl w:val="1"/>
+          <w:numId w:val="17"/>
+        </w:numPr>
+        <w:spacing w:after="0"/>
+        <w:rPr>
+          <w:rFonts w:ascii="Abadi" w:eastAsia="Abadi" w:hAnsi="Abadi" w:cs="Abadi"/>
+        </w:rPr>
+      </w:pPr>
+      <w:r>
+        <w:t>Broker MQTT configurado e acessível na rede local</w:t>
+      </w:r>
+      <w:r>
+        <w:t>.</w:t>
+      </w:r>
+    </w:p>
+    <w:p>
+      <w:pPr>
         <w:pStyle w:val="Heading2"/>
         <w:spacing w:before="299" w:after="299"/>
       </w:pPr>
@@ -971,19 +990,7 @@
         <w:rPr>
           <w:rFonts w:ascii="Abadi" w:eastAsia="Abadi" w:hAnsi="Abadi" w:cs="Abadi"/>
         </w:rPr>
-        <w:t>O</w:t>
-      </w:r>
-      <w:r>
-        <w:rPr>
-          <w:rFonts w:ascii="Abadi" w:eastAsia="Abadi" w:hAnsi="Abadi" w:cs="Abadi"/>
-        </w:rPr>
-        <w:t xml:space="preserve"> código </w:t>
-      </w:r>
-      <w:r>
-        <w:rPr>
-          <w:rFonts w:ascii="Abadi" w:eastAsia="Abadi" w:hAnsi="Abadi" w:cs="Abadi"/>
-        </w:rPr>
-        <w:t xml:space="preserve">segue o seguinte fluxo: </w:t>
+        <w:t xml:space="preserve">O código segue o seguinte fluxo: </w:t>
       </w:r>
     </w:p>
     <w:p>
@@ -1145,7 +1152,7 @@
         </w:rPr>
         <w:lastRenderedPageBreak/>
         <w:drawing>
-          <wp:inline distT="0" distB="0" distL="0" distR="0" wp14:anchorId="0D1CAD8B" wp14:editId="51FB37C7">
+          <wp:inline distT="0" distB="0" distL="0" distR="0" wp14:anchorId="0D1CAD8B" wp14:editId="2E18BDD6">
             <wp:extent cx="3505153" cy="8483600"/>
             <wp:effectExtent l="0" t="0" r="635" b="0"/>
             <wp:docPr id="759869611" name="Picture 1"/>
@@ -1204,23 +1211,7 @@
           <w:sz w:val="24"/>
           <w:szCs w:val="24"/>
         </w:rPr>
-        <w:t>Legenda:</w:t>
-      </w:r>
-      <w:r>
-        <w:rPr>
-          <w:rFonts w:ascii="Abadi" w:eastAsia="Abadi" w:hAnsi="Abadi" w:cs="Abadi"/>
-          <w:sz w:val="24"/>
-          <w:szCs w:val="24"/>
-        </w:rPr>
-        <w:t xml:space="preserve"> </w:t>
-      </w:r>
-      <w:r>
-        <w:rPr>
-          <w:rFonts w:ascii="Abadi" w:eastAsia="Abadi" w:hAnsi="Abadi" w:cs="Abadi"/>
-          <w:sz w:val="24"/>
-          <w:szCs w:val="24"/>
-        </w:rPr>
-        <w:t>Fluxograma de execução intermitente com Deep Sleep.</w:t>
+        <w:t>Legenda: Fluxograma de execução intermitente com Deep Sleep.</w:t>
       </w:r>
     </w:p>
     <w:p>
@@ -3725,7 +3716,6 @@
           <w:lang w:val="en-US"/>
         </w:rPr>
       </w:pPr>
-      <w:proofErr w:type="spellStart"/>
       <w:r>
         <w:rPr>
           <w:rFonts w:ascii="Abadi" w:eastAsia="Abadi" w:hAnsi="Abadi" w:cs="Abadi"/>
@@ -3733,17 +3723,7 @@
           <w:bCs/>
           <w:lang w:val="en-US"/>
         </w:rPr>
-        <w:t>Glossário</w:t>
-      </w:r>
-      <w:proofErr w:type="spellEnd"/>
-      <w:r>
-        <w:rPr>
-          <w:rFonts w:ascii="Abadi" w:eastAsia="Abadi" w:hAnsi="Abadi" w:cs="Abadi"/>
-          <w:b/>
-          <w:bCs/>
-          <w:lang w:val="en-US"/>
-        </w:rPr>
-        <w:t>:</w:t>
+        <w:t>Glossário:</w:t>
       </w:r>
       <w:r>
         <w:rPr>
@@ -13055,6 +13035,7 @@
   <w:style w:type="character" w:default="1" w:styleId="DefaultParagraphFont">
     <w:name w:val="Default Paragraph Font"/>
     <w:uiPriority w:val="1"/>
+    <w:semiHidden/>
     <w:unhideWhenUsed/>
   </w:style>
   <w:style w:type="table" w:default="1" w:styleId="TableNormal">
@@ -14230,10 +14211,21 @@
 </file>
 
 <file path=customXml/item1.xml><?xml version="1.0" encoding="utf-8"?>
+<p:properties xmlns:p="http://schemas.microsoft.com/office/2006/metadata/properties" xmlns:xsi="http://www.w3.org/2001/XMLSchema-instance" xmlns:pc="http://schemas.microsoft.com/office/infopath/2007/PartnerControls">
+  <documentManagement>
+    <lcf76f155ced4ddcb4097134ff3c332f xmlns="0337a55e-6c2c-4d63-b79a-aa3d8c227c1d">
+      <Terms xmlns="http://schemas.microsoft.com/office/infopath/2007/PartnerControls"/>
+    </lcf76f155ced4ddcb4097134ff3c332f>
+    <TaxCatchAll xmlns="2d462126-6299-4b3d-b3f3-d8d80c025600" xsi:nil="true"/>
+  </documentManagement>
+</p:properties>
+</file>
+
+<file path=customXml/item2.xml><?xml version="1.0" encoding="utf-8"?>
 <b:Sources xmlns:b="http://schemas.openxmlformats.org/officeDocument/2006/bibliography" xmlns="http://schemas.openxmlformats.org/officeDocument/2006/bibliography" SelectedStyle="\APASixthEditionOfficeOnline.xsl" StyleName="APA" Version="6"/>
 </file>
 
-<file path=customXml/item2.xml><?xml version="1.0" encoding="utf-8"?>
+<file path=customXml/item3.xml><?xml version="1.0" encoding="utf-8"?>
 <?mso-contentType ?>
 <FormTemplates xmlns="http://schemas.microsoft.com/sharepoint/v3/contenttype/forms">
   <Display>DocumentLibraryForm</Display>
@@ -14242,7 +14234,7 @@
 </FormTemplates>
 </file>
 
-<file path=customXml/item3.xml><?xml version="1.0" encoding="utf-8"?>
+<file path=customXml/item4.xml><?xml version="1.0" encoding="utf-8"?>
 <ct:contentTypeSchema xmlns:ct="http://schemas.microsoft.com/office/2006/metadata/contentType" xmlns:ma="http://schemas.microsoft.com/office/2006/metadata/properties/metaAttributes" ct:_="" ma:_="" ma:contentTypeName="Document" ma:contentTypeID="0x0101001A9F42900677274DB5EFFFC08FB74ED9" ma:contentTypeVersion="14" ma:contentTypeDescription="Create a new document." ma:contentTypeScope="" ma:versionID="35dc7fea2fe184f47ee26c49ad6d27ed">
   <xsd:schema xmlns:xsd="http://www.w3.org/2001/XMLSchema" xmlns:xs="http://www.w3.org/2001/XMLSchema" xmlns:p="http://schemas.microsoft.com/office/2006/metadata/properties" xmlns:ns2="0337a55e-6c2c-4d63-b79a-aa3d8c227c1d" xmlns:ns3="2d462126-6299-4b3d-b3f3-d8d80c025600" targetNamespace="http://schemas.microsoft.com/office/2006/metadata/properties" ma:root="true" ma:fieldsID="d2e472a24e092181a905a67079d33ac5" ns2:_="" ns3:_="">
     <xsd:import namespace="0337a55e-6c2c-4d63-b79a-aa3d8c227c1d"/>
@@ -14449,18 +14441,18 @@
 </ct:contentTypeSchema>
 </file>
 
-<file path=customXml/item4.xml><?xml version="1.0" encoding="utf-8"?>
-<p:properties xmlns:p="http://schemas.microsoft.com/office/2006/metadata/properties" xmlns:xsi="http://www.w3.org/2001/XMLSchema-instance" xmlns:pc="http://schemas.microsoft.com/office/infopath/2007/PartnerControls">
-  <documentManagement>
-    <lcf76f155ced4ddcb4097134ff3c332f xmlns="0337a55e-6c2c-4d63-b79a-aa3d8c227c1d">
-      <Terms xmlns="http://schemas.microsoft.com/office/infopath/2007/PartnerControls"/>
-    </lcf76f155ced4ddcb4097134ff3c332f>
-    <TaxCatchAll xmlns="2d462126-6299-4b3d-b3f3-d8d80c025600" xsi:nil="true"/>
-  </documentManagement>
-</p:properties>
+<file path=customXml/itemProps1.xml><?xml version="1.0" encoding="utf-8"?>
+<ds:datastoreItem xmlns:ds="http://schemas.openxmlformats.org/officeDocument/2006/customXml" ds:itemID="{41A70886-D638-4913-811E-25DE943FC343}">
+  <ds:schemaRefs>
+    <ds:schemaRef ds:uri="http://schemas.microsoft.com/office/2006/metadata/properties"/>
+    <ds:schemaRef ds:uri="http://schemas.microsoft.com/office/infopath/2007/PartnerControls"/>
+    <ds:schemaRef ds:uri="0337a55e-6c2c-4d63-b79a-aa3d8c227c1d"/>
+    <ds:schemaRef ds:uri="2d462126-6299-4b3d-b3f3-d8d80c025600"/>
+  </ds:schemaRefs>
+</ds:datastoreItem>
 </file>
 
-<file path=customXml/itemProps1.xml><?xml version="1.0" encoding="utf-8"?>
+<file path=customXml/itemProps2.xml><?xml version="1.0" encoding="utf-8"?>
 <ds:datastoreItem xmlns:ds="http://schemas.openxmlformats.org/officeDocument/2006/customXml" ds:itemID="{878930A0-CBDA-43F7-B5C9-2FBD43FFD8CC}">
   <ds:schemaRefs>
     <ds:schemaRef ds:uri="http://schemas.openxmlformats.org/officeDocument/2006/bibliography"/>
@@ -14468,7 +14460,7 @@
 </ds:datastoreItem>
 </file>
 
-<file path=customXml/itemProps2.xml><?xml version="1.0" encoding="utf-8"?>
+<file path=customXml/itemProps3.xml><?xml version="1.0" encoding="utf-8"?>
 <ds:datastoreItem xmlns:ds="http://schemas.openxmlformats.org/officeDocument/2006/customXml" ds:itemID="{0E62B389-FEAB-4A4A-A22C-F4533FCE1D71}">
   <ds:schemaRefs>
     <ds:schemaRef ds:uri="http://schemas.microsoft.com/sharepoint/v3/contenttype/forms"/>
@@ -14476,7 +14468,7 @@
 </ds:datastoreItem>
 </file>
 
-<file path=customXml/itemProps3.xml><?xml version="1.0" encoding="utf-8"?>
+<file path=customXml/itemProps4.xml><?xml version="1.0" encoding="utf-8"?>
 <ds:datastoreItem xmlns:ds="http://schemas.openxmlformats.org/officeDocument/2006/customXml" ds:itemID="{8173E8B0-EF27-48B2-99CC-D5706F6DFFFE}">
   <ds:schemaRefs>
     <ds:schemaRef ds:uri="http://schemas.microsoft.com/office/2006/metadata/contentType"/>
@@ -14493,15 +14485,4 @@
     <ds:schemaRef ds:uri="http://schemas.microsoft.com/internal/obd"/>
   </ds:schemaRefs>
 </ds:datastoreItem>
-</file>
-
-<file path=customXml/itemProps4.xml><?xml version="1.0" encoding="utf-8"?>
-<ds:datastoreItem xmlns:ds="http://schemas.openxmlformats.org/officeDocument/2006/customXml" ds:itemID="{41A70886-D638-4913-811E-25DE943FC343}">
-  <ds:schemaRefs>
-    <ds:schemaRef ds:uri="http://schemas.microsoft.com/office/2006/metadata/properties"/>
-    <ds:schemaRef ds:uri="http://schemas.microsoft.com/office/infopath/2007/PartnerControls"/>
-    <ds:schemaRef ds:uri="0337a55e-6c2c-4d63-b79a-aa3d8c227c1d"/>
-    <ds:schemaRef ds:uri="2d462126-6299-4b3d-b3f3-d8d80c025600"/>
-  </ds:schemaRefs>
-</ds:datastoreItem>
 </file>
--- a/Projetos/03-Sensor-umidade-bateria/03-sensor-umidade-ble-template.docx
+++ b/Projetos/03-Sensor-umidade-bateria/03-sensor-umidade-ble-template.docx
@@ -45,7 +45,7 @@
         <w:pStyle w:val="ListParagraph"/>
         <w:numPr>
           <w:ilvl w:val="0"/>
-          <w:numId w:val="18"/>
+          <w:numId w:val="13"/>
         </w:numPr>
         <w:spacing w:after="0"/>
         <w:rPr>
@@ -84,7 +84,7 @@
         <w:pStyle w:val="ListParagraph"/>
         <w:numPr>
           <w:ilvl w:val="0"/>
-          <w:numId w:val="18"/>
+          <w:numId w:val="13"/>
         </w:numPr>
         <w:spacing w:after="0"/>
         <w:rPr>
@@ -123,7 +123,7 @@
         <w:pStyle w:val="ListParagraph"/>
         <w:numPr>
           <w:ilvl w:val="0"/>
-          <w:numId w:val="18"/>
+          <w:numId w:val="13"/>
         </w:numPr>
         <w:spacing w:after="0"/>
         <w:rPr>
@@ -162,7 +162,7 @@
         <w:pStyle w:val="ListParagraph"/>
         <w:numPr>
           <w:ilvl w:val="0"/>
-          <w:numId w:val="18"/>
+          <w:numId w:val="13"/>
         </w:numPr>
         <w:spacing w:after="0"/>
         <w:rPr>
@@ -201,7 +201,7 @@
         <w:pStyle w:val="ListParagraph"/>
         <w:numPr>
           <w:ilvl w:val="0"/>
-          <w:numId w:val="17"/>
+          <w:numId w:val="12"/>
         </w:numPr>
         <w:spacing w:after="0"/>
         <w:rPr>
@@ -234,7 +234,7 @@
         <w:pStyle w:val="ListParagraph"/>
         <w:numPr>
           <w:ilvl w:val="0"/>
-          <w:numId w:val="17"/>
+          <w:numId w:val="12"/>
         </w:numPr>
         <w:spacing w:after="0"/>
         <w:rPr>
@@ -277,7 +277,7 @@
         <w:pStyle w:val="ListParagraph"/>
         <w:numPr>
           <w:ilvl w:val="1"/>
-          <w:numId w:val="17"/>
+          <w:numId w:val="12"/>
         </w:numPr>
         <w:spacing w:after="0"/>
         <w:rPr>
@@ -296,7 +296,7 @@
         <w:pStyle w:val="ListParagraph"/>
         <w:numPr>
           <w:ilvl w:val="1"/>
-          <w:numId w:val="17"/>
+          <w:numId w:val="12"/>
         </w:numPr>
         <w:spacing w:after="0"/>
         <w:rPr>
@@ -315,7 +315,7 @@
         <w:pStyle w:val="ListParagraph"/>
         <w:numPr>
           <w:ilvl w:val="0"/>
-          <w:numId w:val="17"/>
+          <w:numId w:val="12"/>
         </w:numPr>
         <w:spacing w:after="0"/>
         <w:rPr>
@@ -350,7 +350,7 @@
         <w:pStyle w:val="ListParagraph"/>
         <w:numPr>
           <w:ilvl w:val="1"/>
-          <w:numId w:val="17"/>
+          <w:numId w:val="12"/>
         </w:numPr>
         <w:spacing w:after="0"/>
         <w:rPr>
@@ -369,7 +369,7 @@
         <w:pStyle w:val="ListParagraph"/>
         <w:numPr>
           <w:ilvl w:val="1"/>
-          <w:numId w:val="17"/>
+          <w:numId w:val="12"/>
         </w:numPr>
         <w:spacing w:after="0"/>
         <w:rPr>
@@ -406,7 +406,7 @@
         <w:pStyle w:val="ListParagraph"/>
         <w:numPr>
           <w:ilvl w:val="0"/>
-          <w:numId w:val="16"/>
+          <w:numId w:val="11"/>
         </w:numPr>
         <w:spacing w:after="0"/>
         <w:rPr>
@@ -439,7 +439,7 @@
         <w:pStyle w:val="ListParagraph"/>
         <w:numPr>
           <w:ilvl w:val="0"/>
-          <w:numId w:val="16"/>
+          <w:numId w:val="11"/>
         </w:numPr>
         <w:spacing w:after="0"/>
         <w:rPr>
@@ -550,7 +550,7 @@
         <w:pStyle w:val="ListParagraph"/>
         <w:numPr>
           <w:ilvl w:val="0"/>
-          <w:numId w:val="16"/>
+          <w:numId w:val="11"/>
         </w:numPr>
         <w:spacing w:after="0"/>
         <w:rPr>
@@ -615,7 +615,7 @@
         <w:pStyle w:val="ListParagraph"/>
         <w:numPr>
           <w:ilvl w:val="0"/>
-          <w:numId w:val="16"/>
+          <w:numId w:val="11"/>
         </w:numPr>
         <w:spacing w:after="0"/>
         <w:rPr>
@@ -678,7 +678,7 @@
         <w:pStyle w:val="ListParagraph"/>
         <w:numPr>
           <w:ilvl w:val="0"/>
-          <w:numId w:val="15"/>
+          <w:numId w:val="10"/>
         </w:numPr>
         <w:spacing w:after="0"/>
         <w:rPr>
@@ -757,7 +757,7 @@
         <w:pStyle w:val="ListParagraph"/>
         <w:numPr>
           <w:ilvl w:val="0"/>
-          <w:numId w:val="15"/>
+          <w:numId w:val="10"/>
         </w:numPr>
         <w:rPr>
           <w:rFonts w:ascii="Abadi" w:eastAsia="Abadi" w:hAnsi="Abadi" w:cs="Abadi"/>
@@ -845,7 +845,7 @@
         <w:pStyle w:val="ListParagraph"/>
         <w:numPr>
           <w:ilvl w:val="0"/>
-          <w:numId w:val="14"/>
+          <w:numId w:val="9"/>
         </w:numPr>
         <w:spacing w:before="240" w:after="0"/>
         <w:rPr>
@@ -896,7 +896,7 @@
         <w:pStyle w:val="ListParagraph"/>
         <w:numPr>
           <w:ilvl w:val="0"/>
-          <w:numId w:val="14"/>
+          <w:numId w:val="9"/>
         </w:numPr>
         <w:spacing w:after="0"/>
         <w:rPr>
@@ -965,7 +965,7 @@
         <w:pStyle w:val="ListParagraph"/>
         <w:numPr>
           <w:ilvl w:val="0"/>
-          <w:numId w:val="14"/>
+          <w:numId w:val="9"/>
         </w:numPr>
         <w:spacing w:after="0"/>
         <w:rPr>
@@ -998,7 +998,7 @@
         <w:pStyle w:val="ListParagraph"/>
         <w:numPr>
           <w:ilvl w:val="1"/>
-          <w:numId w:val="14"/>
+          <w:numId w:val="9"/>
         </w:numPr>
         <w:spacing w:after="0"/>
         <w:rPr>
@@ -1041,7 +1041,7 @@
         <w:pStyle w:val="ListParagraph"/>
         <w:numPr>
           <w:ilvl w:val="1"/>
-          <w:numId w:val="14"/>
+          <w:numId w:val="9"/>
         </w:numPr>
         <w:spacing w:after="0"/>
         <w:rPr>
@@ -1072,7 +1072,7 @@
         <w:pStyle w:val="ListParagraph"/>
         <w:numPr>
           <w:ilvl w:val="1"/>
-          <w:numId w:val="14"/>
+          <w:numId w:val="9"/>
         </w:numPr>
         <w:spacing w:after="0"/>
         <w:rPr>
@@ -1091,7 +1091,7 @@
         <w:pStyle w:val="ListParagraph"/>
         <w:numPr>
           <w:ilvl w:val="1"/>
-          <w:numId w:val="14"/>
+          <w:numId w:val="9"/>
         </w:numPr>
         <w:spacing w:after="0"/>
         <w:rPr>
@@ -1110,7 +1110,7 @@
         <w:pStyle w:val="ListParagraph"/>
         <w:numPr>
           <w:ilvl w:val="1"/>
-          <w:numId w:val="14"/>
+          <w:numId w:val="9"/>
         </w:numPr>
         <w:spacing w:after="0"/>
         <w:rPr>
@@ -1152,7 +1152,7 @@
         </w:rPr>
         <w:lastRenderedPageBreak/>
         <w:drawing>
-          <wp:inline distT="0" distB="0" distL="0" distR="0" wp14:anchorId="0D1CAD8B" wp14:editId="2E18BDD6">
+          <wp:inline distT="0" distB="0" distL="0" distR="0" wp14:anchorId="0D1CAD8B" wp14:editId="7930441A">
             <wp:extent cx="3505153" cy="8483600"/>
             <wp:effectExtent l="0" t="0" r="635" b="0"/>
             <wp:docPr id="759869611" name="Picture 1"/>
@@ -1232,7 +1232,7 @@
         <w:pStyle w:val="ListParagraph"/>
         <w:numPr>
           <w:ilvl w:val="0"/>
-          <w:numId w:val="13"/>
+          <w:numId w:val="8"/>
         </w:numPr>
         <w:spacing w:after="0"/>
         <w:rPr>
@@ -1262,7 +1262,7 @@
         <w:pStyle w:val="ListParagraph"/>
         <w:numPr>
           <w:ilvl w:val="0"/>
-          <w:numId w:val="13"/>
+          <w:numId w:val="8"/>
         </w:numPr>
         <w:spacing w:after="0"/>
         <w:rPr>
@@ -1292,7 +1292,7 @@
         <w:pStyle w:val="ListParagraph"/>
         <w:numPr>
           <w:ilvl w:val="0"/>
-          <w:numId w:val="13"/>
+          <w:numId w:val="8"/>
         </w:numPr>
         <w:spacing w:after="0"/>
         <w:rPr>
@@ -1319,7 +1319,7 @@
         <w:pStyle w:val="ListParagraph"/>
         <w:numPr>
           <w:ilvl w:val="0"/>
-          <w:numId w:val="13"/>
+          <w:numId w:val="8"/>
         </w:numPr>
         <w:spacing w:after="0"/>
         <w:rPr>
@@ -1347,7 +1347,7 @@
         <w:pStyle w:val="ListParagraph"/>
         <w:numPr>
           <w:ilvl w:val="0"/>
-          <w:numId w:val="13"/>
+          <w:numId w:val="8"/>
         </w:numPr>
         <w:spacing w:after="0"/>
         <w:rPr>
@@ -1380,7 +1380,7 @@
         <w:pStyle w:val="ListParagraph"/>
         <w:numPr>
           <w:ilvl w:val="0"/>
-          <w:numId w:val="13"/>
+          <w:numId w:val="8"/>
         </w:numPr>
         <w:spacing w:after="0"/>
         <w:rPr>
@@ -1407,7 +1407,7 @@
         <w:pStyle w:val="ListParagraph"/>
         <w:numPr>
           <w:ilvl w:val="1"/>
-          <w:numId w:val="13"/>
+          <w:numId w:val="8"/>
         </w:numPr>
         <w:spacing w:after="0"/>
         <w:rPr>
@@ -1430,7 +1430,7 @@
         <w:rPr>
           <w:rFonts w:ascii="Abadi" w:eastAsia="Abadi" w:hAnsi="Abadi" w:cs="Abadi"/>
         </w:rPr>
-        <w:t>S3 Heltec V3</w:t>
+        <w:t xml:space="preserve">S3 </w:t>
       </w:r>
     </w:p>
     <w:p>
@@ -1438,7 +1438,7 @@
         <w:pStyle w:val="ListParagraph"/>
         <w:numPr>
           <w:ilvl w:val="1"/>
-          <w:numId w:val="13"/>
+          <w:numId w:val="8"/>
         </w:numPr>
         <w:spacing w:after="0"/>
         <w:rPr>
@@ -1457,7 +1457,7 @@
         <w:pStyle w:val="ListParagraph"/>
         <w:numPr>
           <w:ilvl w:val="1"/>
-          <w:numId w:val="13"/>
+          <w:numId w:val="8"/>
         </w:numPr>
         <w:spacing w:after="0"/>
         <w:rPr>
@@ -1476,7 +1476,7 @@
         <w:pStyle w:val="ListParagraph"/>
         <w:numPr>
           <w:ilvl w:val="1"/>
-          <w:numId w:val="13"/>
+          <w:numId w:val="8"/>
         </w:numPr>
         <w:spacing w:after="0"/>
         <w:rPr>
@@ -1495,7 +1495,7 @@
         <w:pStyle w:val="ListParagraph"/>
         <w:numPr>
           <w:ilvl w:val="1"/>
-          <w:numId w:val="13"/>
+          <w:numId w:val="8"/>
         </w:numPr>
         <w:spacing w:after="0"/>
         <w:rPr>
@@ -1514,7 +1514,7 @@
         <w:pStyle w:val="ListParagraph"/>
         <w:numPr>
           <w:ilvl w:val="1"/>
-          <w:numId w:val="13"/>
+          <w:numId w:val="8"/>
         </w:numPr>
         <w:spacing w:after="0"/>
         <w:rPr>
@@ -1548,7 +1548,7 @@
         <w:pStyle w:val="ListParagraph"/>
         <w:numPr>
           <w:ilvl w:val="0"/>
-          <w:numId w:val="12"/>
+          <w:numId w:val="7"/>
         </w:numPr>
         <w:spacing w:after="0"/>
         <w:rPr>
@@ -1581,7 +1581,7 @@
         <w:pStyle w:val="ListParagraph"/>
         <w:numPr>
           <w:ilvl w:val="0"/>
-          <w:numId w:val="12"/>
+          <w:numId w:val="7"/>
         </w:numPr>
         <w:spacing w:after="0"/>
         <w:rPr>
@@ -1626,7 +1626,7 @@
         <w:pStyle w:val="ListParagraph"/>
         <w:numPr>
           <w:ilvl w:val="0"/>
-          <w:numId w:val="11"/>
+          <w:numId w:val="6"/>
         </w:numPr>
         <w:spacing w:after="0"/>
       </w:pPr>
@@ -1659,129 +1659,6 @@
           <w:bCs/>
         </w:rPr>
         <w:t>Diretrizes de Rigor Técnico:</w:t>
-      </w:r>
-    </w:p>
-    <w:p>
-      <w:pPr>
-        <w:pStyle w:val="ListParagraph"/>
-        <w:numPr>
-          <w:ilvl w:val="0"/>
-          <w:numId w:val="4"/>
-        </w:numPr>
-        <w:spacing w:after="0"/>
-        <w:rPr>
-          <w:rFonts w:ascii="Abadi" w:eastAsia="Abadi" w:hAnsi="Abadi" w:cs="Abadi"/>
-        </w:rPr>
-      </w:pPr>
-      <w:r>
-        <w:rPr>
-          <w:rFonts w:ascii="Abadi" w:eastAsia="Abadi" w:hAnsi="Abadi" w:cs="Abadi"/>
-          <w:b/>
-          <w:bCs/>
-        </w:rPr>
-        <w:t>Integridade do Hardware:</w:t>
-      </w:r>
-      <w:r>
-        <w:rPr>
-          <w:rFonts w:ascii="Abadi" w:eastAsia="Abadi" w:hAnsi="Abadi" w:cs="Abadi"/>
-        </w:rPr>
-        <w:t xml:space="preserve"> </w:t>
-      </w:r>
-      <w:r>
-        <w:rPr>
-          <w:rFonts w:ascii="Abadi" w:eastAsia="Abadi" w:hAnsi="Abadi" w:cs="Abadi"/>
-        </w:rPr>
-        <w:t>Verifique polaridade e conexões I²C (VCC/3V3, GND, SDA, SCL) antes de energizar; bateria 18650 corretamente protegida e com tensão segura para o módulo Heltec V3.</w:t>
-      </w:r>
-    </w:p>
-    <w:p>
-      <w:pPr>
-        <w:pStyle w:val="ListParagraph"/>
-        <w:numPr>
-          <w:ilvl w:val="0"/>
-          <w:numId w:val="4"/>
-        </w:numPr>
-        <w:spacing w:after="0"/>
-        <w:rPr>
-          <w:rFonts w:ascii="Abadi" w:eastAsia="Abadi" w:hAnsi="Abadi" w:cs="Abadi"/>
-        </w:rPr>
-      </w:pPr>
-      <w:r>
-        <w:rPr>
-          <w:rFonts w:ascii="Abadi" w:eastAsia="Abadi" w:hAnsi="Abadi" w:cs="Abadi"/>
-          <w:b/>
-          <w:bCs/>
-        </w:rPr>
-        <w:t>Qualidade e Organização/Dicas:</w:t>
-      </w:r>
-      <w:r>
-        <w:rPr>
-          <w:rFonts w:ascii="Abadi" w:eastAsia="Abadi" w:hAnsi="Abadi" w:cs="Abadi"/>
-        </w:rPr>
-        <w:t xml:space="preserve"> </w:t>
-      </w:r>
-      <w:r>
-        <w:rPr>
-          <w:rFonts w:ascii="Abadi" w:eastAsia="Abadi" w:hAnsi="Abadi" w:cs="Abadi"/>
-        </w:rPr>
-        <w:t>Mantenha cabeamento curto e firme, soldas confiáveis, e isole contatos do suporte da 18650 para evitar curto.</w:t>
-      </w:r>
-    </w:p>
-    <w:p>
-      <w:pPr>
-        <w:spacing w:before="240" w:after="240"/>
-        <w:rPr>
-          <w:rFonts w:ascii="Abadi" w:eastAsia="Abadi" w:hAnsi="Abadi" w:cs="Abadi"/>
-        </w:rPr>
-      </w:pPr>
-      <w:r>
-        <w:rPr>
-          <w:rFonts w:ascii="Abadi" w:eastAsia="Abadi" w:hAnsi="Abadi" w:cs="Abadi"/>
-          <w:b/>
-          <w:bCs/>
-        </w:rPr>
-        <w:t>Procedimento de Montagem:</w:t>
-      </w:r>
-    </w:p>
-    <w:p>
-      <w:pPr>
-        <w:spacing w:before="240" w:after="240"/>
-        <w:rPr>
-          <w:rFonts w:ascii="Abadi" w:eastAsia="Abadi" w:hAnsi="Abadi" w:cs="Abadi"/>
-          <w:highlight w:val="yellow"/>
-        </w:rPr>
-      </w:pPr>
-      <w:r>
-        <w:rPr>
-          <w:rFonts w:ascii="Abadi" w:eastAsia="Abadi" w:hAnsi="Abadi" w:cs="Abadi"/>
-          <w:b/>
-          <w:bCs/>
-        </w:rPr>
-        <w:t xml:space="preserve">Passo 01: </w:t>
-      </w:r>
-      <w:r>
-        <w:rPr>
-          <w:rFonts w:ascii="Abadi" w:eastAsia="Abadi" w:hAnsi="Abadi" w:cs="Abadi"/>
-          <w:b/>
-          <w:bCs/>
-        </w:rPr>
-        <w:t>Conexão do BME280 ao ESP32</w:t>
-      </w:r>
-      <w:r>
-        <w:rPr>
-          <w:rFonts w:ascii="Cambria Math" w:eastAsia="Abadi" w:hAnsi="Cambria Math" w:cs="Cambria Math"/>
-          <w:b/>
-          <w:bCs/>
-        </w:rPr>
-        <w:t>‑</w:t>
-      </w:r>
-      <w:r>
-        <w:rPr>
-          <w:rFonts w:ascii="Abadi" w:eastAsia="Abadi" w:hAnsi="Abadi" w:cs="Abadi"/>
-          <w:b/>
-          <w:bCs/>
-        </w:rPr>
-        <w:t>S3 Heltec V3</w:t>
       </w:r>
     </w:p>
     <w:p>
@@ -1802,8 +1679,7 @@
           <w:b/>
           <w:bCs/>
         </w:rPr>
-        <w:lastRenderedPageBreak/>
-        <w:t>Instrução:</w:t>
+        <w:t>Integridade do Hardware:</w:t>
       </w:r>
       <w:r>
         <w:rPr>
@@ -1815,79 +1691,7 @@
         <w:rPr>
           <w:rFonts w:ascii="Abadi" w:eastAsia="Abadi" w:hAnsi="Abadi" w:cs="Abadi"/>
         </w:rPr>
-        <w:t>Conecte o módulo BME280 ao ESP32</w:t>
-      </w:r>
-      <w:r>
-        <w:rPr>
-          <w:rFonts w:ascii="Cambria Math" w:eastAsia="Abadi" w:hAnsi="Cambria Math" w:cs="Cambria Math"/>
-        </w:rPr>
-        <w:t>‑</w:t>
-      </w:r>
-      <w:r>
-        <w:rPr>
-          <w:rFonts w:ascii="Abadi" w:eastAsia="Abadi" w:hAnsi="Abadi" w:cs="Abadi"/>
-        </w:rPr>
-        <w:t>S3 Heltec V3 seguindo o barramento I²C configurado no firmware:</w:t>
-      </w:r>
-      <w:r>
-        <w:rPr>
-          <w:rFonts w:ascii="Abadi" w:eastAsia="Abadi" w:hAnsi="Abadi" w:cs="Abadi"/>
-        </w:rPr>
-        <w:t xml:space="preserve"> </w:t>
-      </w:r>
-      <w:r>
-        <w:rPr>
-          <w:rFonts w:ascii="Abadi" w:eastAsia="Abadi" w:hAnsi="Abadi" w:cs="Abadi"/>
-        </w:rPr>
-        <w:t xml:space="preserve">VCC </w:t>
-      </w:r>
-      <w:r>
-        <w:rPr>
-          <w:rFonts w:ascii="Arial" w:eastAsia="Abadi" w:hAnsi="Arial" w:cs="Arial"/>
-        </w:rPr>
-        <w:t>→</w:t>
-      </w:r>
-      <w:r>
-        <w:rPr>
-          <w:rFonts w:ascii="Abadi" w:eastAsia="Abadi" w:hAnsi="Abadi" w:cs="Abadi"/>
-        </w:rPr>
-        <w:t xml:space="preserve"> 3V3, GND </w:t>
-      </w:r>
-      <w:r>
-        <w:rPr>
-          <w:rFonts w:ascii="Arial" w:eastAsia="Abadi" w:hAnsi="Arial" w:cs="Arial"/>
-        </w:rPr>
-        <w:t>→</w:t>
-      </w:r>
-      <w:r>
-        <w:rPr>
-          <w:rFonts w:ascii="Abadi" w:eastAsia="Abadi" w:hAnsi="Abadi" w:cs="Abadi"/>
-        </w:rPr>
-        <w:t xml:space="preserve"> GND, SDA </w:t>
-      </w:r>
-      <w:r>
-        <w:rPr>
-          <w:rFonts w:ascii="Arial" w:eastAsia="Abadi" w:hAnsi="Arial" w:cs="Arial"/>
-        </w:rPr>
-        <w:t>→</w:t>
-      </w:r>
-      <w:r>
-        <w:rPr>
-          <w:rFonts w:ascii="Abadi" w:eastAsia="Abadi" w:hAnsi="Abadi" w:cs="Abadi"/>
-        </w:rPr>
-        <w:t xml:space="preserve"> GPIO 21, SCL </w:t>
-      </w:r>
-      <w:r>
-        <w:rPr>
-          <w:rFonts w:ascii="Arial" w:eastAsia="Abadi" w:hAnsi="Arial" w:cs="Arial"/>
-        </w:rPr>
-        <w:t>→</w:t>
-      </w:r>
-      <w:r>
-        <w:rPr>
-          <w:rFonts w:ascii="Abadi" w:eastAsia="Abadi" w:hAnsi="Abadi" w:cs="Abadi"/>
-        </w:rPr>
-        <w:t xml:space="preserve"> GPIO 22</w:t>
+        <w:t>Verifique polaridade e conexões I²C (VCC/3V3, GND, SDA, SCL) antes de energizar; bateria 18650 corretamente protegida e com tensão segura para o módulo Heltec V3.</w:t>
       </w:r>
     </w:p>
     <w:p>
@@ -1900,7 +1704,6 @@
         <w:spacing w:after="0"/>
         <w:rPr>
           <w:rFonts w:ascii="Abadi" w:eastAsia="Abadi" w:hAnsi="Abadi" w:cs="Abadi"/>
-          <w:highlight w:val="yellow"/>
         </w:rPr>
       </w:pPr>
       <w:r>
@@ -1908,52 +1711,25 @@
           <w:rFonts w:ascii="Abadi" w:eastAsia="Abadi" w:hAnsi="Abadi" w:cs="Abadi"/>
           <w:b/>
           <w:bCs/>
-          <w:highlight w:val="yellow"/>
-        </w:rPr>
-        <w:t>Referência Visual:</w:t>
-      </w:r>
-    </w:p>
-    <w:p>
-      <w:pPr>
-        <w:spacing w:after="0"/>
-        <w:rPr>
-          <w:rFonts w:ascii="Abadi" w:eastAsia="Abadi" w:hAnsi="Abadi" w:cs="Abadi"/>
-          <w:highlight w:val="yellow"/>
-        </w:rPr>
-      </w:pPr>
-      <w:r>
-        <w:rPr>
-          <w:rFonts w:ascii="Abadi" w:eastAsia="Abadi" w:hAnsi="Abadi" w:cs="Abadi"/>
-          <w:highlight w:val="yellow"/>
-        </w:rPr>
-        <w:t>[Inserir Foto real da montagem ou Diagrama de fiação]</w:t>
-      </w:r>
-    </w:p>
-    <w:p>
-      <w:pPr>
-        <w:spacing w:after="0"/>
-        <w:rPr>
-          <w:rFonts w:ascii="Abadi" w:eastAsia="Abadi" w:hAnsi="Abadi" w:cs="Abadi"/>
-        </w:rPr>
-      </w:pPr>
-      <w:r>
-        <w:rPr>
-          <w:rFonts w:ascii="Abadi" w:eastAsia="Abadi" w:hAnsi="Abadi" w:cs="Abadi"/>
-          <w:i/>
-          <w:iCs/>
-          <w:highlight w:val="yellow"/>
-        </w:rPr>
-        <w:t>Legenda: [Descrição técnica do componente e sua respectiva conexão/pino.]</w:t>
-      </w:r>
-    </w:p>
-    <w:p>
-      <w:pPr>
-        <w:pStyle w:val="ListParagraph"/>
-        <w:numPr>
-          <w:ilvl w:val="0"/>
-          <w:numId w:val="64"/>
-        </w:numPr>
-        <w:spacing w:after="0"/>
+        </w:rPr>
+        <w:t>Qualidade e Organização/Dicas:</w:t>
+      </w:r>
+      <w:r>
+        <w:rPr>
+          <w:rFonts w:ascii="Abadi" w:eastAsia="Abadi" w:hAnsi="Abadi" w:cs="Abadi"/>
+        </w:rPr>
+        <w:t xml:space="preserve"> </w:t>
+      </w:r>
+      <w:r>
+        <w:rPr>
+          <w:rFonts w:ascii="Abadi" w:eastAsia="Abadi" w:hAnsi="Abadi" w:cs="Abadi"/>
+        </w:rPr>
+        <w:t>Mantenha cabeamento curto e firme, soldas confiáveis, e isole contatos do suporte da 18650 para evitar curto.</w:t>
+      </w:r>
+    </w:p>
+    <w:p>
+      <w:pPr>
+        <w:spacing w:before="240" w:after="240"/>
         <w:rPr>
           <w:rFonts w:ascii="Abadi" w:eastAsia="Abadi" w:hAnsi="Abadi" w:cs="Abadi"/>
         </w:rPr>
@@ -1964,19 +1740,7 @@
           <w:b/>
           <w:bCs/>
         </w:rPr>
-        <w:t>Pontos de Atenção:</w:t>
-      </w:r>
-      <w:r>
-        <w:rPr>
-          <w:rFonts w:ascii="Abadi" w:eastAsia="Abadi" w:hAnsi="Abadi" w:cs="Abadi"/>
-        </w:rPr>
-        <w:t xml:space="preserve"> </w:t>
-      </w:r>
-      <w:r>
-        <w:rPr>
-          <w:rFonts w:ascii="Abadi" w:eastAsia="Abadi" w:hAnsi="Abadi" w:cs="Abadi"/>
-        </w:rPr>
-        <w:t>O firmware utiliza o endereço padrão 0x76 (definido em BME280_I2C_ADDRESS1). Caso seu módulo esteja configurado para 0x77, o código deve ser ajustado.</w:t>
+        <w:t>Procedimento de Montagem:</w:t>
       </w:r>
     </w:p>
     <w:p>
@@ -1984,6 +1748,7 @@
         <w:spacing w:before="240" w:after="240"/>
         <w:rPr>
           <w:rFonts w:ascii="Abadi" w:eastAsia="Abadi" w:hAnsi="Abadi" w:cs="Abadi"/>
+          <w:highlight w:val="yellow"/>
         </w:rPr>
       </w:pPr>
       <w:r>
@@ -1992,7 +1757,7 @@
           <w:b/>
           <w:bCs/>
         </w:rPr>
-        <w:t xml:space="preserve">Passo 02: </w:t>
+        <w:t xml:space="preserve">Passo 01: </w:t>
       </w:r>
       <w:r>
         <w:rPr>
@@ -2000,7 +1765,23 @@
           <w:b/>
           <w:bCs/>
         </w:rPr>
-        <w:t>Configuração e Upload do Firmware</w:t>
+        <w:t>Conexão do BME280 ao ESP32</w:t>
+      </w:r>
+      <w:r>
+        <w:rPr>
+          <w:rFonts w:ascii="Cambria Math" w:eastAsia="Abadi" w:hAnsi="Cambria Math" w:cs="Cambria Math"/>
+          <w:b/>
+          <w:bCs/>
+        </w:rPr>
+        <w:t>‑</w:t>
+      </w:r>
+      <w:r>
+        <w:rPr>
+          <w:rFonts w:ascii="Abadi" w:eastAsia="Abadi" w:hAnsi="Abadi" w:cs="Abadi"/>
+          <w:b/>
+          <w:bCs/>
+        </w:rPr>
+        <w:t>S3 Heltec V3</w:t>
       </w:r>
     </w:p>
     <w:p>
@@ -2021,6 +1802,7 @@
           <w:b/>
           <w:bCs/>
         </w:rPr>
+        <w:lastRenderedPageBreak/>
         <w:t>Instrução:</w:t>
       </w:r>
       <w:r>
@@ -2029,24 +1811,11 @@
         </w:rPr>
         <w:t xml:space="preserve"> </w:t>
       </w:r>
-    </w:p>
-    <w:p>
-      <w:pPr>
-        <w:pStyle w:val="ListParagraph"/>
-        <w:numPr>
-          <w:ilvl w:val="1"/>
-          <w:numId w:val="2"/>
-        </w:numPr>
-        <w:spacing w:after="0"/>
-        <w:rPr>
-          <w:rFonts w:ascii="Abadi" w:eastAsia="Abadi" w:hAnsi="Abadi" w:cs="Abadi"/>
-        </w:rPr>
-      </w:pPr>
-      <w:r>
-        <w:rPr>
-          <w:rFonts w:ascii="Abadi" w:eastAsia="Abadi" w:hAnsi="Abadi" w:cs="Abadi"/>
-        </w:rPr>
-        <w:t>Conecte o ESP32</w:t>
+      <w:r>
+        <w:rPr>
+          <w:rFonts w:ascii="Abadi" w:eastAsia="Abadi" w:hAnsi="Abadi" w:cs="Abadi"/>
+        </w:rPr>
+        <w:t>Conecte o módulo BME280 ao ESP32</w:t>
       </w:r>
       <w:r>
         <w:rPr>
@@ -2058,69 +1827,19 @@
         <w:rPr>
           <w:rFonts w:ascii="Abadi" w:eastAsia="Abadi" w:hAnsi="Abadi" w:cs="Abadi"/>
         </w:rPr>
-        <w:t>S3 Heltec V3 ao PC via USB e abra o VS Code com o ambiente ESP</w:t>
-      </w:r>
-      <w:r>
-        <w:rPr>
-          <w:rFonts w:ascii="Cambria Math" w:eastAsia="Abadi" w:hAnsi="Cambria Math" w:cs="Cambria Math"/>
-        </w:rPr>
-        <w:t>‑</w:t>
-      </w:r>
-      <w:r>
-        <w:rPr>
-          <w:rFonts w:ascii="Abadi" w:eastAsia="Abadi" w:hAnsi="Abadi" w:cs="Abadi"/>
-        </w:rPr>
-        <w:t>IDF configurado.</w:t>
-      </w:r>
-    </w:p>
-    <w:p>
-      <w:pPr>
-        <w:pStyle w:val="ListParagraph"/>
-        <w:numPr>
-          <w:ilvl w:val="1"/>
-          <w:numId w:val="2"/>
-        </w:numPr>
-        <w:spacing w:after="0"/>
-        <w:rPr>
-          <w:rFonts w:ascii="Abadi" w:eastAsia="Abadi" w:hAnsi="Abadi" w:cs="Abadi"/>
-        </w:rPr>
-      </w:pPr>
-      <w:r>
-        <w:rPr>
-          <w:rFonts w:ascii="Abadi" w:eastAsia="Abadi" w:hAnsi="Abadi" w:cs="Abadi"/>
-        </w:rPr>
-        <w:t>Ajuste SSID, senha Wi</w:t>
-      </w:r>
-      <w:r>
-        <w:rPr>
-          <w:rFonts w:ascii="Cambria Math" w:eastAsia="Abadi" w:hAnsi="Cambria Math" w:cs="Cambria Math"/>
-        </w:rPr>
-        <w:t>‑</w:t>
-      </w:r>
-      <w:r>
-        <w:rPr>
-          <w:rFonts w:ascii="Abadi" w:eastAsia="Abadi" w:hAnsi="Abadi" w:cs="Abadi"/>
-        </w:rPr>
-        <w:t>Fi e endereço do broker MQTT no código.</w:t>
-      </w:r>
-    </w:p>
-    <w:p>
-      <w:pPr>
-        <w:pStyle w:val="ListParagraph"/>
-        <w:numPr>
-          <w:ilvl w:val="1"/>
-          <w:numId w:val="2"/>
-        </w:numPr>
-        <w:spacing w:after="0"/>
-        <w:rPr>
-          <w:rFonts w:ascii="Abadi" w:eastAsia="Abadi" w:hAnsi="Abadi" w:cs="Abadi"/>
-        </w:rPr>
-      </w:pPr>
-      <w:r>
-        <w:rPr>
-          <w:rFonts w:ascii="Abadi" w:eastAsia="Abadi" w:hAnsi="Abadi" w:cs="Abadi"/>
-        </w:rPr>
-        <w:t xml:space="preserve">Execute: build </w:t>
+        <w:t>S3 Heltec V3 seguindo o barramento I²C configurado no firmware:</w:t>
+      </w:r>
+      <w:r>
+        <w:rPr>
+          <w:rFonts w:ascii="Abadi" w:eastAsia="Abadi" w:hAnsi="Abadi" w:cs="Abadi"/>
+        </w:rPr>
+        <w:t xml:space="preserve"> </w:t>
+      </w:r>
+      <w:r>
+        <w:rPr>
+          <w:rFonts w:ascii="Abadi" w:eastAsia="Abadi" w:hAnsi="Abadi" w:cs="Abadi"/>
+        </w:rPr>
+        <w:t xml:space="preserve">VCC </w:t>
       </w:r>
       <w:r>
         <w:rPr>
@@ -2132,7 +1851,7 @@
         <w:rPr>
           <w:rFonts w:ascii="Abadi" w:eastAsia="Abadi" w:hAnsi="Abadi" w:cs="Abadi"/>
         </w:rPr>
-        <w:t xml:space="preserve"> flash </w:t>
+        <w:t xml:space="preserve"> 3V3, GND </w:t>
       </w:r>
       <w:r>
         <w:rPr>
@@ -2144,114 +1863,31 @@
         <w:rPr>
           <w:rFonts w:ascii="Abadi" w:eastAsia="Abadi" w:hAnsi="Abadi" w:cs="Abadi"/>
         </w:rPr>
-        <w:t xml:space="preserve"> monitor.</w:t>
-      </w:r>
-    </w:p>
-    <w:p>
-      <w:pPr>
-        <w:pStyle w:val="ListParagraph"/>
-        <w:numPr>
-          <w:ilvl w:val="1"/>
-          <w:numId w:val="2"/>
-        </w:numPr>
-        <w:spacing w:after="0"/>
-        <w:rPr>
-          <w:rFonts w:ascii="Abadi" w:eastAsia="Abadi" w:hAnsi="Abadi" w:cs="Abadi"/>
-        </w:rPr>
-      </w:pPr>
-      <w:r>
-        <w:rPr>
-          <w:rFonts w:ascii="Abadi" w:eastAsia="Abadi" w:hAnsi="Abadi" w:cs="Abadi"/>
-        </w:rPr>
-        <w:t>Verifique no terminal:</w:t>
-      </w:r>
-    </w:p>
-    <w:p>
-      <w:pPr>
-        <w:pStyle w:val="ListParagraph"/>
-        <w:numPr>
-          <w:ilvl w:val="2"/>
-          <w:numId w:val="2"/>
-        </w:numPr>
-        <w:spacing w:after="0"/>
-        <w:rPr>
-          <w:rFonts w:ascii="Abadi" w:eastAsia="Abadi" w:hAnsi="Abadi" w:cs="Abadi"/>
-        </w:rPr>
-      </w:pPr>
-      <w:r>
-        <w:rPr>
-          <w:rFonts w:ascii="Abadi" w:eastAsia="Abadi" w:hAnsi="Abadi" w:cs="Abadi"/>
-        </w:rPr>
-        <w:t>Conexão Wi</w:t>
-      </w:r>
-      <w:r>
-        <w:rPr>
-          <w:rFonts w:ascii="Cambria Math" w:eastAsia="Abadi" w:hAnsi="Cambria Math" w:cs="Cambria Math"/>
-        </w:rPr>
-        <w:t>‑</w:t>
-      </w:r>
-      <w:r>
-        <w:rPr>
-          <w:rFonts w:ascii="Abadi" w:eastAsia="Abadi" w:hAnsi="Abadi" w:cs="Abadi"/>
-        </w:rPr>
-        <w:t>Fi.</w:t>
-      </w:r>
-    </w:p>
-    <w:p>
-      <w:pPr>
-        <w:pStyle w:val="ListParagraph"/>
-        <w:numPr>
-          <w:ilvl w:val="2"/>
-          <w:numId w:val="2"/>
-        </w:numPr>
-        <w:spacing w:after="0"/>
-        <w:rPr>
-          <w:rFonts w:ascii="Abadi" w:eastAsia="Abadi" w:hAnsi="Abadi" w:cs="Abadi"/>
-        </w:rPr>
-      </w:pPr>
-      <w:r>
-        <w:rPr>
-          <w:rFonts w:ascii="Abadi" w:eastAsia="Abadi" w:hAnsi="Abadi" w:cs="Abadi"/>
-        </w:rPr>
-        <w:t>Conexão MQTT.</w:t>
-      </w:r>
-    </w:p>
-    <w:p>
-      <w:pPr>
-        <w:pStyle w:val="ListParagraph"/>
-        <w:numPr>
-          <w:ilvl w:val="2"/>
-          <w:numId w:val="2"/>
-        </w:numPr>
-        <w:spacing w:after="0"/>
-        <w:rPr>
-          <w:rFonts w:ascii="Abadi" w:eastAsia="Abadi" w:hAnsi="Abadi" w:cs="Abadi"/>
-        </w:rPr>
-      </w:pPr>
-      <w:r>
-        <w:rPr>
-          <w:rFonts w:ascii="Abadi" w:eastAsia="Abadi" w:hAnsi="Abadi" w:cs="Abadi"/>
-        </w:rPr>
-        <w:t>Inicialização do BME280.</w:t>
-      </w:r>
-    </w:p>
-    <w:p>
-      <w:pPr>
-        <w:pStyle w:val="ListParagraph"/>
-        <w:numPr>
-          <w:ilvl w:val="2"/>
-          <w:numId w:val="2"/>
-        </w:numPr>
-        <w:spacing w:after="0"/>
-        <w:rPr>
-          <w:rFonts w:ascii="Abadi" w:eastAsia="Abadi" w:hAnsi="Abadi" w:cs="Abadi"/>
-        </w:rPr>
-      </w:pPr>
-      <w:r>
-        <w:rPr>
-          <w:rFonts w:ascii="Abadi" w:eastAsia="Abadi" w:hAnsi="Abadi" w:cs="Abadi"/>
-        </w:rPr>
-        <w:t>Publicação nos tópicos:</w:t>
+        <w:t xml:space="preserve"> GND, SDA </w:t>
+      </w:r>
+      <w:r>
+        <w:rPr>
+          <w:rFonts w:ascii="Arial" w:eastAsia="Abadi" w:hAnsi="Arial" w:cs="Arial"/>
+        </w:rPr>
+        <w:t>→</w:t>
+      </w:r>
+      <w:r>
+        <w:rPr>
+          <w:rFonts w:ascii="Abadi" w:eastAsia="Abadi" w:hAnsi="Abadi" w:cs="Abadi"/>
+        </w:rPr>
+        <w:t xml:space="preserve"> GPIO 21, SCL </w:t>
+      </w:r>
+      <w:r>
+        <w:rPr>
+          <w:rFonts w:ascii="Arial" w:eastAsia="Abadi" w:hAnsi="Arial" w:cs="Arial"/>
+        </w:rPr>
+        <w:t>→</w:t>
+      </w:r>
+      <w:r>
+        <w:rPr>
+          <w:rFonts w:ascii="Abadi" w:eastAsia="Abadi" w:hAnsi="Abadi" w:cs="Abadi"/>
+        </w:rPr>
+        <w:t xml:space="preserve"> GPIO 22</w:t>
       </w:r>
     </w:p>
     <w:p>
@@ -2264,6 +1900,432 @@
         <w:spacing w:after="0"/>
         <w:rPr>
           <w:rFonts w:ascii="Abadi" w:eastAsia="Abadi" w:hAnsi="Abadi" w:cs="Abadi"/>
+        </w:rPr>
+      </w:pPr>
+      <w:r>
+        <w:rPr>
+          <w:rFonts w:ascii="Abadi" w:eastAsia="Abadi" w:hAnsi="Abadi" w:cs="Abadi"/>
+          <w:b/>
+          <w:bCs/>
+        </w:rPr>
+        <w:t>Referência Visual:</w:t>
+      </w:r>
+    </w:p>
+    <w:p>
+      <w:pPr>
+        <w:pStyle w:val="NormalWeb"/>
+        <w:spacing w:after="0" w:afterAutospacing="0"/>
+        <w:ind w:left="360"/>
+        <w:rPr>
+          <w:rFonts w:ascii="Abadi" w:eastAsia="Abadi" w:hAnsi="Abadi" w:cs="Abadi"/>
+        </w:rPr>
+      </w:pPr>
+      <w:r>
+        <w:rPr>
+          <w:noProof/>
+        </w:rPr>
+        <w:drawing>
+          <wp:inline distT="0" distB="0" distL="0" distR="0" wp14:anchorId="53C95EE9" wp14:editId="3C9F3C6B">
+            <wp:extent cx="6032500" cy="2736850"/>
+            <wp:effectExtent l="0" t="0" r="6350" b="6350"/>
+            <wp:docPr id="106776466" name="Picture 2"/>
+            <wp:cNvGraphicFramePr>
+              <a:graphicFrameLocks xmlns:a="http://schemas.openxmlformats.org/drawingml/2006/main" noChangeAspect="1"/>
+            </wp:cNvGraphicFramePr>
+            <a:graphic xmlns:a="http://schemas.openxmlformats.org/drawingml/2006/main">
+              <a:graphicData uri="http://schemas.openxmlformats.org/drawingml/2006/picture">
+                <pic:pic xmlns:pic="http://schemas.openxmlformats.org/drawingml/2006/picture">
+                  <pic:nvPicPr>
+                    <pic:cNvPr id="0" name="Picture 2"/>
+                    <pic:cNvPicPr>
+                      <a:picLocks noChangeAspect="1" noChangeArrowheads="1"/>
+                    </pic:cNvPicPr>
+                  </pic:nvPicPr>
+                  <pic:blipFill rotWithShape="1">
+                    <a:blip r:embed="rId12" cstate="print">
+                      <a:extLst>
+                        <a:ext uri="{28A0092B-C50C-407E-A947-70E740481C1C}">
+                          <a14:useLocalDpi xmlns:a14="http://schemas.microsoft.com/office/drawing/2010/main" val="0"/>
+                        </a:ext>
+                      </a:extLst>
+                    </a:blip>
+                    <a:srcRect l="514" t="10247" r="2011" b="13619"/>
+                    <a:stretch>
+                      <a:fillRect/>
+                    </a:stretch>
+                  </pic:blipFill>
+                  <pic:spPr bwMode="auto">
+                    <a:xfrm>
+                      <a:off x="0" y="0"/>
+                      <a:ext cx="6032500" cy="2736850"/>
+                    </a:xfrm>
+                    <a:prstGeom prst="rect">
+                      <a:avLst/>
+                    </a:prstGeom>
+                    <a:noFill/>
+                    <a:ln>
+                      <a:noFill/>
+                    </a:ln>
+                    <a:extLst>
+                      <a:ext uri="{53640926-AAD7-44D8-BBD7-CCE9431645EC}">
+                        <a14:shadowObscured xmlns:a14="http://schemas.microsoft.com/office/drawing/2010/main"/>
+                      </a:ext>
+                    </a:extLst>
+                  </pic:spPr>
+                </pic:pic>
+              </a:graphicData>
+            </a:graphic>
+          </wp:inline>
+        </w:drawing>
+      </w:r>
+    </w:p>
+    <w:p>
+      <w:pPr>
+        <w:spacing w:after="0"/>
+        <w:jc w:val="center"/>
+        <w:rPr>
+          <w:rFonts w:ascii="Abadi" w:eastAsia="Abadi" w:hAnsi="Abadi" w:cs="Abadi"/>
+        </w:rPr>
+      </w:pPr>
+      <w:r>
+        <w:rPr>
+          <w:rFonts w:ascii="Abadi" w:eastAsia="Abadi" w:hAnsi="Abadi" w:cs="Abadi"/>
+          <w:i/>
+          <w:iCs/>
+        </w:rPr>
+        <w:t>Montagem</w:t>
+      </w:r>
+    </w:p>
+    <w:p>
+      <w:pPr>
+        <w:pStyle w:val="ListParagraph"/>
+        <w:numPr>
+          <w:ilvl w:val="0"/>
+          <w:numId w:val="14"/>
+        </w:numPr>
+        <w:spacing w:after="0"/>
+        <w:rPr>
+          <w:rFonts w:ascii="Abadi" w:eastAsia="Abadi" w:hAnsi="Abadi" w:cs="Abadi"/>
+        </w:rPr>
+      </w:pPr>
+      <w:r>
+        <w:rPr>
+          <w:rFonts w:ascii="Abadi" w:eastAsia="Abadi" w:hAnsi="Abadi" w:cs="Abadi"/>
+          <w:b/>
+          <w:bCs/>
+        </w:rPr>
+        <w:t>Pontos de Atenção:</w:t>
+      </w:r>
+      <w:r>
+        <w:rPr>
+          <w:rFonts w:ascii="Abadi" w:eastAsia="Abadi" w:hAnsi="Abadi" w:cs="Abadi"/>
+        </w:rPr>
+        <w:t xml:space="preserve"> </w:t>
+      </w:r>
+      <w:r>
+        <w:rPr>
+          <w:rFonts w:ascii="Abadi" w:eastAsia="Abadi" w:hAnsi="Abadi" w:cs="Abadi"/>
+        </w:rPr>
+        <w:t>O firmware utiliza o endereço padrão 0x76 (definido em BME280_I2C_ADDRESS1). Caso seu módulo esteja configurado para 0x77, o código deve ser ajustado.</w:t>
+      </w:r>
+    </w:p>
+    <w:p>
+      <w:pPr>
+        <w:spacing w:before="240" w:after="240"/>
+        <w:rPr>
+          <w:rFonts w:ascii="Abadi" w:eastAsia="Abadi" w:hAnsi="Abadi" w:cs="Abadi"/>
+        </w:rPr>
+      </w:pPr>
+      <w:r>
+        <w:rPr>
+          <w:rFonts w:ascii="Abadi" w:eastAsia="Abadi" w:hAnsi="Abadi" w:cs="Abadi"/>
+          <w:b/>
+          <w:bCs/>
+        </w:rPr>
+        <w:t xml:space="preserve">Passo 02: </w:t>
+      </w:r>
+      <w:r>
+        <w:rPr>
+          <w:rFonts w:ascii="Abadi" w:eastAsia="Abadi" w:hAnsi="Abadi" w:cs="Abadi"/>
+          <w:b/>
+          <w:bCs/>
+        </w:rPr>
+        <w:t>Configuração e Upload do Firmware</w:t>
+      </w:r>
+    </w:p>
+    <w:p>
+      <w:pPr>
+        <w:pStyle w:val="ListParagraph"/>
+        <w:numPr>
+          <w:ilvl w:val="0"/>
+          <w:numId w:val="1"/>
+        </w:numPr>
+        <w:spacing w:after="0"/>
+        <w:rPr>
+          <w:rFonts w:ascii="Abadi" w:eastAsia="Abadi" w:hAnsi="Abadi" w:cs="Abadi"/>
+        </w:rPr>
+      </w:pPr>
+      <w:r>
+        <w:rPr>
+          <w:rFonts w:ascii="Abadi" w:eastAsia="Abadi" w:hAnsi="Abadi" w:cs="Abadi"/>
+          <w:b/>
+          <w:bCs/>
+        </w:rPr>
+        <w:t>Instrução:</w:t>
+      </w:r>
+      <w:r>
+        <w:rPr>
+          <w:rFonts w:ascii="Abadi" w:eastAsia="Abadi" w:hAnsi="Abadi" w:cs="Abadi"/>
+        </w:rPr>
+        <w:t xml:space="preserve"> </w:t>
+      </w:r>
+    </w:p>
+    <w:p>
+      <w:pPr>
+        <w:pStyle w:val="ListParagraph"/>
+        <w:numPr>
+          <w:ilvl w:val="1"/>
+          <w:numId w:val="1"/>
+        </w:numPr>
+        <w:spacing w:after="0"/>
+        <w:rPr>
+          <w:rFonts w:ascii="Abadi" w:eastAsia="Abadi" w:hAnsi="Abadi" w:cs="Abadi"/>
+        </w:rPr>
+      </w:pPr>
+      <w:r>
+        <w:rPr>
+          <w:rFonts w:ascii="Abadi" w:eastAsia="Abadi" w:hAnsi="Abadi" w:cs="Abadi"/>
+        </w:rPr>
+        <w:t>Conecte o ESP32</w:t>
+      </w:r>
+      <w:r>
+        <w:rPr>
+          <w:rFonts w:ascii="Cambria Math" w:eastAsia="Abadi" w:hAnsi="Cambria Math" w:cs="Cambria Math"/>
+        </w:rPr>
+        <w:t>‑</w:t>
+      </w:r>
+      <w:r>
+        <w:rPr>
+          <w:rFonts w:ascii="Abadi" w:eastAsia="Abadi" w:hAnsi="Abadi" w:cs="Abadi"/>
+        </w:rPr>
+        <w:t>S3 ao PC via USB e abra o VS Code com o ambiente ESP</w:t>
+      </w:r>
+      <w:r>
+        <w:rPr>
+          <w:rFonts w:ascii="Cambria Math" w:eastAsia="Abadi" w:hAnsi="Cambria Math" w:cs="Cambria Math"/>
+        </w:rPr>
+        <w:t>‑</w:t>
+      </w:r>
+      <w:r>
+        <w:rPr>
+          <w:rFonts w:ascii="Abadi" w:eastAsia="Abadi" w:hAnsi="Abadi" w:cs="Abadi"/>
+        </w:rPr>
+        <w:t>IDF configurado.</w:t>
+      </w:r>
+    </w:p>
+    <w:p>
+      <w:pPr>
+        <w:pStyle w:val="ListParagraph"/>
+        <w:numPr>
+          <w:ilvl w:val="1"/>
+          <w:numId w:val="1"/>
+        </w:numPr>
+        <w:spacing w:after="0"/>
+        <w:rPr>
+          <w:rFonts w:ascii="Abadi" w:eastAsia="Abadi" w:hAnsi="Abadi" w:cs="Abadi"/>
+        </w:rPr>
+      </w:pPr>
+      <w:r>
+        <w:rPr>
+          <w:rFonts w:ascii="Abadi" w:eastAsia="Abadi" w:hAnsi="Abadi" w:cs="Abadi"/>
+        </w:rPr>
+        <w:t>Ajuste SSID, senha Wi</w:t>
+      </w:r>
+      <w:r>
+        <w:rPr>
+          <w:rFonts w:ascii="Cambria Math" w:eastAsia="Abadi" w:hAnsi="Cambria Math" w:cs="Cambria Math"/>
+        </w:rPr>
+        <w:t>‑</w:t>
+      </w:r>
+      <w:r>
+        <w:rPr>
+          <w:rFonts w:ascii="Abadi" w:eastAsia="Abadi" w:hAnsi="Abadi" w:cs="Abadi"/>
+        </w:rPr>
+        <w:t xml:space="preserve">Fi e endereço do broker MQTT no </w:t>
+      </w:r>
+      <w:r>
+        <w:rPr>
+          <w:rFonts w:ascii="Abadi" w:eastAsia="Abadi" w:hAnsi="Abadi" w:cs="Abadi"/>
+        </w:rPr>
+        <w:t>menuconfig (idf.py menuconfig)</w:t>
+      </w:r>
+      <w:r>
+        <w:rPr>
+          <w:rFonts w:ascii="Abadi" w:eastAsia="Abadi" w:hAnsi="Abadi" w:cs="Abadi"/>
+        </w:rPr>
+        <w:t>.</w:t>
+      </w:r>
+    </w:p>
+    <w:p>
+      <w:pPr>
+        <w:pStyle w:val="ListParagraph"/>
+        <w:numPr>
+          <w:ilvl w:val="1"/>
+          <w:numId w:val="1"/>
+        </w:numPr>
+        <w:spacing w:after="0"/>
+        <w:rPr>
+          <w:rFonts w:ascii="Abadi" w:eastAsia="Abadi" w:hAnsi="Abadi" w:cs="Abadi"/>
+        </w:rPr>
+      </w:pPr>
+      <w:r>
+        <w:rPr>
+          <w:rFonts w:ascii="Abadi" w:eastAsia="Abadi" w:hAnsi="Abadi" w:cs="Abadi"/>
+        </w:rPr>
+        <w:t xml:space="preserve">Execute: build </w:t>
+      </w:r>
+      <w:r>
+        <w:rPr>
+          <w:rFonts w:ascii="Arial" w:eastAsia="Abadi" w:hAnsi="Arial" w:cs="Arial"/>
+        </w:rPr>
+        <w:t>→</w:t>
+      </w:r>
+      <w:r>
+        <w:rPr>
+          <w:rFonts w:ascii="Abadi" w:eastAsia="Abadi" w:hAnsi="Abadi" w:cs="Abadi"/>
+        </w:rPr>
+        <w:t xml:space="preserve"> flash </w:t>
+      </w:r>
+      <w:r>
+        <w:rPr>
+          <w:rFonts w:ascii="Arial" w:eastAsia="Abadi" w:hAnsi="Arial" w:cs="Arial"/>
+        </w:rPr>
+        <w:t>→</w:t>
+      </w:r>
+      <w:r>
+        <w:rPr>
+          <w:rFonts w:ascii="Abadi" w:eastAsia="Abadi" w:hAnsi="Abadi" w:cs="Abadi"/>
+        </w:rPr>
+        <w:t xml:space="preserve"> monitor.</w:t>
+      </w:r>
+    </w:p>
+    <w:p>
+      <w:pPr>
+        <w:pStyle w:val="ListParagraph"/>
+        <w:numPr>
+          <w:ilvl w:val="1"/>
+          <w:numId w:val="1"/>
+        </w:numPr>
+        <w:spacing w:after="0"/>
+        <w:rPr>
+          <w:rFonts w:ascii="Abadi" w:eastAsia="Abadi" w:hAnsi="Abadi" w:cs="Abadi"/>
+        </w:rPr>
+      </w:pPr>
+      <w:r>
+        <w:rPr>
+          <w:rFonts w:ascii="Abadi" w:eastAsia="Abadi" w:hAnsi="Abadi" w:cs="Abadi"/>
+        </w:rPr>
+        <w:t>Verifique no terminal:</w:t>
+      </w:r>
+    </w:p>
+    <w:p>
+      <w:pPr>
+        <w:pStyle w:val="ListParagraph"/>
+        <w:numPr>
+          <w:ilvl w:val="2"/>
+          <w:numId w:val="1"/>
+        </w:numPr>
+        <w:spacing w:after="0"/>
+        <w:rPr>
+          <w:rFonts w:ascii="Abadi" w:eastAsia="Abadi" w:hAnsi="Abadi" w:cs="Abadi"/>
+        </w:rPr>
+      </w:pPr>
+      <w:r>
+        <w:rPr>
+          <w:rFonts w:ascii="Abadi" w:eastAsia="Abadi" w:hAnsi="Abadi" w:cs="Abadi"/>
+        </w:rPr>
+        <w:t>Conexão Wi</w:t>
+      </w:r>
+      <w:r>
+        <w:rPr>
+          <w:rFonts w:ascii="Cambria Math" w:eastAsia="Abadi" w:hAnsi="Cambria Math" w:cs="Cambria Math"/>
+        </w:rPr>
+        <w:t>‑</w:t>
+      </w:r>
+      <w:r>
+        <w:rPr>
+          <w:rFonts w:ascii="Abadi" w:eastAsia="Abadi" w:hAnsi="Abadi" w:cs="Abadi"/>
+        </w:rPr>
+        <w:t>Fi.</w:t>
+      </w:r>
+    </w:p>
+    <w:p>
+      <w:pPr>
+        <w:pStyle w:val="ListParagraph"/>
+        <w:numPr>
+          <w:ilvl w:val="2"/>
+          <w:numId w:val="1"/>
+        </w:numPr>
+        <w:spacing w:after="0"/>
+        <w:rPr>
+          <w:rFonts w:ascii="Abadi" w:eastAsia="Abadi" w:hAnsi="Abadi" w:cs="Abadi"/>
+        </w:rPr>
+      </w:pPr>
+      <w:r>
+        <w:rPr>
+          <w:rFonts w:ascii="Abadi" w:eastAsia="Abadi" w:hAnsi="Abadi" w:cs="Abadi"/>
+        </w:rPr>
+        <w:t>Conexão MQTT.</w:t>
+      </w:r>
+    </w:p>
+    <w:p>
+      <w:pPr>
+        <w:pStyle w:val="ListParagraph"/>
+        <w:numPr>
+          <w:ilvl w:val="2"/>
+          <w:numId w:val="1"/>
+        </w:numPr>
+        <w:spacing w:after="0"/>
+        <w:rPr>
+          <w:rFonts w:ascii="Abadi" w:eastAsia="Abadi" w:hAnsi="Abadi" w:cs="Abadi"/>
+        </w:rPr>
+      </w:pPr>
+      <w:r>
+        <w:rPr>
+          <w:rFonts w:ascii="Abadi" w:eastAsia="Abadi" w:hAnsi="Abadi" w:cs="Abadi"/>
+        </w:rPr>
+        <w:t>Inicialização do BME280.</w:t>
+      </w:r>
+    </w:p>
+    <w:p>
+      <w:pPr>
+        <w:pStyle w:val="ListParagraph"/>
+        <w:numPr>
+          <w:ilvl w:val="2"/>
+          <w:numId w:val="1"/>
+        </w:numPr>
+        <w:spacing w:after="0"/>
+        <w:rPr>
+          <w:rFonts w:ascii="Abadi" w:eastAsia="Abadi" w:hAnsi="Abadi" w:cs="Abadi"/>
+        </w:rPr>
+      </w:pPr>
+      <w:r>
+        <w:rPr>
+          <w:rFonts w:ascii="Abadi" w:eastAsia="Abadi" w:hAnsi="Abadi" w:cs="Abadi"/>
+        </w:rPr>
+        <w:t>Publicação nos tópicos:</w:t>
+      </w:r>
+    </w:p>
+    <w:p>
+      <w:pPr>
+        <w:pStyle w:val="ListParagraph"/>
+        <w:numPr>
+          <w:ilvl w:val="0"/>
+          <w:numId w:val="1"/>
+        </w:numPr>
+        <w:spacing w:after="0"/>
+        <w:rPr>
+          <w:rFonts w:ascii="Abadi" w:eastAsia="Abadi" w:hAnsi="Abadi" w:cs="Abadi"/>
           <w:highlight w:val="yellow"/>
         </w:rPr>
       </w:pPr>
@@ -2280,42 +2342,192 @@
     <w:p>
       <w:pPr>
         <w:spacing w:after="0"/>
-        <w:rPr>
-          <w:rFonts w:ascii="Abadi" w:eastAsia="Abadi" w:hAnsi="Abadi" w:cs="Abadi"/>
-          <w:highlight w:val="yellow"/>
-        </w:rPr>
-      </w:pPr>
-      <w:r>
-        <w:rPr>
-          <w:rFonts w:ascii="Abadi" w:eastAsia="Abadi" w:hAnsi="Abadi" w:cs="Abadi"/>
-          <w:highlight w:val="yellow"/>
-        </w:rPr>
-        <w:t>[Inserir Screenshot da interface de upload ou foto do sistema energizado]</w:t>
-      </w:r>
-    </w:p>
-    <w:p>
-      <w:pPr>
-        <w:spacing w:after="0"/>
-        <w:rPr>
-          <w:rFonts w:ascii="Abadi" w:eastAsia="Abadi" w:hAnsi="Abadi" w:cs="Abadi"/>
-        </w:rPr>
-      </w:pPr>
-      <w:r>
+        <w:jc w:val="center"/>
         <w:rPr>
           <w:rFonts w:ascii="Abadi" w:eastAsia="Abadi" w:hAnsi="Abadi" w:cs="Abadi"/>
           <w:i/>
           <w:iCs/>
+        </w:rPr>
+      </w:pPr>
+      <w:r>
+        <w:rPr>
+          <w:rFonts w:ascii="Abadi" w:eastAsia="Abadi" w:hAnsi="Abadi" w:cs="Abadi"/>
+          <w:i/>
+          <w:iCs/>
+          <w:noProof/>
+        </w:rPr>
+        <w:lastRenderedPageBreak/>
+        <w:drawing>
+          <wp:inline distT="0" distB="0" distL="0" distR="0" wp14:anchorId="64B66E72" wp14:editId="071B7776">
+            <wp:extent cx="5740400" cy="2806700"/>
+            <wp:effectExtent l="0" t="0" r="0" b="0"/>
+            <wp:docPr id="2031258139" name="Picture 1"/>
+            <wp:cNvGraphicFramePr>
+              <a:graphicFrameLocks xmlns:a="http://schemas.openxmlformats.org/drawingml/2006/main" noChangeAspect="1"/>
+            </wp:cNvGraphicFramePr>
+            <a:graphic xmlns:a="http://schemas.openxmlformats.org/drawingml/2006/main">
+              <a:graphicData uri="http://schemas.openxmlformats.org/drawingml/2006/picture">
+                <pic:pic xmlns:pic="http://schemas.openxmlformats.org/drawingml/2006/picture">
+                  <pic:nvPicPr>
+                    <pic:cNvPr id="0" name="Picture 1"/>
+                    <pic:cNvPicPr>
+                      <a:picLocks noChangeAspect="1" noChangeArrowheads="1"/>
+                    </pic:cNvPicPr>
+                  </pic:nvPicPr>
+                  <pic:blipFill>
+                    <a:blip r:embed="rId13">
+                      <a:extLst>
+                        <a:ext uri="{28A0092B-C50C-407E-A947-70E740481C1C}">
+                          <a14:useLocalDpi xmlns:a14="http://schemas.microsoft.com/office/drawing/2010/main" val="0"/>
+                        </a:ext>
+                      </a:extLst>
+                    </a:blip>
+                    <a:srcRect/>
+                    <a:stretch>
+                      <a:fillRect/>
+                    </a:stretch>
+                  </pic:blipFill>
+                  <pic:spPr bwMode="auto">
+                    <a:xfrm>
+                      <a:off x="0" y="0"/>
+                      <a:ext cx="5740400" cy="2806700"/>
+                    </a:xfrm>
+                    <a:prstGeom prst="rect">
+                      <a:avLst/>
+                    </a:prstGeom>
+                    <a:noFill/>
+                    <a:ln>
+                      <a:noFill/>
+                    </a:ln>
+                  </pic:spPr>
+                </pic:pic>
+              </a:graphicData>
+            </a:graphic>
+          </wp:inline>
+        </w:drawing>
+      </w:r>
+    </w:p>
+    <w:p>
+      <w:pPr>
+        <w:spacing w:after="0"/>
+        <w:jc w:val="center"/>
+        <w:rPr>
+          <w:rFonts w:ascii="Abadi" w:eastAsia="Abadi" w:hAnsi="Abadi" w:cs="Abadi"/>
+          <w:i/>
+          <w:iCs/>
+        </w:rPr>
+      </w:pPr>
+      <w:r>
+        <w:rPr>
+          <w:rFonts w:ascii="Abadi" w:eastAsia="Abadi" w:hAnsi="Abadi" w:cs="Abadi"/>
+          <w:i/>
+          <w:iCs/>
+        </w:rPr>
+        <w:t>Configurações a serem feitas</w:t>
+      </w:r>
+      <w:r>
+        <w:rPr>
+          <w:rFonts w:ascii="Abadi" w:eastAsia="Abadi" w:hAnsi="Abadi" w:cs="Abadi"/>
+          <w:i/>
+          <w:iCs/>
+        </w:rPr>
+        <w:t>.</w:t>
+      </w:r>
+    </w:p>
+    <w:p>
+      <w:pPr>
+        <w:pStyle w:val="ListParagraph"/>
+        <w:spacing w:after="0"/>
+        <w:rPr>
+          <w:rFonts w:ascii="Abadi" w:eastAsia="Abadi" w:hAnsi="Abadi" w:cs="Abadi"/>
           <w:highlight w:val="yellow"/>
         </w:rPr>
-        <w:t>Legenda: [Descrição do indicador de sucesso no upload ou status do LED.]</w:t>
-      </w:r>
+      </w:pPr>
+    </w:p>
+    <w:p>
+      <w:pPr>
+        <w:spacing w:after="0"/>
+        <w:jc w:val="center"/>
+        <w:rPr>
+          <w:rFonts w:ascii="Abadi" w:eastAsia="Abadi" w:hAnsi="Abadi" w:cs="Abadi"/>
+          <w:i/>
+          <w:iCs/>
+        </w:rPr>
+      </w:pPr>
+      <w:r>
+        <w:rPr>
+          <w:rFonts w:ascii="Abadi" w:eastAsia="Abadi" w:hAnsi="Abadi" w:cs="Abadi"/>
+          <w:i/>
+          <w:iCs/>
+        </w:rPr>
+        <w:drawing>
+          <wp:inline distT="0" distB="0" distL="0" distR="0" wp14:anchorId="737FCAC4" wp14:editId="0892AC94">
+            <wp:extent cx="4394426" cy="1479626"/>
+            <wp:effectExtent l="0" t="0" r="6350" b="6350"/>
+            <wp:docPr id="686574635" name="Picture 1"/>
+            <wp:cNvGraphicFramePr>
+              <a:graphicFrameLocks xmlns:a="http://schemas.openxmlformats.org/drawingml/2006/main" noChangeAspect="1"/>
+            </wp:cNvGraphicFramePr>
+            <a:graphic xmlns:a="http://schemas.openxmlformats.org/drawingml/2006/main">
+              <a:graphicData uri="http://schemas.openxmlformats.org/drawingml/2006/picture">
+                <pic:pic xmlns:pic="http://schemas.openxmlformats.org/drawingml/2006/picture">
+                  <pic:nvPicPr>
+                    <pic:cNvPr id="686574635" name=""/>
+                    <pic:cNvPicPr/>
+                  </pic:nvPicPr>
+                  <pic:blipFill>
+                    <a:blip r:embed="rId14"/>
+                    <a:stretch>
+                      <a:fillRect/>
+                    </a:stretch>
+                  </pic:blipFill>
+                  <pic:spPr>
+                    <a:xfrm>
+                      <a:off x="0" y="0"/>
+                      <a:ext cx="4394426" cy="1479626"/>
+                    </a:xfrm>
+                    <a:prstGeom prst="rect">
+                      <a:avLst/>
+                    </a:prstGeom>
+                  </pic:spPr>
+                </pic:pic>
+              </a:graphicData>
+            </a:graphic>
+          </wp:inline>
+        </w:drawing>
+      </w:r>
+    </w:p>
+    <w:p>
+      <w:pPr>
+        <w:spacing w:after="0"/>
+        <w:jc w:val="center"/>
+        <w:rPr>
+          <w:rFonts w:ascii="Abadi" w:eastAsia="Abadi" w:hAnsi="Abadi" w:cs="Abadi"/>
+        </w:rPr>
+      </w:pPr>
+      <w:r>
+        <w:rPr>
+          <w:rFonts w:ascii="Abadi" w:eastAsia="Abadi" w:hAnsi="Abadi" w:cs="Abadi"/>
+          <w:i/>
+          <w:iCs/>
+        </w:rPr>
+        <w:t>Leituras no terminal.</w:t>
+      </w:r>
+    </w:p>
+    <w:p>
+      <w:pPr>
+        <w:spacing w:after="0"/>
+        <w:rPr>
+          <w:rFonts w:ascii="Abadi" w:eastAsia="Abadi" w:hAnsi="Abadi" w:cs="Abadi"/>
+        </w:rPr>
+      </w:pPr>
     </w:p>
     <w:p>
       <w:pPr>
         <w:pStyle w:val="ListParagraph"/>
         <w:numPr>
           <w:ilvl w:val="0"/>
-          <w:numId w:val="2"/>
+          <w:numId w:val="1"/>
         </w:numPr>
         <w:rPr>
           <w:rFonts w:ascii="Abadi" w:eastAsia="Abadi" w:hAnsi="Abadi" w:cs="Abadi"/>
@@ -2387,7 +2599,7 @@
         <w:pStyle w:val="ListParagraph"/>
         <w:numPr>
           <w:ilvl w:val="0"/>
-          <w:numId w:val="2"/>
+          <w:numId w:val="1"/>
         </w:numPr>
         <w:spacing w:after="0"/>
         <w:rPr>
@@ -2414,7 +2626,7 @@
         <w:pStyle w:val="ListParagraph"/>
         <w:numPr>
           <w:ilvl w:val="1"/>
-          <w:numId w:val="2"/>
+          <w:numId w:val="1"/>
         </w:numPr>
         <w:spacing w:after="0"/>
         <w:rPr>
@@ -2433,7 +2645,7 @@
         <w:pStyle w:val="ListParagraph"/>
         <w:numPr>
           <w:ilvl w:val="1"/>
-          <w:numId w:val="2"/>
+          <w:numId w:val="1"/>
         </w:numPr>
         <w:spacing w:after="0"/>
         <w:rPr>
@@ -2452,7 +2664,7 @@
         <w:pStyle w:val="ListParagraph"/>
         <w:numPr>
           <w:ilvl w:val="1"/>
-          <w:numId w:val="2"/>
+          <w:numId w:val="1"/>
         </w:numPr>
         <w:spacing w:after="0"/>
         <w:rPr>
@@ -2471,7 +2683,7 @@
         <w:pStyle w:val="ListParagraph"/>
         <w:numPr>
           <w:ilvl w:val="1"/>
-          <w:numId w:val="2"/>
+          <w:numId w:val="1"/>
         </w:numPr>
         <w:spacing w:after="0"/>
         <w:rPr>
@@ -2526,12 +2738,11 @@
         <w:pStyle w:val="ListParagraph"/>
         <w:numPr>
           <w:ilvl w:val="0"/>
-          <w:numId w:val="2"/>
+          <w:numId w:val="1"/>
         </w:numPr>
         <w:spacing w:after="0"/>
         <w:rPr>
           <w:rFonts w:ascii="Abadi" w:eastAsia="Abadi" w:hAnsi="Abadi" w:cs="Abadi"/>
-          <w:highlight w:val="yellow"/>
         </w:rPr>
       </w:pPr>
       <w:r>
@@ -2539,43 +2750,33 @@
           <w:rFonts w:ascii="Abadi" w:eastAsia="Abadi" w:hAnsi="Abadi" w:cs="Abadi"/>
           <w:b/>
           <w:bCs/>
-          <w:highlight w:val="yellow"/>
-        </w:rPr>
-        <w:t>Referência Visual:</w:t>
-      </w:r>
-    </w:p>
-    <w:p>
-      <w:pPr>
-        <w:spacing w:after="0"/>
-        <w:rPr>
-          <w:rFonts w:ascii="Abadi" w:eastAsia="Abadi" w:hAnsi="Abadi" w:cs="Abadi"/>
-          <w:highlight w:val="yellow"/>
-        </w:rPr>
-      </w:pPr>
-      <w:r>
-        <w:rPr>
-          <w:rFonts w:ascii="Abadi" w:eastAsia="Abadi" w:hAnsi="Abadi" w:cs="Abadi"/>
-          <w:highlight w:val="yellow"/>
-        </w:rPr>
-        <w:t>[Inserir Screenshot da interface de upload ou foto do sistema energizado]</w:t>
-      </w:r>
-    </w:p>
-    <w:p>
-      <w:pPr>
-        <w:spacing w:after="0"/>
-        <w:rPr>
-          <w:rFonts w:ascii="Abadi" w:eastAsia="Abadi" w:hAnsi="Abadi" w:cs="Abadi"/>
-          <w:highlight w:val="yellow"/>
-        </w:rPr>
-      </w:pPr>
-      <w:r>
-        <w:rPr>
-          <w:rFonts w:ascii="Abadi" w:eastAsia="Abadi" w:hAnsi="Abadi" w:cs="Abadi"/>
-          <w:i/>
-          <w:iCs/>
-          <w:highlight w:val="yellow"/>
-        </w:rPr>
-        <w:t>Legenda: [Descrição do indicador de sucesso no upload ou status do LED.]</w:t>
+        </w:rPr>
+        <w:t>Pontos de Atenção:</w:t>
+      </w:r>
+      <w:r>
+        <w:rPr>
+          <w:rFonts w:ascii="Abadi" w:eastAsia="Abadi" w:hAnsi="Abadi" w:cs="Abadi"/>
+        </w:rPr>
+        <w:t xml:space="preserve"> </w:t>
+      </w:r>
+      <w:r>
+        <w:rPr>
+          <w:rFonts w:ascii="Abadi" w:eastAsia="Abadi" w:hAnsi="Abadi" w:cs="Abadi"/>
+        </w:rPr>
+        <w:t>Não deixe a bateria conectada sem supervisão nas primeiras execuções. Temperatura ambiente pode afetar tanto a leitura quanto a autonomia.</w:t>
+      </w:r>
+    </w:p>
+    <w:p>
+      <w:pPr>
+        <w:pStyle w:val="Heading2"/>
+        <w:spacing w:before="299" w:after="299"/>
+      </w:pPr>
+      <w:r>
+        <w:rPr>
+          <w:rFonts w:ascii="Abadi" w:eastAsia="Abadi" w:hAnsi="Abadi" w:cs="Abadi"/>
+        </w:rPr>
+        <w:lastRenderedPageBreak/>
+        <w:t>9. VALIDAÇÃO E COMPARAÇÃO</w:t>
       </w:r>
     </w:p>
     <w:p>
@@ -2583,53 +2784,7 @@
         <w:pStyle w:val="ListParagraph"/>
         <w:numPr>
           <w:ilvl w:val="0"/>
-          <w:numId w:val="2"/>
-        </w:numPr>
-        <w:spacing w:after="0"/>
-        <w:rPr>
-          <w:rFonts w:ascii="Abadi" w:eastAsia="Abadi" w:hAnsi="Abadi" w:cs="Abadi"/>
-        </w:rPr>
-      </w:pPr>
-      <w:r>
-        <w:rPr>
-          <w:rFonts w:ascii="Abadi" w:eastAsia="Abadi" w:hAnsi="Abadi" w:cs="Abadi"/>
-          <w:b/>
-          <w:bCs/>
-        </w:rPr>
-        <w:lastRenderedPageBreak/>
-        <w:t>Pontos de Atenção:</w:t>
-      </w:r>
-      <w:r>
-        <w:rPr>
-          <w:rFonts w:ascii="Abadi" w:eastAsia="Abadi" w:hAnsi="Abadi" w:cs="Abadi"/>
-        </w:rPr>
-        <w:t xml:space="preserve"> </w:t>
-      </w:r>
-      <w:r>
-        <w:rPr>
-          <w:rFonts w:ascii="Abadi" w:eastAsia="Abadi" w:hAnsi="Abadi" w:cs="Abadi"/>
-        </w:rPr>
-        <w:t>Não deixe a bateria conectada sem supervisão nas primeiras execuções. Temperatura ambiente pode afetar tanto a leitura quanto a autonomia.</w:t>
-      </w:r>
-    </w:p>
-    <w:p>
-      <w:pPr>
-        <w:pStyle w:val="Heading2"/>
-        <w:spacing w:before="299" w:after="299"/>
-      </w:pPr>
-      <w:r>
-        <w:rPr>
-          <w:rFonts w:ascii="Abadi" w:eastAsia="Abadi" w:hAnsi="Abadi" w:cs="Abadi"/>
-        </w:rPr>
-        <w:t>9. VALIDAÇÃO E COMPARAÇÃO</w:t>
-      </w:r>
-    </w:p>
-    <w:p>
-      <w:pPr>
-        <w:pStyle w:val="ListParagraph"/>
-        <w:numPr>
-          <w:ilvl w:val="0"/>
-          <w:numId w:val="9"/>
+          <w:numId w:val="5"/>
         </w:numPr>
         <w:spacing w:after="0"/>
         <w:rPr>
@@ -2652,7 +2807,7 @@
         <w:pStyle w:val="ListParagraph"/>
         <w:numPr>
           <w:ilvl w:val="1"/>
-          <w:numId w:val="9"/>
+          <w:numId w:val="5"/>
         </w:numPr>
         <w:spacing w:after="0"/>
         <w:rPr>
@@ -2683,7 +2838,7 @@
         <w:pStyle w:val="ListParagraph"/>
         <w:numPr>
           <w:ilvl w:val="1"/>
-          <w:numId w:val="9"/>
+          <w:numId w:val="5"/>
         </w:numPr>
         <w:spacing w:after="0"/>
         <w:rPr>
@@ -2702,7 +2857,7 @@
         <w:pStyle w:val="ListParagraph"/>
         <w:numPr>
           <w:ilvl w:val="1"/>
-          <w:numId w:val="9"/>
+          <w:numId w:val="5"/>
         </w:numPr>
         <w:spacing w:after="0"/>
         <w:rPr>
@@ -2721,7 +2876,7 @@
         <w:pStyle w:val="ListParagraph"/>
         <w:numPr>
           <w:ilvl w:val="1"/>
-          <w:numId w:val="9"/>
+          <w:numId w:val="5"/>
         </w:numPr>
         <w:spacing w:after="0"/>
         <w:rPr>
@@ -2740,7 +2895,7 @@
         <w:pStyle w:val="ListParagraph"/>
         <w:numPr>
           <w:ilvl w:val="1"/>
-          <w:numId w:val="9"/>
+          <w:numId w:val="5"/>
         </w:numPr>
         <w:spacing w:after="0"/>
         <w:rPr>
@@ -3699,7 +3854,6 @@
         <w:rPr>
           <w:rFonts w:ascii="Abadi" w:eastAsia="Abadi" w:hAnsi="Abadi" w:cs="Abadi"/>
         </w:rPr>
-        <w:lastRenderedPageBreak/>
         <w:t>11. CONCLUSÃO E PRÓXIMOS PASSOS</w:t>
       </w:r>
     </w:p>
@@ -3708,7 +3862,7 @@
         <w:pStyle w:val="ListParagraph"/>
         <w:numPr>
           <w:ilvl w:val="0"/>
-          <w:numId w:val="8"/>
+          <w:numId w:val="4"/>
         </w:numPr>
         <w:spacing w:after="0"/>
         <w:rPr>
@@ -3716,6 +3870,7 @@
           <w:lang w:val="en-US"/>
         </w:rPr>
       </w:pPr>
+      <w:proofErr w:type="spellStart"/>
       <w:r>
         <w:rPr>
           <w:rFonts w:ascii="Abadi" w:eastAsia="Abadi" w:hAnsi="Abadi" w:cs="Abadi"/>
@@ -3723,7 +3878,17 @@
           <w:bCs/>
           <w:lang w:val="en-US"/>
         </w:rPr>
-        <w:t>Glossário:</w:t>
+        <w:t>Glossário</w:t>
+      </w:r>
+      <w:proofErr w:type="spellEnd"/>
+      <w:r>
+        <w:rPr>
+          <w:rFonts w:ascii="Abadi" w:eastAsia="Abadi" w:hAnsi="Abadi" w:cs="Abadi"/>
+          <w:b/>
+          <w:bCs/>
+          <w:lang w:val="en-US"/>
+        </w:rPr>
+        <w:t>:</w:t>
       </w:r>
       <w:r>
         <w:rPr>
@@ -3773,7 +3938,7 @@
         <w:pStyle w:val="ListParagraph"/>
         <w:numPr>
           <w:ilvl w:val="0"/>
-          <w:numId w:val="8"/>
+          <w:numId w:val="4"/>
         </w:numPr>
         <w:spacing w:after="0"/>
       </w:pPr>
@@ -3783,6 +3948,7 @@
           <w:b/>
           <w:bCs/>
         </w:rPr>
+        <w:lastRenderedPageBreak/>
         <w:t xml:space="preserve">Desafio </w:t>
       </w:r>
       <w:r>
@@ -3837,7 +4003,7 @@
         <w:pStyle w:val="ListParagraph"/>
         <w:numPr>
           <w:ilvl w:val="0"/>
-          <w:numId w:val="8"/>
+          <w:numId w:val="4"/>
         </w:numPr>
         <w:spacing w:after="0"/>
         <w:rPr>
@@ -3858,7 +4024,7 @@
         <w:pStyle w:val="ListParagraph"/>
         <w:numPr>
           <w:ilvl w:val="1"/>
-          <w:numId w:val="8"/>
+          <w:numId w:val="4"/>
         </w:numPr>
         <w:spacing w:after="0"/>
         <w:rPr>
@@ -3886,7 +4052,7 @@
         <w:pStyle w:val="ListParagraph"/>
         <w:numPr>
           <w:ilvl w:val="1"/>
-          <w:numId w:val="8"/>
+          <w:numId w:val="4"/>
         </w:numPr>
         <w:spacing w:after="0"/>
         <w:rPr>
@@ -4317,10 +4483,10 @@
       </w:pPr>
     </w:p>
     <w:sectPr>
-      <w:headerReference w:type="default" r:id="rId12"/>
-      <w:footerReference w:type="default" r:id="rId13"/>
-      <w:headerReference w:type="first" r:id="rId14"/>
-      <w:footerReference w:type="first" r:id="rId15"/>
+      <w:headerReference w:type="default" r:id="rId15"/>
+      <w:footerReference w:type="default" r:id="rId16"/>
+      <w:headerReference w:type="first" r:id="rId17"/>
+      <w:footerReference w:type="first" r:id="rId18"/>
       <w:pgSz w:w="11906" w:h="16838"/>
       <w:pgMar w:top="1440" w:right="1080" w:bottom="1440" w:left="1080" w:header="737" w:footer="708" w:gutter="0"/>
       <w:cols w:space="708"/>
@@ -4937,7 +5103,7 @@
             </wp:anchor>
           </w:drawing>
         </mc:Choice>
-        <mc:Fallback xmlns:a14="http://schemas.microsoft.com/office/drawing/2010/main" xmlns:pic="http://schemas.openxmlformats.org/drawingml/2006/picture" xmlns:a="http://schemas.openxmlformats.org/drawingml/2006/main">
+        <mc:Fallback xmlns:a="http://schemas.openxmlformats.org/drawingml/2006/main" xmlns:pic="http://schemas.openxmlformats.org/drawingml/2006/picture" xmlns:a14="http://schemas.microsoft.com/office/drawing/2010/main">
           <w:pict>
             <v:rect id="Rectangle 4" style="position:absolute;margin-left:0;margin-top:-37pt;width:600.25pt;height:71.95pt;z-index:251664384;visibility:visible;mso-wrap-style:square;mso-width-percent:0;mso-height-percent:0;mso-wrap-distance-left:9pt;mso-wrap-distance-top:0;mso-wrap-distance-right:9pt;mso-wrap-distance-bottom:0;mso-position-horizontal:left;mso-position-horizontal-relative:page;mso-position-vertical:absolute;mso-position-vertical-relative:text;mso-width-percent:0;mso-height-percent:0;mso-width-relative:margin;mso-height-relative:margin;v-text-anchor:middle" o:spid="_x0000_s1026" fillcolor="#01093a [3204]" stroked="f" strokeweight="2pt" w14:anchorId="42279ACB" o:gfxdata="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">
               <w10:wrap anchorx="page"/>
@@ -5003,119 +5169,6 @@
 <file path=word/numbering.xml><?xml version="1.0" encoding="utf-8"?>
 <w:numbering xmlns:wpc="http://schemas.microsoft.com/office/word/2010/wordprocessingCanvas" xmlns:cx="http://schemas.microsoft.com/office/drawing/2014/chartex" xmlns:cx1="http://schemas.microsoft.com/office/drawing/2015/9/8/chartex" xmlns:cx2="http://schemas.microsoft.com/office/drawing/2015/10/21/chartex" xmlns:cx3="http://schemas.microsoft.com/office/drawing/2016/5/9/chartex" xmlns:cx4="http://schemas.microsoft.com/office/drawing/2016/5/10/chartex" xmlns:cx5="http://schemas.microsoft.com/office/drawing/2016/5/11/chartex" xmlns:cx6="http://schemas.microsoft.com/office/drawing/2016/5/12/chartex" xmlns:cx7="http://schemas.microsoft.com/office/drawing/2016/5/13/chartex" xmlns:cx8="http://schemas.microsoft.com/office/drawing/2016/5/14/chartex" xmlns:mc="http://schemas.openxmlformats.org/markup-compatibility/2006" xmlns:aink="http://schemas.microsoft.com/office/drawing/2016/ink" xmlns:am3d="http://schemas.microsoft.com/office/drawing/2017/model3d" xmlns:o="urn:schemas-microsoft-com:office:office" xmlns:oel="http://schemas.microsoft.com/office/2019/extlst" xmlns:r="http://schemas.openxmlformats.org/officeDocument/2006/relationships" xmlns:m="http://schemas.openxmlformats.org/officeDocument/2006/math" xmlns:v="urn:schemas-microsoft-com:vml" xmlns:wp14="http://schemas.microsoft.com/office/word/2010/wordprocessingDrawing" xmlns:wp="http://schemas.openxmlformats.org/drawingml/2006/wordprocessingDrawing" xmlns:w10="urn:schemas-microsoft-com:office:word" xmlns:w="http://schemas.openxmlformats.org/wordprocessingml/2006/main" xmlns:w14="http://schemas.microsoft.com/office/word/2010/wordml" xmlns:w15="http://schemas.microsoft.com/office/word/2012/wordml" xmlns:w16cex="http://schemas.microsoft.com/office/word/2018/wordml/cex" xmlns:w16cid="http://schemas.microsoft.com/office/word/2016/wordml/cid" xmlns:w16="http://schemas.microsoft.com/office/word/2018/wordml" xmlns:w16du="http://schemas.microsoft.com/office/word/2023/wordml/word16du" xmlns:w16sdtdh="http://schemas.microsoft.com/office/word/2020/wordml/sdtdatahash" xmlns:w16sdtfl="http://schemas.microsoft.com/office/word/2024/wordml/sdtformatlock" xmlns:w16se="http://schemas.microsoft.com/office/word/2015/wordml/symex" xmlns:wpg="http://schemas.microsoft.com/office/word/2010/wordprocessingGroup" xmlns:wpi="http://schemas.microsoft.com/office/word/2010/wordprocessingInk" xmlns:wne="http://schemas.microsoft.com/office/word/2006/wordml" xmlns:wps="http://schemas.microsoft.com/office/word/2010/wordprocessingShape" mc:Ignorable="w14 w15 w16se w16cid w16 w16cex w16sdtdh w16sdtfl w16du wp14">
   <w:abstractNum w:abstractNumId="0" w15:restartNumberingAfterBreak="0">
-    <w:nsid w:val="0085A8E3"/>
-    <w:multiLevelType w:val="hybridMultilevel"/>
-    <w:tmpl w:val="19E6E4CE"/>
-    <w:lvl w:ilvl="0" w:tplc="4E4040C0">
-      <w:start w:val="1"/>
-      <w:numFmt w:val="bullet"/>
-      <w:lvlText w:val=""/>
-      <w:lvlJc w:val="left"/>
-      <w:pPr>
-        <w:ind w:left="720" w:hanging="360"/>
-      </w:pPr>
-      <w:rPr>
-        <w:rFonts w:ascii="Symbol" w:hAnsi="Symbol" w:hint="default"/>
-      </w:rPr>
-    </w:lvl>
-    <w:lvl w:ilvl="1" w:tplc="74F6A376">
-      <w:start w:val="1"/>
-      <w:numFmt w:val="bullet"/>
-      <w:lvlText w:val="o"/>
-      <w:lvlJc w:val="left"/>
-      <w:pPr>
-        <w:ind w:left="1440" w:hanging="360"/>
-      </w:pPr>
-      <w:rPr>
-        <w:rFonts w:ascii="Courier New" w:hAnsi="Courier New" w:hint="default"/>
-      </w:rPr>
-    </w:lvl>
-    <w:lvl w:ilvl="2" w:tplc="5804F3F4">
-      <w:start w:val="1"/>
-      <w:numFmt w:val="bullet"/>
-      <w:lvlText w:val=""/>
-      <w:lvlJc w:val="left"/>
-      <w:pPr>
-        <w:ind w:left="2160" w:hanging="360"/>
-      </w:pPr>
-      <w:rPr>
-        <w:rFonts w:ascii="Wingdings" w:hAnsi="Wingdings" w:hint="default"/>
-      </w:rPr>
-    </w:lvl>
-    <w:lvl w:ilvl="3" w:tplc="599E6494">
-      <w:start w:val="1"/>
-      <w:numFmt w:val="bullet"/>
-      <w:lvlText w:val=""/>
-      <w:lvlJc w:val="left"/>
-      <w:pPr>
-        <w:ind w:left="2880" w:hanging="360"/>
-      </w:pPr>
-      <w:rPr>
-        <w:rFonts w:ascii="Symbol" w:hAnsi="Symbol" w:hint="default"/>
-      </w:rPr>
-    </w:lvl>
-    <w:lvl w:ilvl="4" w:tplc="FB66FD04">
-      <w:start w:val="1"/>
-      <w:numFmt w:val="bullet"/>
-      <w:lvlText w:val="o"/>
-      <w:lvlJc w:val="left"/>
-      <w:pPr>
-        <w:ind w:left="3600" w:hanging="360"/>
-      </w:pPr>
-      <w:rPr>
-        <w:rFonts w:ascii="Courier New" w:hAnsi="Courier New" w:hint="default"/>
-      </w:rPr>
-    </w:lvl>
-    <w:lvl w:ilvl="5" w:tplc="4EF0BF64">
-      <w:start w:val="1"/>
-      <w:numFmt w:val="bullet"/>
-      <w:lvlText w:val=""/>
-      <w:lvlJc w:val="left"/>
-      <w:pPr>
-        <w:ind w:left="4320" w:hanging="360"/>
-      </w:pPr>
-      <w:rPr>
-        <w:rFonts w:ascii="Wingdings" w:hAnsi="Wingdings" w:hint="default"/>
-      </w:rPr>
-    </w:lvl>
-    <w:lvl w:ilvl="6" w:tplc="D4E4A662">
-      <w:start w:val="1"/>
-      <w:numFmt w:val="bullet"/>
-      <w:lvlText w:val=""/>
-      <w:lvlJc w:val="left"/>
-      <w:pPr>
-        <w:ind w:left="5040" w:hanging="360"/>
-      </w:pPr>
-      <w:rPr>
-        <w:rFonts w:ascii="Symbol" w:hAnsi="Symbol" w:hint="default"/>
-      </w:rPr>
-    </w:lvl>
-    <w:lvl w:ilvl="7" w:tplc="9402BE50">
-      <w:start w:val="1"/>
-      <w:numFmt w:val="bullet"/>
-      <w:lvlText w:val="o"/>
-      <w:lvlJc w:val="left"/>
-      <w:pPr>
-        <w:ind w:left="5760" w:hanging="360"/>
-      </w:pPr>
-      <w:rPr>
-        <w:rFonts w:ascii="Courier New" w:hAnsi="Courier New" w:hint="default"/>
-      </w:rPr>
-    </w:lvl>
-    <w:lvl w:ilvl="8" w:tplc="BC024582">
-      <w:start w:val="1"/>
-      <w:numFmt w:val="bullet"/>
-      <w:lvlText w:val=""/>
-      <w:lvlJc w:val="left"/>
-      <w:pPr>
-        <w:ind w:left="6480" w:hanging="360"/>
-      </w:pPr>
-      <w:rPr>
-        <w:rFonts w:ascii="Wingdings" w:hAnsi="Wingdings" w:hint="default"/>
-      </w:rPr>
-    </w:lvl>
-  </w:abstractNum>
-  <w:abstractNum w:abstractNumId="1" w15:restartNumberingAfterBreak="0">
     <w:nsid w:val="01D801AD"/>
     <w:multiLevelType w:val="hybridMultilevel"/>
     <w:tmpl w:val="B302F9F8"/>
@@ -5228,233 +5281,7 @@
       </w:rPr>
     </w:lvl>
   </w:abstractNum>
-  <w:abstractNum w:abstractNumId="2" w15:restartNumberingAfterBreak="0">
-    <w:nsid w:val="02A78328"/>
-    <w:multiLevelType w:val="hybridMultilevel"/>
-    <w:tmpl w:val="FB8CE086"/>
-    <w:lvl w:ilvl="0" w:tplc="EED8858C">
-      <w:start w:val="1"/>
-      <w:numFmt w:val="bullet"/>
-      <w:lvlText w:val=""/>
-      <w:lvlJc w:val="left"/>
-      <w:pPr>
-        <w:ind w:left="720" w:hanging="360"/>
-      </w:pPr>
-      <w:rPr>
-        <w:rFonts w:ascii="Symbol" w:hAnsi="Symbol" w:hint="default"/>
-      </w:rPr>
-    </w:lvl>
-    <w:lvl w:ilvl="1" w:tplc="CCCA0D70">
-      <w:start w:val="1"/>
-      <w:numFmt w:val="bullet"/>
-      <w:lvlText w:val="o"/>
-      <w:lvlJc w:val="left"/>
-      <w:pPr>
-        <w:ind w:left="1440" w:hanging="360"/>
-      </w:pPr>
-      <w:rPr>
-        <w:rFonts w:ascii="Courier New" w:hAnsi="Courier New" w:hint="default"/>
-      </w:rPr>
-    </w:lvl>
-    <w:lvl w:ilvl="2" w:tplc="D4A68E58">
-      <w:start w:val="1"/>
-      <w:numFmt w:val="bullet"/>
-      <w:lvlText w:val=""/>
-      <w:lvlJc w:val="left"/>
-      <w:pPr>
-        <w:ind w:left="2160" w:hanging="360"/>
-      </w:pPr>
-      <w:rPr>
-        <w:rFonts w:ascii="Wingdings" w:hAnsi="Wingdings" w:hint="default"/>
-      </w:rPr>
-    </w:lvl>
-    <w:lvl w:ilvl="3" w:tplc="4344ED0A">
-      <w:start w:val="1"/>
-      <w:numFmt w:val="bullet"/>
-      <w:lvlText w:val=""/>
-      <w:lvlJc w:val="left"/>
-      <w:pPr>
-        <w:ind w:left="2880" w:hanging="360"/>
-      </w:pPr>
-      <w:rPr>
-        <w:rFonts w:ascii="Symbol" w:hAnsi="Symbol" w:hint="default"/>
-      </w:rPr>
-    </w:lvl>
-    <w:lvl w:ilvl="4" w:tplc="1FAA1D06">
-      <w:start w:val="1"/>
-      <w:numFmt w:val="bullet"/>
-      <w:lvlText w:val="o"/>
-      <w:lvlJc w:val="left"/>
-      <w:pPr>
-        <w:ind w:left="3600" w:hanging="360"/>
-      </w:pPr>
-      <w:rPr>
-        <w:rFonts w:ascii="Courier New" w:hAnsi="Courier New" w:hint="default"/>
-      </w:rPr>
-    </w:lvl>
-    <w:lvl w:ilvl="5" w:tplc="BE86CB62">
-      <w:start w:val="1"/>
-      <w:numFmt w:val="bullet"/>
-      <w:lvlText w:val=""/>
-      <w:lvlJc w:val="left"/>
-      <w:pPr>
-        <w:ind w:left="4320" w:hanging="360"/>
-      </w:pPr>
-      <w:rPr>
-        <w:rFonts w:ascii="Wingdings" w:hAnsi="Wingdings" w:hint="default"/>
-      </w:rPr>
-    </w:lvl>
-    <w:lvl w:ilvl="6" w:tplc="1AC426F2">
-      <w:start w:val="1"/>
-      <w:numFmt w:val="bullet"/>
-      <w:lvlText w:val=""/>
-      <w:lvlJc w:val="left"/>
-      <w:pPr>
-        <w:ind w:left="5040" w:hanging="360"/>
-      </w:pPr>
-      <w:rPr>
-        <w:rFonts w:ascii="Symbol" w:hAnsi="Symbol" w:hint="default"/>
-      </w:rPr>
-    </w:lvl>
-    <w:lvl w:ilvl="7" w:tplc="8438EC9A">
-      <w:start w:val="1"/>
-      <w:numFmt w:val="bullet"/>
-      <w:lvlText w:val="o"/>
-      <w:lvlJc w:val="left"/>
-      <w:pPr>
-        <w:ind w:left="5760" w:hanging="360"/>
-      </w:pPr>
-      <w:rPr>
-        <w:rFonts w:ascii="Courier New" w:hAnsi="Courier New" w:hint="default"/>
-      </w:rPr>
-    </w:lvl>
-    <w:lvl w:ilvl="8" w:tplc="93F4655C">
-      <w:start w:val="1"/>
-      <w:numFmt w:val="bullet"/>
-      <w:lvlText w:val=""/>
-      <w:lvlJc w:val="left"/>
-      <w:pPr>
-        <w:ind w:left="6480" w:hanging="360"/>
-      </w:pPr>
-      <w:rPr>
-        <w:rFonts w:ascii="Wingdings" w:hAnsi="Wingdings" w:hint="default"/>
-      </w:rPr>
-    </w:lvl>
-  </w:abstractNum>
-  <w:abstractNum w:abstractNumId="3" w15:restartNumberingAfterBreak="0">
-    <w:nsid w:val="05531593"/>
-    <w:multiLevelType w:val="hybridMultilevel"/>
-    <w:tmpl w:val="04FC9182"/>
-    <w:lvl w:ilvl="0" w:tplc="A0F423C6">
-      <w:start w:val="1"/>
-      <w:numFmt w:val="bullet"/>
-      <w:lvlText w:val=""/>
-      <w:lvlJc w:val="left"/>
-      <w:pPr>
-        <w:ind w:left="720" w:hanging="360"/>
-      </w:pPr>
-      <w:rPr>
-        <w:rFonts w:ascii="Symbol" w:hAnsi="Symbol" w:hint="default"/>
-      </w:rPr>
-    </w:lvl>
-    <w:lvl w:ilvl="1" w:tplc="CC2C5292">
-      <w:start w:val="1"/>
-      <w:numFmt w:val="bullet"/>
-      <w:lvlText w:val="o"/>
-      <w:lvlJc w:val="left"/>
-      <w:pPr>
-        <w:ind w:left="1440" w:hanging="360"/>
-      </w:pPr>
-      <w:rPr>
-        <w:rFonts w:ascii="Courier New" w:hAnsi="Courier New" w:hint="default"/>
-      </w:rPr>
-    </w:lvl>
-    <w:lvl w:ilvl="2" w:tplc="FF981A68">
-      <w:start w:val="1"/>
-      <w:numFmt w:val="bullet"/>
-      <w:lvlText w:val=""/>
-      <w:lvlJc w:val="left"/>
-      <w:pPr>
-        <w:ind w:left="2160" w:hanging="360"/>
-      </w:pPr>
-      <w:rPr>
-        <w:rFonts w:ascii="Wingdings" w:hAnsi="Wingdings" w:hint="default"/>
-      </w:rPr>
-    </w:lvl>
-    <w:lvl w:ilvl="3" w:tplc="4C34EC88">
-      <w:start w:val="1"/>
-      <w:numFmt w:val="bullet"/>
-      <w:lvlText w:val=""/>
-      <w:lvlJc w:val="left"/>
-      <w:pPr>
-        <w:ind w:left="2880" w:hanging="360"/>
-      </w:pPr>
-      <w:rPr>
-        <w:rFonts w:ascii="Symbol" w:hAnsi="Symbol" w:hint="default"/>
-      </w:rPr>
-    </w:lvl>
-    <w:lvl w:ilvl="4" w:tplc="A5E83A16">
-      <w:start w:val="1"/>
-      <w:numFmt w:val="bullet"/>
-      <w:lvlText w:val="o"/>
-      <w:lvlJc w:val="left"/>
-      <w:pPr>
-        <w:ind w:left="3600" w:hanging="360"/>
-      </w:pPr>
-      <w:rPr>
-        <w:rFonts w:ascii="Courier New" w:hAnsi="Courier New" w:hint="default"/>
-      </w:rPr>
-    </w:lvl>
-    <w:lvl w:ilvl="5" w:tplc="BBFC4B82">
-      <w:start w:val="1"/>
-      <w:numFmt w:val="bullet"/>
-      <w:lvlText w:val=""/>
-      <w:lvlJc w:val="left"/>
-      <w:pPr>
-        <w:ind w:left="4320" w:hanging="360"/>
-      </w:pPr>
-      <w:rPr>
-        <w:rFonts w:ascii="Wingdings" w:hAnsi="Wingdings" w:hint="default"/>
-      </w:rPr>
-    </w:lvl>
-    <w:lvl w:ilvl="6" w:tplc="09CAD722">
-      <w:start w:val="1"/>
-      <w:numFmt w:val="bullet"/>
-      <w:lvlText w:val=""/>
-      <w:lvlJc w:val="left"/>
-      <w:pPr>
-        <w:ind w:left="5040" w:hanging="360"/>
-      </w:pPr>
-      <w:rPr>
-        <w:rFonts w:ascii="Symbol" w:hAnsi="Symbol" w:hint="default"/>
-      </w:rPr>
-    </w:lvl>
-    <w:lvl w:ilvl="7" w:tplc="EC983FC0">
-      <w:start w:val="1"/>
-      <w:numFmt w:val="bullet"/>
-      <w:lvlText w:val="o"/>
-      <w:lvlJc w:val="left"/>
-      <w:pPr>
-        <w:ind w:left="5760" w:hanging="360"/>
-      </w:pPr>
-      <w:rPr>
-        <w:rFonts w:ascii="Courier New" w:hAnsi="Courier New" w:hint="default"/>
-      </w:rPr>
-    </w:lvl>
-    <w:lvl w:ilvl="8" w:tplc="FE06BF24">
-      <w:start w:val="1"/>
-      <w:numFmt w:val="bullet"/>
-      <w:lvlText w:val=""/>
-      <w:lvlJc w:val="left"/>
-      <w:pPr>
-        <w:ind w:left="6480" w:hanging="360"/>
-      </w:pPr>
-      <w:rPr>
-        <w:rFonts w:ascii="Wingdings" w:hAnsi="Wingdings" w:hint="default"/>
-      </w:rPr>
-    </w:lvl>
-  </w:abstractNum>
-  <w:abstractNum w:abstractNumId="4" w15:restartNumberingAfterBreak="0">
+  <w:abstractNum w:abstractNumId="1" w15:restartNumberingAfterBreak="0">
     <w:nsid w:val="057B8BB4"/>
     <w:multiLevelType w:val="hybridMultilevel"/>
     <w:tmpl w:val="730AD4D2"/>
@@ -5567,120 +5394,7 @@
       </w:rPr>
     </w:lvl>
   </w:abstractNum>
-  <w:abstractNum w:abstractNumId="5" w15:restartNumberingAfterBreak="0">
-    <w:nsid w:val="08722496"/>
-    <w:multiLevelType w:val="hybridMultilevel"/>
-    <w:tmpl w:val="8B5826CA"/>
-    <w:lvl w:ilvl="0" w:tplc="69B23328">
-      <w:start w:val="1"/>
-      <w:numFmt w:val="bullet"/>
-      <w:lvlText w:val=""/>
-      <w:lvlJc w:val="left"/>
-      <w:pPr>
-        <w:ind w:left="720" w:hanging="360"/>
-      </w:pPr>
-      <w:rPr>
-        <w:rFonts w:ascii="Symbol" w:hAnsi="Symbol" w:hint="default"/>
-      </w:rPr>
-    </w:lvl>
-    <w:lvl w:ilvl="1" w:tplc="F3DCF520">
-      <w:start w:val="1"/>
-      <w:numFmt w:val="bullet"/>
-      <w:lvlText w:val="o"/>
-      <w:lvlJc w:val="left"/>
-      <w:pPr>
-        <w:ind w:left="1440" w:hanging="360"/>
-      </w:pPr>
-      <w:rPr>
-        <w:rFonts w:ascii="Courier New" w:hAnsi="Courier New" w:hint="default"/>
-      </w:rPr>
-    </w:lvl>
-    <w:lvl w:ilvl="2" w:tplc="9202FF7E">
-      <w:start w:val="1"/>
-      <w:numFmt w:val="bullet"/>
-      <w:lvlText w:val=""/>
-      <w:lvlJc w:val="left"/>
-      <w:pPr>
-        <w:ind w:left="2160" w:hanging="360"/>
-      </w:pPr>
-      <w:rPr>
-        <w:rFonts w:ascii="Wingdings" w:hAnsi="Wingdings" w:hint="default"/>
-      </w:rPr>
-    </w:lvl>
-    <w:lvl w:ilvl="3" w:tplc="09DCA518">
-      <w:start w:val="1"/>
-      <w:numFmt w:val="bullet"/>
-      <w:lvlText w:val=""/>
-      <w:lvlJc w:val="left"/>
-      <w:pPr>
-        <w:ind w:left="2880" w:hanging="360"/>
-      </w:pPr>
-      <w:rPr>
-        <w:rFonts w:ascii="Symbol" w:hAnsi="Symbol" w:hint="default"/>
-      </w:rPr>
-    </w:lvl>
-    <w:lvl w:ilvl="4" w:tplc="36A26A70">
-      <w:start w:val="1"/>
-      <w:numFmt w:val="bullet"/>
-      <w:lvlText w:val="o"/>
-      <w:lvlJc w:val="left"/>
-      <w:pPr>
-        <w:ind w:left="3600" w:hanging="360"/>
-      </w:pPr>
-      <w:rPr>
-        <w:rFonts w:ascii="Courier New" w:hAnsi="Courier New" w:hint="default"/>
-      </w:rPr>
-    </w:lvl>
-    <w:lvl w:ilvl="5" w:tplc="A824FF54">
-      <w:start w:val="1"/>
-      <w:numFmt w:val="bullet"/>
-      <w:lvlText w:val=""/>
-      <w:lvlJc w:val="left"/>
-      <w:pPr>
-        <w:ind w:left="4320" w:hanging="360"/>
-      </w:pPr>
-      <w:rPr>
-        <w:rFonts w:ascii="Wingdings" w:hAnsi="Wingdings" w:hint="default"/>
-      </w:rPr>
-    </w:lvl>
-    <w:lvl w:ilvl="6" w:tplc="C23285C0">
-      <w:start w:val="1"/>
-      <w:numFmt w:val="bullet"/>
-      <w:lvlText w:val=""/>
-      <w:lvlJc w:val="left"/>
-      <w:pPr>
-        <w:ind w:left="5040" w:hanging="360"/>
-      </w:pPr>
-      <w:rPr>
-        <w:rFonts w:ascii="Symbol" w:hAnsi="Symbol" w:hint="default"/>
-      </w:rPr>
-    </w:lvl>
-    <w:lvl w:ilvl="7" w:tplc="998E6E1C">
-      <w:start w:val="1"/>
-      <w:numFmt w:val="bullet"/>
-      <w:lvlText w:val="o"/>
-      <w:lvlJc w:val="left"/>
-      <w:pPr>
-        <w:ind w:left="5760" w:hanging="360"/>
-      </w:pPr>
-      <w:rPr>
-        <w:rFonts w:ascii="Courier New" w:hAnsi="Courier New" w:hint="default"/>
-      </w:rPr>
-    </w:lvl>
-    <w:lvl w:ilvl="8" w:tplc="C68A3F2E">
-      <w:start w:val="1"/>
-      <w:numFmt w:val="bullet"/>
-      <w:lvlText w:val=""/>
-      <w:lvlJc w:val="left"/>
-      <w:pPr>
-        <w:ind w:left="6480" w:hanging="360"/>
-      </w:pPr>
-      <w:rPr>
-        <w:rFonts w:ascii="Wingdings" w:hAnsi="Wingdings" w:hint="default"/>
-      </w:rPr>
-    </w:lvl>
-  </w:abstractNum>
-  <w:abstractNum w:abstractNumId="6" w15:restartNumberingAfterBreak="0">
+  <w:abstractNum w:abstractNumId="2" w15:restartNumberingAfterBreak="0">
     <w:nsid w:val="0ABC8BE4"/>
     <w:multiLevelType w:val="hybridMultilevel"/>
     <w:tmpl w:val="1234A70E"/>
@@ -5793,1815 +5507,7 @@
       </w:rPr>
     </w:lvl>
   </w:abstractNum>
-  <w:abstractNum w:abstractNumId="7" w15:restartNumberingAfterBreak="0">
-    <w:nsid w:val="0ADAE6D0"/>
-    <w:multiLevelType w:val="hybridMultilevel"/>
-    <w:tmpl w:val="71F0A830"/>
-    <w:lvl w:ilvl="0" w:tplc="A79813C6">
-      <w:start w:val="1"/>
-      <w:numFmt w:val="bullet"/>
-      <w:lvlText w:val=""/>
-      <w:lvlJc w:val="left"/>
-      <w:pPr>
-        <w:ind w:left="720" w:hanging="360"/>
-      </w:pPr>
-      <w:rPr>
-        <w:rFonts w:ascii="Symbol" w:hAnsi="Symbol" w:hint="default"/>
-      </w:rPr>
-    </w:lvl>
-    <w:lvl w:ilvl="1" w:tplc="10505350">
-      <w:start w:val="1"/>
-      <w:numFmt w:val="bullet"/>
-      <w:lvlText w:val="o"/>
-      <w:lvlJc w:val="left"/>
-      <w:pPr>
-        <w:ind w:left="1440" w:hanging="360"/>
-      </w:pPr>
-      <w:rPr>
-        <w:rFonts w:ascii="Courier New" w:hAnsi="Courier New" w:hint="default"/>
-      </w:rPr>
-    </w:lvl>
-    <w:lvl w:ilvl="2" w:tplc="735E6E26">
-      <w:start w:val="1"/>
-      <w:numFmt w:val="bullet"/>
-      <w:lvlText w:val=""/>
-      <w:lvlJc w:val="left"/>
-      <w:pPr>
-        <w:ind w:left="2160" w:hanging="360"/>
-      </w:pPr>
-      <w:rPr>
-        <w:rFonts w:ascii="Wingdings" w:hAnsi="Wingdings" w:hint="default"/>
-      </w:rPr>
-    </w:lvl>
-    <w:lvl w:ilvl="3" w:tplc="17FEB2AE">
-      <w:start w:val="1"/>
-      <w:numFmt w:val="bullet"/>
-      <w:lvlText w:val=""/>
-      <w:lvlJc w:val="left"/>
-      <w:pPr>
-        <w:ind w:left="2880" w:hanging="360"/>
-      </w:pPr>
-      <w:rPr>
-        <w:rFonts w:ascii="Symbol" w:hAnsi="Symbol" w:hint="default"/>
-      </w:rPr>
-    </w:lvl>
-    <w:lvl w:ilvl="4" w:tplc="626C31DE">
-      <w:start w:val="1"/>
-      <w:numFmt w:val="bullet"/>
-      <w:lvlText w:val="o"/>
-      <w:lvlJc w:val="left"/>
-      <w:pPr>
-        <w:ind w:left="3600" w:hanging="360"/>
-      </w:pPr>
-      <w:rPr>
-        <w:rFonts w:ascii="Courier New" w:hAnsi="Courier New" w:hint="default"/>
-      </w:rPr>
-    </w:lvl>
-    <w:lvl w:ilvl="5" w:tplc="9DB836EA">
-      <w:start w:val="1"/>
-      <w:numFmt w:val="bullet"/>
-      <w:lvlText w:val=""/>
-      <w:lvlJc w:val="left"/>
-      <w:pPr>
-        <w:ind w:left="4320" w:hanging="360"/>
-      </w:pPr>
-      <w:rPr>
-        <w:rFonts w:ascii="Wingdings" w:hAnsi="Wingdings" w:hint="default"/>
-      </w:rPr>
-    </w:lvl>
-    <w:lvl w:ilvl="6" w:tplc="30FC7E2C">
-      <w:start w:val="1"/>
-      <w:numFmt w:val="bullet"/>
-      <w:lvlText w:val=""/>
-      <w:lvlJc w:val="left"/>
-      <w:pPr>
-        <w:ind w:left="5040" w:hanging="360"/>
-      </w:pPr>
-      <w:rPr>
-        <w:rFonts w:ascii="Symbol" w:hAnsi="Symbol" w:hint="default"/>
-      </w:rPr>
-    </w:lvl>
-    <w:lvl w:ilvl="7" w:tplc="BD18E158">
-      <w:start w:val="1"/>
-      <w:numFmt w:val="bullet"/>
-      <w:lvlText w:val="o"/>
-      <w:lvlJc w:val="left"/>
-      <w:pPr>
-        <w:ind w:left="5760" w:hanging="360"/>
-      </w:pPr>
-      <w:rPr>
-        <w:rFonts w:ascii="Courier New" w:hAnsi="Courier New" w:hint="default"/>
-      </w:rPr>
-    </w:lvl>
-    <w:lvl w:ilvl="8" w:tplc="9558B8D0">
-      <w:start w:val="1"/>
-      <w:numFmt w:val="bullet"/>
-      <w:lvlText w:val=""/>
-      <w:lvlJc w:val="left"/>
-      <w:pPr>
-        <w:ind w:left="6480" w:hanging="360"/>
-      </w:pPr>
-      <w:rPr>
-        <w:rFonts w:ascii="Wingdings" w:hAnsi="Wingdings" w:hint="default"/>
-      </w:rPr>
-    </w:lvl>
-  </w:abstractNum>
-  <w:abstractNum w:abstractNumId="8" w15:restartNumberingAfterBreak="0">
-    <w:nsid w:val="0C233A20"/>
-    <w:multiLevelType w:val="hybridMultilevel"/>
-    <w:tmpl w:val="734EE5A4"/>
-    <w:lvl w:ilvl="0" w:tplc="83283D5A">
-      <w:start w:val="1"/>
-      <w:numFmt w:val="bullet"/>
-      <w:lvlText w:val=""/>
-      <w:lvlJc w:val="left"/>
-      <w:pPr>
-        <w:ind w:left="720" w:hanging="360"/>
-      </w:pPr>
-      <w:rPr>
-        <w:rFonts w:ascii="Symbol" w:hAnsi="Symbol" w:hint="default"/>
-      </w:rPr>
-    </w:lvl>
-    <w:lvl w:ilvl="1" w:tplc="29DA014C">
-      <w:start w:val="1"/>
-      <w:numFmt w:val="bullet"/>
-      <w:lvlText w:val="o"/>
-      <w:lvlJc w:val="left"/>
-      <w:pPr>
-        <w:ind w:left="1440" w:hanging="360"/>
-      </w:pPr>
-      <w:rPr>
-        <w:rFonts w:ascii="Courier New" w:hAnsi="Courier New" w:hint="default"/>
-      </w:rPr>
-    </w:lvl>
-    <w:lvl w:ilvl="2" w:tplc="42C4B0B2">
-      <w:start w:val="1"/>
-      <w:numFmt w:val="bullet"/>
-      <w:lvlText w:val=""/>
-      <w:lvlJc w:val="left"/>
-      <w:pPr>
-        <w:ind w:left="2160" w:hanging="360"/>
-      </w:pPr>
-      <w:rPr>
-        <w:rFonts w:ascii="Wingdings" w:hAnsi="Wingdings" w:hint="default"/>
-      </w:rPr>
-    </w:lvl>
-    <w:lvl w:ilvl="3" w:tplc="2CB216D4">
-      <w:start w:val="1"/>
-      <w:numFmt w:val="bullet"/>
-      <w:lvlText w:val=""/>
-      <w:lvlJc w:val="left"/>
-      <w:pPr>
-        <w:ind w:left="2880" w:hanging="360"/>
-      </w:pPr>
-      <w:rPr>
-        <w:rFonts w:ascii="Symbol" w:hAnsi="Symbol" w:hint="default"/>
-      </w:rPr>
-    </w:lvl>
-    <w:lvl w:ilvl="4" w:tplc="1480D8E2">
-      <w:start w:val="1"/>
-      <w:numFmt w:val="bullet"/>
-      <w:lvlText w:val="o"/>
-      <w:lvlJc w:val="left"/>
-      <w:pPr>
-        <w:ind w:left="3600" w:hanging="360"/>
-      </w:pPr>
-      <w:rPr>
-        <w:rFonts w:ascii="Courier New" w:hAnsi="Courier New" w:hint="default"/>
-      </w:rPr>
-    </w:lvl>
-    <w:lvl w:ilvl="5" w:tplc="F89AE07C">
-      <w:start w:val="1"/>
-      <w:numFmt w:val="bullet"/>
-      <w:lvlText w:val=""/>
-      <w:lvlJc w:val="left"/>
-      <w:pPr>
-        <w:ind w:left="4320" w:hanging="360"/>
-      </w:pPr>
-      <w:rPr>
-        <w:rFonts w:ascii="Wingdings" w:hAnsi="Wingdings" w:hint="default"/>
-      </w:rPr>
-    </w:lvl>
-    <w:lvl w:ilvl="6" w:tplc="B7D2AB12">
-      <w:start w:val="1"/>
-      <w:numFmt w:val="bullet"/>
-      <w:lvlText w:val=""/>
-      <w:lvlJc w:val="left"/>
-      <w:pPr>
-        <w:ind w:left="5040" w:hanging="360"/>
-      </w:pPr>
-      <w:rPr>
-        <w:rFonts w:ascii="Symbol" w:hAnsi="Symbol" w:hint="default"/>
-      </w:rPr>
-    </w:lvl>
-    <w:lvl w:ilvl="7" w:tplc="3B5EDA28">
-      <w:start w:val="1"/>
-      <w:numFmt w:val="bullet"/>
-      <w:lvlText w:val="o"/>
-      <w:lvlJc w:val="left"/>
-      <w:pPr>
-        <w:ind w:left="5760" w:hanging="360"/>
-      </w:pPr>
-      <w:rPr>
-        <w:rFonts w:ascii="Courier New" w:hAnsi="Courier New" w:hint="default"/>
-      </w:rPr>
-    </w:lvl>
-    <w:lvl w:ilvl="8" w:tplc="D7FA3CF6">
-      <w:start w:val="1"/>
-      <w:numFmt w:val="bullet"/>
-      <w:lvlText w:val=""/>
-      <w:lvlJc w:val="left"/>
-      <w:pPr>
-        <w:ind w:left="6480" w:hanging="360"/>
-      </w:pPr>
-      <w:rPr>
-        <w:rFonts w:ascii="Wingdings" w:hAnsi="Wingdings" w:hint="default"/>
-      </w:rPr>
-    </w:lvl>
-  </w:abstractNum>
-  <w:abstractNum w:abstractNumId="9" w15:restartNumberingAfterBreak="0">
-    <w:nsid w:val="0D138152"/>
-    <w:multiLevelType w:val="hybridMultilevel"/>
-    <w:tmpl w:val="C6C62526"/>
-    <w:lvl w:ilvl="0" w:tplc="AC1EA5C0">
-      <w:start w:val="1"/>
-      <w:numFmt w:val="bullet"/>
-      <w:lvlText w:val=""/>
-      <w:lvlJc w:val="left"/>
-      <w:pPr>
-        <w:ind w:left="720" w:hanging="360"/>
-      </w:pPr>
-      <w:rPr>
-        <w:rFonts w:ascii="Symbol" w:hAnsi="Symbol" w:hint="default"/>
-      </w:rPr>
-    </w:lvl>
-    <w:lvl w:ilvl="1" w:tplc="62A25F02">
-      <w:start w:val="1"/>
-      <w:numFmt w:val="bullet"/>
-      <w:lvlText w:val="o"/>
-      <w:lvlJc w:val="left"/>
-      <w:pPr>
-        <w:ind w:left="1440" w:hanging="360"/>
-      </w:pPr>
-      <w:rPr>
-        <w:rFonts w:ascii="Courier New" w:hAnsi="Courier New" w:hint="default"/>
-      </w:rPr>
-    </w:lvl>
-    <w:lvl w:ilvl="2" w:tplc="40402F66">
-      <w:start w:val="1"/>
-      <w:numFmt w:val="bullet"/>
-      <w:lvlText w:val=""/>
-      <w:lvlJc w:val="left"/>
-      <w:pPr>
-        <w:ind w:left="2160" w:hanging="360"/>
-      </w:pPr>
-      <w:rPr>
-        <w:rFonts w:ascii="Wingdings" w:hAnsi="Wingdings" w:hint="default"/>
-      </w:rPr>
-    </w:lvl>
-    <w:lvl w:ilvl="3" w:tplc="B6E4FD6A">
-      <w:start w:val="1"/>
-      <w:numFmt w:val="bullet"/>
-      <w:lvlText w:val=""/>
-      <w:lvlJc w:val="left"/>
-      <w:pPr>
-        <w:ind w:left="2880" w:hanging="360"/>
-      </w:pPr>
-      <w:rPr>
-        <w:rFonts w:ascii="Symbol" w:hAnsi="Symbol" w:hint="default"/>
-      </w:rPr>
-    </w:lvl>
-    <w:lvl w:ilvl="4" w:tplc="75A47BA8">
-      <w:start w:val="1"/>
-      <w:numFmt w:val="bullet"/>
-      <w:lvlText w:val="o"/>
-      <w:lvlJc w:val="left"/>
-      <w:pPr>
-        <w:ind w:left="3600" w:hanging="360"/>
-      </w:pPr>
-      <w:rPr>
-        <w:rFonts w:ascii="Courier New" w:hAnsi="Courier New" w:hint="default"/>
-      </w:rPr>
-    </w:lvl>
-    <w:lvl w:ilvl="5" w:tplc="6AACE6A4">
-      <w:start w:val="1"/>
-      <w:numFmt w:val="bullet"/>
-      <w:lvlText w:val=""/>
-      <w:lvlJc w:val="left"/>
-      <w:pPr>
-        <w:ind w:left="4320" w:hanging="360"/>
-      </w:pPr>
-      <w:rPr>
-        <w:rFonts w:ascii="Wingdings" w:hAnsi="Wingdings" w:hint="default"/>
-      </w:rPr>
-    </w:lvl>
-    <w:lvl w:ilvl="6" w:tplc="B32290D2">
-      <w:start w:val="1"/>
-      <w:numFmt w:val="bullet"/>
-      <w:lvlText w:val=""/>
-      <w:lvlJc w:val="left"/>
-      <w:pPr>
-        <w:ind w:left="5040" w:hanging="360"/>
-      </w:pPr>
-      <w:rPr>
-        <w:rFonts w:ascii="Symbol" w:hAnsi="Symbol" w:hint="default"/>
-      </w:rPr>
-    </w:lvl>
-    <w:lvl w:ilvl="7" w:tplc="56B28392">
-      <w:start w:val="1"/>
-      <w:numFmt w:val="bullet"/>
-      <w:lvlText w:val="o"/>
-      <w:lvlJc w:val="left"/>
-      <w:pPr>
-        <w:ind w:left="5760" w:hanging="360"/>
-      </w:pPr>
-      <w:rPr>
-        <w:rFonts w:ascii="Courier New" w:hAnsi="Courier New" w:hint="default"/>
-      </w:rPr>
-    </w:lvl>
-    <w:lvl w:ilvl="8" w:tplc="DB68B58A">
-      <w:start w:val="1"/>
-      <w:numFmt w:val="bullet"/>
-      <w:lvlText w:val=""/>
-      <w:lvlJc w:val="left"/>
-      <w:pPr>
-        <w:ind w:left="6480" w:hanging="360"/>
-      </w:pPr>
-      <w:rPr>
-        <w:rFonts w:ascii="Wingdings" w:hAnsi="Wingdings" w:hint="default"/>
-      </w:rPr>
-    </w:lvl>
-  </w:abstractNum>
-  <w:abstractNum w:abstractNumId="10" w15:restartNumberingAfterBreak="0">
-    <w:nsid w:val="0EFF994C"/>
-    <w:multiLevelType w:val="hybridMultilevel"/>
-    <w:tmpl w:val="B54E1282"/>
-    <w:lvl w:ilvl="0" w:tplc="73367B82">
-      <w:start w:val="1"/>
-      <w:numFmt w:val="bullet"/>
-      <w:lvlText w:val=""/>
-      <w:lvlJc w:val="left"/>
-      <w:pPr>
-        <w:ind w:left="720" w:hanging="360"/>
-      </w:pPr>
-      <w:rPr>
-        <w:rFonts w:ascii="Symbol" w:hAnsi="Symbol" w:hint="default"/>
-      </w:rPr>
-    </w:lvl>
-    <w:lvl w:ilvl="1" w:tplc="90BC070E">
-      <w:start w:val="1"/>
-      <w:numFmt w:val="bullet"/>
-      <w:lvlText w:val="o"/>
-      <w:lvlJc w:val="left"/>
-      <w:pPr>
-        <w:ind w:left="1440" w:hanging="360"/>
-      </w:pPr>
-      <w:rPr>
-        <w:rFonts w:ascii="Courier New" w:hAnsi="Courier New" w:hint="default"/>
-      </w:rPr>
-    </w:lvl>
-    <w:lvl w:ilvl="2" w:tplc="05A4E764">
-      <w:start w:val="1"/>
-      <w:numFmt w:val="bullet"/>
-      <w:lvlText w:val=""/>
-      <w:lvlJc w:val="left"/>
-      <w:pPr>
-        <w:ind w:left="2160" w:hanging="360"/>
-      </w:pPr>
-      <w:rPr>
-        <w:rFonts w:ascii="Wingdings" w:hAnsi="Wingdings" w:hint="default"/>
-      </w:rPr>
-    </w:lvl>
-    <w:lvl w:ilvl="3" w:tplc="A5B0D3B8">
-      <w:start w:val="1"/>
-      <w:numFmt w:val="bullet"/>
-      <w:lvlText w:val=""/>
-      <w:lvlJc w:val="left"/>
-      <w:pPr>
-        <w:ind w:left="2880" w:hanging="360"/>
-      </w:pPr>
-      <w:rPr>
-        <w:rFonts w:ascii="Symbol" w:hAnsi="Symbol" w:hint="default"/>
-      </w:rPr>
-    </w:lvl>
-    <w:lvl w:ilvl="4" w:tplc="E4729A1C">
-      <w:start w:val="1"/>
-      <w:numFmt w:val="bullet"/>
-      <w:lvlText w:val="o"/>
-      <w:lvlJc w:val="left"/>
-      <w:pPr>
-        <w:ind w:left="3600" w:hanging="360"/>
-      </w:pPr>
-      <w:rPr>
-        <w:rFonts w:ascii="Courier New" w:hAnsi="Courier New" w:hint="default"/>
-      </w:rPr>
-    </w:lvl>
-    <w:lvl w:ilvl="5" w:tplc="8F0AFDB2">
-      <w:start w:val="1"/>
-      <w:numFmt w:val="bullet"/>
-      <w:lvlText w:val=""/>
-      <w:lvlJc w:val="left"/>
-      <w:pPr>
-        <w:ind w:left="4320" w:hanging="360"/>
-      </w:pPr>
-      <w:rPr>
-        <w:rFonts w:ascii="Wingdings" w:hAnsi="Wingdings" w:hint="default"/>
-      </w:rPr>
-    </w:lvl>
-    <w:lvl w:ilvl="6" w:tplc="5818E41E">
-      <w:start w:val="1"/>
-      <w:numFmt w:val="bullet"/>
-      <w:lvlText w:val=""/>
-      <w:lvlJc w:val="left"/>
-      <w:pPr>
-        <w:ind w:left="5040" w:hanging="360"/>
-      </w:pPr>
-      <w:rPr>
-        <w:rFonts w:ascii="Symbol" w:hAnsi="Symbol" w:hint="default"/>
-      </w:rPr>
-    </w:lvl>
-    <w:lvl w:ilvl="7" w:tplc="18EEC9DC">
-      <w:start w:val="1"/>
-      <w:numFmt w:val="bullet"/>
-      <w:lvlText w:val="o"/>
-      <w:lvlJc w:val="left"/>
-      <w:pPr>
-        <w:ind w:left="5760" w:hanging="360"/>
-      </w:pPr>
-      <w:rPr>
-        <w:rFonts w:ascii="Courier New" w:hAnsi="Courier New" w:hint="default"/>
-      </w:rPr>
-    </w:lvl>
-    <w:lvl w:ilvl="8" w:tplc="758CDEE8">
-      <w:start w:val="1"/>
-      <w:numFmt w:val="bullet"/>
-      <w:lvlText w:val=""/>
-      <w:lvlJc w:val="left"/>
-      <w:pPr>
-        <w:ind w:left="6480" w:hanging="360"/>
-      </w:pPr>
-      <w:rPr>
-        <w:rFonts w:ascii="Wingdings" w:hAnsi="Wingdings" w:hint="default"/>
-      </w:rPr>
-    </w:lvl>
-  </w:abstractNum>
-  <w:abstractNum w:abstractNumId="11" w15:restartNumberingAfterBreak="0">
-    <w:nsid w:val="14BE6084"/>
-    <w:multiLevelType w:val="hybridMultilevel"/>
-    <w:tmpl w:val="E8C6BAAE"/>
-    <w:lvl w:ilvl="0" w:tplc="22521A28">
-      <w:start w:val="1"/>
-      <w:numFmt w:val="bullet"/>
-      <w:lvlText w:val=""/>
-      <w:lvlJc w:val="left"/>
-      <w:pPr>
-        <w:ind w:left="720" w:hanging="360"/>
-      </w:pPr>
-      <w:rPr>
-        <w:rFonts w:ascii="Symbol" w:hAnsi="Symbol" w:hint="default"/>
-      </w:rPr>
-    </w:lvl>
-    <w:lvl w:ilvl="1" w:tplc="FAAEA622">
-      <w:start w:val="1"/>
-      <w:numFmt w:val="bullet"/>
-      <w:lvlText w:val="o"/>
-      <w:lvlJc w:val="left"/>
-      <w:pPr>
-        <w:ind w:left="1440" w:hanging="360"/>
-      </w:pPr>
-      <w:rPr>
-        <w:rFonts w:ascii="Courier New" w:hAnsi="Courier New" w:hint="default"/>
-      </w:rPr>
-    </w:lvl>
-    <w:lvl w:ilvl="2" w:tplc="0E2C1B3C">
-      <w:start w:val="1"/>
-      <w:numFmt w:val="bullet"/>
-      <w:lvlText w:val=""/>
-      <w:lvlJc w:val="left"/>
-      <w:pPr>
-        <w:ind w:left="2160" w:hanging="360"/>
-      </w:pPr>
-      <w:rPr>
-        <w:rFonts w:ascii="Wingdings" w:hAnsi="Wingdings" w:hint="default"/>
-      </w:rPr>
-    </w:lvl>
-    <w:lvl w:ilvl="3" w:tplc="3F121EBE">
-      <w:start w:val="1"/>
-      <w:numFmt w:val="bullet"/>
-      <w:lvlText w:val=""/>
-      <w:lvlJc w:val="left"/>
-      <w:pPr>
-        <w:ind w:left="2880" w:hanging="360"/>
-      </w:pPr>
-      <w:rPr>
-        <w:rFonts w:ascii="Symbol" w:hAnsi="Symbol" w:hint="default"/>
-      </w:rPr>
-    </w:lvl>
-    <w:lvl w:ilvl="4" w:tplc="D870C836">
-      <w:start w:val="1"/>
-      <w:numFmt w:val="bullet"/>
-      <w:lvlText w:val="o"/>
-      <w:lvlJc w:val="left"/>
-      <w:pPr>
-        <w:ind w:left="3600" w:hanging="360"/>
-      </w:pPr>
-      <w:rPr>
-        <w:rFonts w:ascii="Courier New" w:hAnsi="Courier New" w:hint="default"/>
-      </w:rPr>
-    </w:lvl>
-    <w:lvl w:ilvl="5" w:tplc="4A88A06C">
-      <w:start w:val="1"/>
-      <w:numFmt w:val="bullet"/>
-      <w:lvlText w:val=""/>
-      <w:lvlJc w:val="left"/>
-      <w:pPr>
-        <w:ind w:left="4320" w:hanging="360"/>
-      </w:pPr>
-      <w:rPr>
-        <w:rFonts w:ascii="Wingdings" w:hAnsi="Wingdings" w:hint="default"/>
-      </w:rPr>
-    </w:lvl>
-    <w:lvl w:ilvl="6" w:tplc="EB887D3C">
-      <w:start w:val="1"/>
-      <w:numFmt w:val="bullet"/>
-      <w:lvlText w:val=""/>
-      <w:lvlJc w:val="left"/>
-      <w:pPr>
-        <w:ind w:left="5040" w:hanging="360"/>
-      </w:pPr>
-      <w:rPr>
-        <w:rFonts w:ascii="Symbol" w:hAnsi="Symbol" w:hint="default"/>
-      </w:rPr>
-    </w:lvl>
-    <w:lvl w:ilvl="7" w:tplc="C9F426A8">
-      <w:start w:val="1"/>
-      <w:numFmt w:val="bullet"/>
-      <w:lvlText w:val="o"/>
-      <w:lvlJc w:val="left"/>
-      <w:pPr>
-        <w:ind w:left="5760" w:hanging="360"/>
-      </w:pPr>
-      <w:rPr>
-        <w:rFonts w:ascii="Courier New" w:hAnsi="Courier New" w:hint="default"/>
-      </w:rPr>
-    </w:lvl>
-    <w:lvl w:ilvl="8" w:tplc="4484F6A8">
-      <w:start w:val="1"/>
-      <w:numFmt w:val="bullet"/>
-      <w:lvlText w:val=""/>
-      <w:lvlJc w:val="left"/>
-      <w:pPr>
-        <w:ind w:left="6480" w:hanging="360"/>
-      </w:pPr>
-      <w:rPr>
-        <w:rFonts w:ascii="Wingdings" w:hAnsi="Wingdings" w:hint="default"/>
-      </w:rPr>
-    </w:lvl>
-  </w:abstractNum>
-  <w:abstractNum w:abstractNumId="12" w15:restartNumberingAfterBreak="0">
-    <w:nsid w:val="168FCB17"/>
-    <w:multiLevelType w:val="hybridMultilevel"/>
-    <w:tmpl w:val="F2207E90"/>
-    <w:lvl w:ilvl="0" w:tplc="C2BC348E">
-      <w:start w:val="1"/>
-      <w:numFmt w:val="bullet"/>
-      <w:lvlText w:val=""/>
-      <w:lvlJc w:val="left"/>
-      <w:pPr>
-        <w:ind w:left="720" w:hanging="360"/>
-      </w:pPr>
-      <w:rPr>
-        <w:rFonts w:ascii="Symbol" w:hAnsi="Symbol" w:hint="default"/>
-      </w:rPr>
-    </w:lvl>
-    <w:lvl w:ilvl="1" w:tplc="9AC0402A">
-      <w:start w:val="1"/>
-      <w:numFmt w:val="bullet"/>
-      <w:lvlText w:val="o"/>
-      <w:lvlJc w:val="left"/>
-      <w:pPr>
-        <w:ind w:left="1440" w:hanging="360"/>
-      </w:pPr>
-      <w:rPr>
-        <w:rFonts w:ascii="Courier New" w:hAnsi="Courier New" w:hint="default"/>
-      </w:rPr>
-    </w:lvl>
-    <w:lvl w:ilvl="2" w:tplc="151637A2">
-      <w:start w:val="1"/>
-      <w:numFmt w:val="bullet"/>
-      <w:lvlText w:val=""/>
-      <w:lvlJc w:val="left"/>
-      <w:pPr>
-        <w:ind w:left="2160" w:hanging="360"/>
-      </w:pPr>
-      <w:rPr>
-        <w:rFonts w:ascii="Wingdings" w:hAnsi="Wingdings" w:hint="default"/>
-      </w:rPr>
-    </w:lvl>
-    <w:lvl w:ilvl="3" w:tplc="9754D8BC">
-      <w:start w:val="1"/>
-      <w:numFmt w:val="bullet"/>
-      <w:lvlText w:val=""/>
-      <w:lvlJc w:val="left"/>
-      <w:pPr>
-        <w:ind w:left="2880" w:hanging="360"/>
-      </w:pPr>
-      <w:rPr>
-        <w:rFonts w:ascii="Symbol" w:hAnsi="Symbol" w:hint="default"/>
-      </w:rPr>
-    </w:lvl>
-    <w:lvl w:ilvl="4" w:tplc="469E9BFA">
-      <w:start w:val="1"/>
-      <w:numFmt w:val="bullet"/>
-      <w:lvlText w:val="o"/>
-      <w:lvlJc w:val="left"/>
-      <w:pPr>
-        <w:ind w:left="3600" w:hanging="360"/>
-      </w:pPr>
-      <w:rPr>
-        <w:rFonts w:ascii="Courier New" w:hAnsi="Courier New" w:hint="default"/>
-      </w:rPr>
-    </w:lvl>
-    <w:lvl w:ilvl="5" w:tplc="31ACDC04">
-      <w:start w:val="1"/>
-      <w:numFmt w:val="bullet"/>
-      <w:lvlText w:val=""/>
-      <w:lvlJc w:val="left"/>
-      <w:pPr>
-        <w:ind w:left="4320" w:hanging="360"/>
-      </w:pPr>
-      <w:rPr>
-        <w:rFonts w:ascii="Wingdings" w:hAnsi="Wingdings" w:hint="default"/>
-      </w:rPr>
-    </w:lvl>
-    <w:lvl w:ilvl="6" w:tplc="3FEC9E20">
-      <w:start w:val="1"/>
-      <w:numFmt w:val="bullet"/>
-      <w:lvlText w:val=""/>
-      <w:lvlJc w:val="left"/>
-      <w:pPr>
-        <w:ind w:left="5040" w:hanging="360"/>
-      </w:pPr>
-      <w:rPr>
-        <w:rFonts w:ascii="Symbol" w:hAnsi="Symbol" w:hint="default"/>
-      </w:rPr>
-    </w:lvl>
-    <w:lvl w:ilvl="7" w:tplc="CCAC7D32">
-      <w:start w:val="1"/>
-      <w:numFmt w:val="bullet"/>
-      <w:lvlText w:val="o"/>
-      <w:lvlJc w:val="left"/>
-      <w:pPr>
-        <w:ind w:left="5760" w:hanging="360"/>
-      </w:pPr>
-      <w:rPr>
-        <w:rFonts w:ascii="Courier New" w:hAnsi="Courier New" w:hint="default"/>
-      </w:rPr>
-    </w:lvl>
-    <w:lvl w:ilvl="8" w:tplc="87D433FE">
-      <w:start w:val="1"/>
-      <w:numFmt w:val="bullet"/>
-      <w:lvlText w:val=""/>
-      <w:lvlJc w:val="left"/>
-      <w:pPr>
-        <w:ind w:left="6480" w:hanging="360"/>
-      </w:pPr>
-      <w:rPr>
-        <w:rFonts w:ascii="Wingdings" w:hAnsi="Wingdings" w:hint="default"/>
-      </w:rPr>
-    </w:lvl>
-  </w:abstractNum>
-  <w:abstractNum w:abstractNumId="13" w15:restartNumberingAfterBreak="0">
-    <w:nsid w:val="172029F1"/>
-    <w:multiLevelType w:val="hybridMultilevel"/>
-    <w:tmpl w:val="EF345734"/>
-    <w:lvl w:ilvl="0" w:tplc="F7F06166">
-      <w:start w:val="1"/>
-      <w:numFmt w:val="bullet"/>
-      <w:lvlText w:val=""/>
-      <w:lvlJc w:val="left"/>
-      <w:pPr>
-        <w:ind w:left="720" w:hanging="360"/>
-      </w:pPr>
-      <w:rPr>
-        <w:rFonts w:ascii="Symbol" w:hAnsi="Symbol" w:hint="default"/>
-      </w:rPr>
-    </w:lvl>
-    <w:lvl w:ilvl="1" w:tplc="EDFA4B46">
-      <w:start w:val="1"/>
-      <w:numFmt w:val="bullet"/>
-      <w:lvlText w:val="o"/>
-      <w:lvlJc w:val="left"/>
-      <w:pPr>
-        <w:ind w:left="1440" w:hanging="360"/>
-      </w:pPr>
-      <w:rPr>
-        <w:rFonts w:ascii="Courier New" w:hAnsi="Courier New" w:hint="default"/>
-      </w:rPr>
-    </w:lvl>
-    <w:lvl w:ilvl="2" w:tplc="145A40B6">
-      <w:start w:val="1"/>
-      <w:numFmt w:val="bullet"/>
-      <w:lvlText w:val=""/>
-      <w:lvlJc w:val="left"/>
-      <w:pPr>
-        <w:ind w:left="2160" w:hanging="360"/>
-      </w:pPr>
-      <w:rPr>
-        <w:rFonts w:ascii="Wingdings" w:hAnsi="Wingdings" w:hint="default"/>
-      </w:rPr>
-    </w:lvl>
-    <w:lvl w:ilvl="3" w:tplc="11DC8E64">
-      <w:start w:val="1"/>
-      <w:numFmt w:val="bullet"/>
-      <w:lvlText w:val=""/>
-      <w:lvlJc w:val="left"/>
-      <w:pPr>
-        <w:ind w:left="2880" w:hanging="360"/>
-      </w:pPr>
-      <w:rPr>
-        <w:rFonts w:ascii="Symbol" w:hAnsi="Symbol" w:hint="default"/>
-      </w:rPr>
-    </w:lvl>
-    <w:lvl w:ilvl="4" w:tplc="096232F2">
-      <w:start w:val="1"/>
-      <w:numFmt w:val="bullet"/>
-      <w:lvlText w:val="o"/>
-      <w:lvlJc w:val="left"/>
-      <w:pPr>
-        <w:ind w:left="3600" w:hanging="360"/>
-      </w:pPr>
-      <w:rPr>
-        <w:rFonts w:ascii="Courier New" w:hAnsi="Courier New" w:hint="default"/>
-      </w:rPr>
-    </w:lvl>
-    <w:lvl w:ilvl="5" w:tplc="F0E87D78">
-      <w:start w:val="1"/>
-      <w:numFmt w:val="bullet"/>
-      <w:lvlText w:val=""/>
-      <w:lvlJc w:val="left"/>
-      <w:pPr>
-        <w:ind w:left="4320" w:hanging="360"/>
-      </w:pPr>
-      <w:rPr>
-        <w:rFonts w:ascii="Wingdings" w:hAnsi="Wingdings" w:hint="default"/>
-      </w:rPr>
-    </w:lvl>
-    <w:lvl w:ilvl="6" w:tplc="D410FED0">
-      <w:start w:val="1"/>
-      <w:numFmt w:val="bullet"/>
-      <w:lvlText w:val=""/>
-      <w:lvlJc w:val="left"/>
-      <w:pPr>
-        <w:ind w:left="5040" w:hanging="360"/>
-      </w:pPr>
-      <w:rPr>
-        <w:rFonts w:ascii="Symbol" w:hAnsi="Symbol" w:hint="default"/>
-      </w:rPr>
-    </w:lvl>
-    <w:lvl w:ilvl="7" w:tplc="1A4EA4AC">
-      <w:start w:val="1"/>
-      <w:numFmt w:val="bullet"/>
-      <w:lvlText w:val="o"/>
-      <w:lvlJc w:val="left"/>
-      <w:pPr>
-        <w:ind w:left="5760" w:hanging="360"/>
-      </w:pPr>
-      <w:rPr>
-        <w:rFonts w:ascii="Courier New" w:hAnsi="Courier New" w:hint="default"/>
-      </w:rPr>
-    </w:lvl>
-    <w:lvl w:ilvl="8" w:tplc="FB70899A">
-      <w:start w:val="1"/>
-      <w:numFmt w:val="bullet"/>
-      <w:lvlText w:val=""/>
-      <w:lvlJc w:val="left"/>
-      <w:pPr>
-        <w:ind w:left="6480" w:hanging="360"/>
-      </w:pPr>
-      <w:rPr>
-        <w:rFonts w:ascii="Wingdings" w:hAnsi="Wingdings" w:hint="default"/>
-      </w:rPr>
-    </w:lvl>
-  </w:abstractNum>
-  <w:abstractNum w:abstractNumId="14" w15:restartNumberingAfterBreak="0">
-    <w:nsid w:val="1B6EDAD7"/>
-    <w:multiLevelType w:val="hybridMultilevel"/>
-    <w:tmpl w:val="12EE98E4"/>
-    <w:lvl w:ilvl="0" w:tplc="C6FE980E">
-      <w:start w:val="1"/>
-      <w:numFmt w:val="bullet"/>
-      <w:lvlText w:val=""/>
-      <w:lvlJc w:val="left"/>
-      <w:pPr>
-        <w:ind w:left="720" w:hanging="360"/>
-      </w:pPr>
-      <w:rPr>
-        <w:rFonts w:ascii="Symbol" w:hAnsi="Symbol" w:hint="default"/>
-      </w:rPr>
-    </w:lvl>
-    <w:lvl w:ilvl="1" w:tplc="CC6284A6">
-      <w:start w:val="1"/>
-      <w:numFmt w:val="bullet"/>
-      <w:lvlText w:val="o"/>
-      <w:lvlJc w:val="left"/>
-      <w:pPr>
-        <w:ind w:left="1440" w:hanging="360"/>
-      </w:pPr>
-      <w:rPr>
-        <w:rFonts w:ascii="Courier New" w:hAnsi="Courier New" w:hint="default"/>
-      </w:rPr>
-    </w:lvl>
-    <w:lvl w:ilvl="2" w:tplc="6C56BF00">
-      <w:start w:val="1"/>
-      <w:numFmt w:val="bullet"/>
-      <w:lvlText w:val=""/>
-      <w:lvlJc w:val="left"/>
-      <w:pPr>
-        <w:ind w:left="2160" w:hanging="360"/>
-      </w:pPr>
-      <w:rPr>
-        <w:rFonts w:ascii="Wingdings" w:hAnsi="Wingdings" w:hint="default"/>
-      </w:rPr>
-    </w:lvl>
-    <w:lvl w:ilvl="3" w:tplc="03542F60">
-      <w:start w:val="1"/>
-      <w:numFmt w:val="bullet"/>
-      <w:lvlText w:val=""/>
-      <w:lvlJc w:val="left"/>
-      <w:pPr>
-        <w:ind w:left="2880" w:hanging="360"/>
-      </w:pPr>
-      <w:rPr>
-        <w:rFonts w:ascii="Symbol" w:hAnsi="Symbol" w:hint="default"/>
-      </w:rPr>
-    </w:lvl>
-    <w:lvl w:ilvl="4" w:tplc="E95E47F4">
-      <w:start w:val="1"/>
-      <w:numFmt w:val="bullet"/>
-      <w:lvlText w:val="o"/>
-      <w:lvlJc w:val="left"/>
-      <w:pPr>
-        <w:ind w:left="3600" w:hanging="360"/>
-      </w:pPr>
-      <w:rPr>
-        <w:rFonts w:ascii="Courier New" w:hAnsi="Courier New" w:hint="default"/>
-      </w:rPr>
-    </w:lvl>
-    <w:lvl w:ilvl="5" w:tplc="D5548D42">
-      <w:start w:val="1"/>
-      <w:numFmt w:val="bullet"/>
-      <w:lvlText w:val=""/>
-      <w:lvlJc w:val="left"/>
-      <w:pPr>
-        <w:ind w:left="4320" w:hanging="360"/>
-      </w:pPr>
-      <w:rPr>
-        <w:rFonts w:ascii="Wingdings" w:hAnsi="Wingdings" w:hint="default"/>
-      </w:rPr>
-    </w:lvl>
-    <w:lvl w:ilvl="6" w:tplc="83167AC4">
-      <w:start w:val="1"/>
-      <w:numFmt w:val="bullet"/>
-      <w:lvlText w:val=""/>
-      <w:lvlJc w:val="left"/>
-      <w:pPr>
-        <w:ind w:left="5040" w:hanging="360"/>
-      </w:pPr>
-      <w:rPr>
-        <w:rFonts w:ascii="Symbol" w:hAnsi="Symbol" w:hint="default"/>
-      </w:rPr>
-    </w:lvl>
-    <w:lvl w:ilvl="7" w:tplc="1B0CDF4C">
-      <w:start w:val="1"/>
-      <w:numFmt w:val="bullet"/>
-      <w:lvlText w:val="o"/>
-      <w:lvlJc w:val="left"/>
-      <w:pPr>
-        <w:ind w:left="5760" w:hanging="360"/>
-      </w:pPr>
-      <w:rPr>
-        <w:rFonts w:ascii="Courier New" w:hAnsi="Courier New" w:hint="default"/>
-      </w:rPr>
-    </w:lvl>
-    <w:lvl w:ilvl="8" w:tplc="FF40E5FC">
-      <w:start w:val="1"/>
-      <w:numFmt w:val="bullet"/>
-      <w:lvlText w:val=""/>
-      <w:lvlJc w:val="left"/>
-      <w:pPr>
-        <w:ind w:left="6480" w:hanging="360"/>
-      </w:pPr>
-      <w:rPr>
-        <w:rFonts w:ascii="Wingdings" w:hAnsi="Wingdings" w:hint="default"/>
-      </w:rPr>
-    </w:lvl>
-  </w:abstractNum>
-  <w:abstractNum w:abstractNumId="15" w15:restartNumberingAfterBreak="0">
-    <w:nsid w:val="1E0C3A7C"/>
-    <w:multiLevelType w:val="hybridMultilevel"/>
-    <w:tmpl w:val="B3FC6B6E"/>
-    <w:lvl w:ilvl="0" w:tplc="C0760FCC">
-      <w:start w:val="1"/>
-      <w:numFmt w:val="bullet"/>
-      <w:lvlText w:val=""/>
-      <w:lvlJc w:val="left"/>
-      <w:pPr>
-        <w:ind w:left="720" w:hanging="360"/>
-      </w:pPr>
-      <w:rPr>
-        <w:rFonts w:ascii="Symbol" w:hAnsi="Symbol" w:hint="default"/>
-      </w:rPr>
-    </w:lvl>
-    <w:lvl w:ilvl="1" w:tplc="85B4DACA">
-      <w:start w:val="1"/>
-      <w:numFmt w:val="bullet"/>
-      <w:lvlText w:val="o"/>
-      <w:lvlJc w:val="left"/>
-      <w:pPr>
-        <w:ind w:left="1440" w:hanging="360"/>
-      </w:pPr>
-      <w:rPr>
-        <w:rFonts w:ascii="Courier New" w:hAnsi="Courier New" w:hint="default"/>
-      </w:rPr>
-    </w:lvl>
-    <w:lvl w:ilvl="2" w:tplc="146002E8">
-      <w:start w:val="1"/>
-      <w:numFmt w:val="bullet"/>
-      <w:lvlText w:val=""/>
-      <w:lvlJc w:val="left"/>
-      <w:pPr>
-        <w:ind w:left="2160" w:hanging="360"/>
-      </w:pPr>
-      <w:rPr>
-        <w:rFonts w:ascii="Wingdings" w:hAnsi="Wingdings" w:hint="default"/>
-      </w:rPr>
-    </w:lvl>
-    <w:lvl w:ilvl="3" w:tplc="C99289C2">
-      <w:start w:val="1"/>
-      <w:numFmt w:val="bullet"/>
-      <w:lvlText w:val=""/>
-      <w:lvlJc w:val="left"/>
-      <w:pPr>
-        <w:ind w:left="2880" w:hanging="360"/>
-      </w:pPr>
-      <w:rPr>
-        <w:rFonts w:ascii="Symbol" w:hAnsi="Symbol" w:hint="default"/>
-      </w:rPr>
-    </w:lvl>
-    <w:lvl w:ilvl="4" w:tplc="50867E2C">
-      <w:start w:val="1"/>
-      <w:numFmt w:val="bullet"/>
-      <w:lvlText w:val="o"/>
-      <w:lvlJc w:val="left"/>
-      <w:pPr>
-        <w:ind w:left="3600" w:hanging="360"/>
-      </w:pPr>
-      <w:rPr>
-        <w:rFonts w:ascii="Courier New" w:hAnsi="Courier New" w:hint="default"/>
-      </w:rPr>
-    </w:lvl>
-    <w:lvl w:ilvl="5" w:tplc="E1C83708">
-      <w:start w:val="1"/>
-      <w:numFmt w:val="bullet"/>
-      <w:lvlText w:val=""/>
-      <w:lvlJc w:val="left"/>
-      <w:pPr>
-        <w:ind w:left="4320" w:hanging="360"/>
-      </w:pPr>
-      <w:rPr>
-        <w:rFonts w:ascii="Wingdings" w:hAnsi="Wingdings" w:hint="default"/>
-      </w:rPr>
-    </w:lvl>
-    <w:lvl w:ilvl="6" w:tplc="A8C03BA2">
-      <w:start w:val="1"/>
-      <w:numFmt w:val="bullet"/>
-      <w:lvlText w:val=""/>
-      <w:lvlJc w:val="left"/>
-      <w:pPr>
-        <w:ind w:left="5040" w:hanging="360"/>
-      </w:pPr>
-      <w:rPr>
-        <w:rFonts w:ascii="Symbol" w:hAnsi="Symbol" w:hint="default"/>
-      </w:rPr>
-    </w:lvl>
-    <w:lvl w:ilvl="7" w:tplc="2B42EF52">
-      <w:start w:val="1"/>
-      <w:numFmt w:val="bullet"/>
-      <w:lvlText w:val="o"/>
-      <w:lvlJc w:val="left"/>
-      <w:pPr>
-        <w:ind w:left="5760" w:hanging="360"/>
-      </w:pPr>
-      <w:rPr>
-        <w:rFonts w:ascii="Courier New" w:hAnsi="Courier New" w:hint="default"/>
-      </w:rPr>
-    </w:lvl>
-    <w:lvl w:ilvl="8" w:tplc="E4D6980E">
-      <w:start w:val="1"/>
-      <w:numFmt w:val="bullet"/>
-      <w:lvlText w:val=""/>
-      <w:lvlJc w:val="left"/>
-      <w:pPr>
-        <w:ind w:left="6480" w:hanging="360"/>
-      </w:pPr>
-      <w:rPr>
-        <w:rFonts w:ascii="Wingdings" w:hAnsi="Wingdings" w:hint="default"/>
-      </w:rPr>
-    </w:lvl>
-  </w:abstractNum>
-  <w:abstractNum w:abstractNumId="16" w15:restartNumberingAfterBreak="0">
-    <w:nsid w:val="20484DF8"/>
-    <w:multiLevelType w:val="hybridMultilevel"/>
-    <w:tmpl w:val="665407F8"/>
-    <w:lvl w:ilvl="0" w:tplc="FD369138">
-      <w:start w:val="1"/>
-      <w:numFmt w:val="bullet"/>
-      <w:lvlText w:val=""/>
-      <w:lvlJc w:val="left"/>
-      <w:pPr>
-        <w:ind w:left="720" w:hanging="360"/>
-      </w:pPr>
-      <w:rPr>
-        <w:rFonts w:ascii="Symbol" w:hAnsi="Symbol" w:hint="default"/>
-      </w:rPr>
-    </w:lvl>
-    <w:lvl w:ilvl="1" w:tplc="8EEC85F2">
-      <w:start w:val="1"/>
-      <w:numFmt w:val="bullet"/>
-      <w:lvlText w:val="o"/>
-      <w:lvlJc w:val="left"/>
-      <w:pPr>
-        <w:ind w:left="1440" w:hanging="360"/>
-      </w:pPr>
-      <w:rPr>
-        <w:rFonts w:ascii="Courier New" w:hAnsi="Courier New" w:hint="default"/>
-      </w:rPr>
-    </w:lvl>
-    <w:lvl w:ilvl="2" w:tplc="37284836">
-      <w:start w:val="1"/>
-      <w:numFmt w:val="bullet"/>
-      <w:lvlText w:val=""/>
-      <w:lvlJc w:val="left"/>
-      <w:pPr>
-        <w:ind w:left="2160" w:hanging="360"/>
-      </w:pPr>
-      <w:rPr>
-        <w:rFonts w:ascii="Wingdings" w:hAnsi="Wingdings" w:hint="default"/>
-      </w:rPr>
-    </w:lvl>
-    <w:lvl w:ilvl="3" w:tplc="A26C8C1E">
-      <w:start w:val="1"/>
-      <w:numFmt w:val="bullet"/>
-      <w:lvlText w:val=""/>
-      <w:lvlJc w:val="left"/>
-      <w:pPr>
-        <w:ind w:left="2880" w:hanging="360"/>
-      </w:pPr>
-      <w:rPr>
-        <w:rFonts w:ascii="Symbol" w:hAnsi="Symbol" w:hint="default"/>
-      </w:rPr>
-    </w:lvl>
-    <w:lvl w:ilvl="4" w:tplc="F0268C28">
-      <w:start w:val="1"/>
-      <w:numFmt w:val="bullet"/>
-      <w:lvlText w:val="o"/>
-      <w:lvlJc w:val="left"/>
-      <w:pPr>
-        <w:ind w:left="3600" w:hanging="360"/>
-      </w:pPr>
-      <w:rPr>
-        <w:rFonts w:ascii="Courier New" w:hAnsi="Courier New" w:hint="default"/>
-      </w:rPr>
-    </w:lvl>
-    <w:lvl w:ilvl="5" w:tplc="7840CCA6">
-      <w:start w:val="1"/>
-      <w:numFmt w:val="bullet"/>
-      <w:lvlText w:val=""/>
-      <w:lvlJc w:val="left"/>
-      <w:pPr>
-        <w:ind w:left="4320" w:hanging="360"/>
-      </w:pPr>
-      <w:rPr>
-        <w:rFonts w:ascii="Wingdings" w:hAnsi="Wingdings" w:hint="default"/>
-      </w:rPr>
-    </w:lvl>
-    <w:lvl w:ilvl="6" w:tplc="9ED2493E">
-      <w:start w:val="1"/>
-      <w:numFmt w:val="bullet"/>
-      <w:lvlText w:val=""/>
-      <w:lvlJc w:val="left"/>
-      <w:pPr>
-        <w:ind w:left="5040" w:hanging="360"/>
-      </w:pPr>
-      <w:rPr>
-        <w:rFonts w:ascii="Symbol" w:hAnsi="Symbol" w:hint="default"/>
-      </w:rPr>
-    </w:lvl>
-    <w:lvl w:ilvl="7" w:tplc="2ED04D98">
-      <w:start w:val="1"/>
-      <w:numFmt w:val="bullet"/>
-      <w:lvlText w:val="o"/>
-      <w:lvlJc w:val="left"/>
-      <w:pPr>
-        <w:ind w:left="5760" w:hanging="360"/>
-      </w:pPr>
-      <w:rPr>
-        <w:rFonts w:ascii="Courier New" w:hAnsi="Courier New" w:hint="default"/>
-      </w:rPr>
-    </w:lvl>
-    <w:lvl w:ilvl="8" w:tplc="190650D8">
-      <w:start w:val="1"/>
-      <w:numFmt w:val="bullet"/>
-      <w:lvlText w:val=""/>
-      <w:lvlJc w:val="left"/>
-      <w:pPr>
-        <w:ind w:left="6480" w:hanging="360"/>
-      </w:pPr>
-      <w:rPr>
-        <w:rFonts w:ascii="Wingdings" w:hAnsi="Wingdings" w:hint="default"/>
-      </w:rPr>
-    </w:lvl>
-  </w:abstractNum>
-  <w:abstractNum w:abstractNumId="17" w15:restartNumberingAfterBreak="0">
-    <w:nsid w:val="22AF548B"/>
-    <w:multiLevelType w:val="hybridMultilevel"/>
-    <w:tmpl w:val="B4B89BCE"/>
-    <w:lvl w:ilvl="0" w:tplc="AF88AA24">
-      <w:start w:val="1"/>
-      <w:numFmt w:val="bullet"/>
-      <w:lvlText w:val=""/>
-      <w:lvlJc w:val="left"/>
-      <w:pPr>
-        <w:ind w:left="720" w:hanging="360"/>
-      </w:pPr>
-      <w:rPr>
-        <w:rFonts w:ascii="Symbol" w:hAnsi="Symbol" w:hint="default"/>
-      </w:rPr>
-    </w:lvl>
-    <w:lvl w:ilvl="1" w:tplc="978EAC3C">
-      <w:start w:val="1"/>
-      <w:numFmt w:val="bullet"/>
-      <w:lvlText w:val="o"/>
-      <w:lvlJc w:val="left"/>
-      <w:pPr>
-        <w:ind w:left="1440" w:hanging="360"/>
-      </w:pPr>
-      <w:rPr>
-        <w:rFonts w:ascii="Courier New" w:hAnsi="Courier New" w:hint="default"/>
-      </w:rPr>
-    </w:lvl>
-    <w:lvl w:ilvl="2" w:tplc="2A5E9CBE">
-      <w:start w:val="1"/>
-      <w:numFmt w:val="bullet"/>
-      <w:lvlText w:val=""/>
-      <w:lvlJc w:val="left"/>
-      <w:pPr>
-        <w:ind w:left="2160" w:hanging="360"/>
-      </w:pPr>
-      <w:rPr>
-        <w:rFonts w:ascii="Wingdings" w:hAnsi="Wingdings" w:hint="default"/>
-      </w:rPr>
-    </w:lvl>
-    <w:lvl w:ilvl="3" w:tplc="9B1E69CC">
-      <w:start w:val="1"/>
-      <w:numFmt w:val="bullet"/>
-      <w:lvlText w:val=""/>
-      <w:lvlJc w:val="left"/>
-      <w:pPr>
-        <w:ind w:left="2880" w:hanging="360"/>
-      </w:pPr>
-      <w:rPr>
-        <w:rFonts w:ascii="Symbol" w:hAnsi="Symbol" w:hint="default"/>
-      </w:rPr>
-    </w:lvl>
-    <w:lvl w:ilvl="4" w:tplc="228CA36E">
-      <w:start w:val="1"/>
-      <w:numFmt w:val="bullet"/>
-      <w:lvlText w:val="o"/>
-      <w:lvlJc w:val="left"/>
-      <w:pPr>
-        <w:ind w:left="3600" w:hanging="360"/>
-      </w:pPr>
-      <w:rPr>
-        <w:rFonts w:ascii="Courier New" w:hAnsi="Courier New" w:hint="default"/>
-      </w:rPr>
-    </w:lvl>
-    <w:lvl w:ilvl="5" w:tplc="57B64B7E">
-      <w:start w:val="1"/>
-      <w:numFmt w:val="bullet"/>
-      <w:lvlText w:val=""/>
-      <w:lvlJc w:val="left"/>
-      <w:pPr>
-        <w:ind w:left="4320" w:hanging="360"/>
-      </w:pPr>
-      <w:rPr>
-        <w:rFonts w:ascii="Wingdings" w:hAnsi="Wingdings" w:hint="default"/>
-      </w:rPr>
-    </w:lvl>
-    <w:lvl w:ilvl="6" w:tplc="89E808A8">
-      <w:start w:val="1"/>
-      <w:numFmt w:val="bullet"/>
-      <w:lvlText w:val=""/>
-      <w:lvlJc w:val="left"/>
-      <w:pPr>
-        <w:ind w:left="5040" w:hanging="360"/>
-      </w:pPr>
-      <w:rPr>
-        <w:rFonts w:ascii="Symbol" w:hAnsi="Symbol" w:hint="default"/>
-      </w:rPr>
-    </w:lvl>
-    <w:lvl w:ilvl="7" w:tplc="98DA4996">
-      <w:start w:val="1"/>
-      <w:numFmt w:val="bullet"/>
-      <w:lvlText w:val="o"/>
-      <w:lvlJc w:val="left"/>
-      <w:pPr>
-        <w:ind w:left="5760" w:hanging="360"/>
-      </w:pPr>
-      <w:rPr>
-        <w:rFonts w:ascii="Courier New" w:hAnsi="Courier New" w:hint="default"/>
-      </w:rPr>
-    </w:lvl>
-    <w:lvl w:ilvl="8" w:tplc="4E885138">
-      <w:start w:val="1"/>
-      <w:numFmt w:val="bullet"/>
-      <w:lvlText w:val=""/>
-      <w:lvlJc w:val="left"/>
-      <w:pPr>
-        <w:ind w:left="6480" w:hanging="360"/>
-      </w:pPr>
-      <w:rPr>
-        <w:rFonts w:ascii="Wingdings" w:hAnsi="Wingdings" w:hint="default"/>
-      </w:rPr>
-    </w:lvl>
-  </w:abstractNum>
-  <w:abstractNum w:abstractNumId="18" w15:restartNumberingAfterBreak="0">
-    <w:nsid w:val="246DE2E4"/>
-    <w:multiLevelType w:val="hybridMultilevel"/>
-    <w:tmpl w:val="1654EF46"/>
-    <w:lvl w:ilvl="0" w:tplc="0802AA82">
-      <w:start w:val="1"/>
-      <w:numFmt w:val="bullet"/>
-      <w:lvlText w:val=""/>
-      <w:lvlJc w:val="left"/>
-      <w:pPr>
-        <w:ind w:left="720" w:hanging="360"/>
-      </w:pPr>
-      <w:rPr>
-        <w:rFonts w:ascii="Symbol" w:hAnsi="Symbol" w:hint="default"/>
-      </w:rPr>
-    </w:lvl>
-    <w:lvl w:ilvl="1" w:tplc="DD9C5D22">
-      <w:start w:val="1"/>
-      <w:numFmt w:val="bullet"/>
-      <w:lvlText w:val="o"/>
-      <w:lvlJc w:val="left"/>
-      <w:pPr>
-        <w:ind w:left="1440" w:hanging="360"/>
-      </w:pPr>
-      <w:rPr>
-        <w:rFonts w:ascii="Courier New" w:hAnsi="Courier New" w:hint="default"/>
-      </w:rPr>
-    </w:lvl>
-    <w:lvl w:ilvl="2" w:tplc="627000C6">
-      <w:start w:val="1"/>
-      <w:numFmt w:val="bullet"/>
-      <w:lvlText w:val=""/>
-      <w:lvlJc w:val="left"/>
-      <w:pPr>
-        <w:ind w:left="2160" w:hanging="360"/>
-      </w:pPr>
-      <w:rPr>
-        <w:rFonts w:ascii="Wingdings" w:hAnsi="Wingdings" w:hint="default"/>
-      </w:rPr>
-    </w:lvl>
-    <w:lvl w:ilvl="3" w:tplc="024C8E58">
-      <w:start w:val="1"/>
-      <w:numFmt w:val="bullet"/>
-      <w:lvlText w:val=""/>
-      <w:lvlJc w:val="left"/>
-      <w:pPr>
-        <w:ind w:left="2880" w:hanging="360"/>
-      </w:pPr>
-      <w:rPr>
-        <w:rFonts w:ascii="Symbol" w:hAnsi="Symbol" w:hint="default"/>
-      </w:rPr>
-    </w:lvl>
-    <w:lvl w:ilvl="4" w:tplc="43A80DA8">
-      <w:start w:val="1"/>
-      <w:numFmt w:val="bullet"/>
-      <w:lvlText w:val="o"/>
-      <w:lvlJc w:val="left"/>
-      <w:pPr>
-        <w:ind w:left="3600" w:hanging="360"/>
-      </w:pPr>
-      <w:rPr>
-        <w:rFonts w:ascii="Courier New" w:hAnsi="Courier New" w:hint="default"/>
-      </w:rPr>
-    </w:lvl>
-    <w:lvl w:ilvl="5" w:tplc="516C2C54">
-      <w:start w:val="1"/>
-      <w:numFmt w:val="bullet"/>
-      <w:lvlText w:val=""/>
-      <w:lvlJc w:val="left"/>
-      <w:pPr>
-        <w:ind w:left="4320" w:hanging="360"/>
-      </w:pPr>
-      <w:rPr>
-        <w:rFonts w:ascii="Wingdings" w:hAnsi="Wingdings" w:hint="default"/>
-      </w:rPr>
-    </w:lvl>
-    <w:lvl w:ilvl="6" w:tplc="1B0A8FC0">
-      <w:start w:val="1"/>
-      <w:numFmt w:val="bullet"/>
-      <w:lvlText w:val=""/>
-      <w:lvlJc w:val="left"/>
-      <w:pPr>
-        <w:ind w:left="5040" w:hanging="360"/>
-      </w:pPr>
-      <w:rPr>
-        <w:rFonts w:ascii="Symbol" w:hAnsi="Symbol" w:hint="default"/>
-      </w:rPr>
-    </w:lvl>
-    <w:lvl w:ilvl="7" w:tplc="57860A96">
-      <w:start w:val="1"/>
-      <w:numFmt w:val="bullet"/>
-      <w:lvlText w:val="o"/>
-      <w:lvlJc w:val="left"/>
-      <w:pPr>
-        <w:ind w:left="5760" w:hanging="360"/>
-      </w:pPr>
-      <w:rPr>
-        <w:rFonts w:ascii="Courier New" w:hAnsi="Courier New" w:hint="default"/>
-      </w:rPr>
-    </w:lvl>
-    <w:lvl w:ilvl="8" w:tplc="979A99C4">
-      <w:start w:val="1"/>
-      <w:numFmt w:val="bullet"/>
-      <w:lvlText w:val=""/>
-      <w:lvlJc w:val="left"/>
-      <w:pPr>
-        <w:ind w:left="6480" w:hanging="360"/>
-      </w:pPr>
-      <w:rPr>
-        <w:rFonts w:ascii="Wingdings" w:hAnsi="Wingdings" w:hint="default"/>
-      </w:rPr>
-    </w:lvl>
-  </w:abstractNum>
-  <w:abstractNum w:abstractNumId="19" w15:restartNumberingAfterBreak="0">
-    <w:nsid w:val="27C435A0"/>
-    <w:multiLevelType w:val="hybridMultilevel"/>
-    <w:tmpl w:val="02DE5812"/>
-    <w:lvl w:ilvl="0" w:tplc="12C0A372">
-      <w:start w:val="1"/>
-      <w:numFmt w:val="bullet"/>
-      <w:lvlText w:val=""/>
-      <w:lvlJc w:val="left"/>
-      <w:pPr>
-        <w:ind w:left="720" w:hanging="360"/>
-      </w:pPr>
-      <w:rPr>
-        <w:rFonts w:ascii="Symbol" w:hAnsi="Symbol" w:hint="default"/>
-      </w:rPr>
-    </w:lvl>
-    <w:lvl w:ilvl="1" w:tplc="B8D446D2">
-      <w:start w:val="1"/>
-      <w:numFmt w:val="bullet"/>
-      <w:lvlText w:val="o"/>
-      <w:lvlJc w:val="left"/>
-      <w:pPr>
-        <w:ind w:left="1440" w:hanging="360"/>
-      </w:pPr>
-      <w:rPr>
-        <w:rFonts w:ascii="Courier New" w:hAnsi="Courier New" w:hint="default"/>
-      </w:rPr>
-    </w:lvl>
-    <w:lvl w:ilvl="2" w:tplc="6584F06C">
-      <w:start w:val="1"/>
-      <w:numFmt w:val="bullet"/>
-      <w:lvlText w:val=""/>
-      <w:lvlJc w:val="left"/>
-      <w:pPr>
-        <w:ind w:left="2160" w:hanging="360"/>
-      </w:pPr>
-      <w:rPr>
-        <w:rFonts w:ascii="Wingdings" w:hAnsi="Wingdings" w:hint="default"/>
-      </w:rPr>
-    </w:lvl>
-    <w:lvl w:ilvl="3" w:tplc="216EE37E">
-      <w:start w:val="1"/>
-      <w:numFmt w:val="bullet"/>
-      <w:lvlText w:val=""/>
-      <w:lvlJc w:val="left"/>
-      <w:pPr>
-        <w:ind w:left="2880" w:hanging="360"/>
-      </w:pPr>
-      <w:rPr>
-        <w:rFonts w:ascii="Symbol" w:hAnsi="Symbol" w:hint="default"/>
-      </w:rPr>
-    </w:lvl>
-    <w:lvl w:ilvl="4" w:tplc="0C5A52BC">
-      <w:start w:val="1"/>
-      <w:numFmt w:val="bullet"/>
-      <w:lvlText w:val="o"/>
-      <w:lvlJc w:val="left"/>
-      <w:pPr>
-        <w:ind w:left="3600" w:hanging="360"/>
-      </w:pPr>
-      <w:rPr>
-        <w:rFonts w:ascii="Courier New" w:hAnsi="Courier New" w:hint="default"/>
-      </w:rPr>
-    </w:lvl>
-    <w:lvl w:ilvl="5" w:tplc="65D64A94">
-      <w:start w:val="1"/>
-      <w:numFmt w:val="bullet"/>
-      <w:lvlText w:val=""/>
-      <w:lvlJc w:val="left"/>
-      <w:pPr>
-        <w:ind w:left="4320" w:hanging="360"/>
-      </w:pPr>
-      <w:rPr>
-        <w:rFonts w:ascii="Wingdings" w:hAnsi="Wingdings" w:hint="default"/>
-      </w:rPr>
-    </w:lvl>
-    <w:lvl w:ilvl="6" w:tplc="897E4E4C">
-      <w:start w:val="1"/>
-      <w:numFmt w:val="bullet"/>
-      <w:lvlText w:val=""/>
-      <w:lvlJc w:val="left"/>
-      <w:pPr>
-        <w:ind w:left="5040" w:hanging="360"/>
-      </w:pPr>
-      <w:rPr>
-        <w:rFonts w:ascii="Symbol" w:hAnsi="Symbol" w:hint="default"/>
-      </w:rPr>
-    </w:lvl>
-    <w:lvl w:ilvl="7" w:tplc="4D5E926C">
-      <w:start w:val="1"/>
-      <w:numFmt w:val="bullet"/>
-      <w:lvlText w:val="o"/>
-      <w:lvlJc w:val="left"/>
-      <w:pPr>
-        <w:ind w:left="5760" w:hanging="360"/>
-      </w:pPr>
-      <w:rPr>
-        <w:rFonts w:ascii="Courier New" w:hAnsi="Courier New" w:hint="default"/>
-      </w:rPr>
-    </w:lvl>
-    <w:lvl w:ilvl="8" w:tplc="AA669990">
-      <w:start w:val="1"/>
-      <w:numFmt w:val="bullet"/>
-      <w:lvlText w:val=""/>
-      <w:lvlJc w:val="left"/>
-      <w:pPr>
-        <w:ind w:left="6480" w:hanging="360"/>
-      </w:pPr>
-      <w:rPr>
-        <w:rFonts w:ascii="Wingdings" w:hAnsi="Wingdings" w:hint="default"/>
-      </w:rPr>
-    </w:lvl>
-  </w:abstractNum>
-  <w:abstractNum w:abstractNumId="20" w15:restartNumberingAfterBreak="0">
-    <w:nsid w:val="29FC1700"/>
-    <w:multiLevelType w:val="hybridMultilevel"/>
-    <w:tmpl w:val="40F08804"/>
-    <w:lvl w:ilvl="0" w:tplc="698EF7B0">
-      <w:start w:val="1"/>
-      <w:numFmt w:val="bullet"/>
-      <w:lvlText w:val=""/>
-      <w:lvlJc w:val="left"/>
-      <w:pPr>
-        <w:ind w:left="720" w:hanging="360"/>
-      </w:pPr>
-      <w:rPr>
-        <w:rFonts w:ascii="Symbol" w:hAnsi="Symbol" w:hint="default"/>
-      </w:rPr>
-    </w:lvl>
-    <w:lvl w:ilvl="1" w:tplc="AD88A672">
-      <w:start w:val="1"/>
-      <w:numFmt w:val="bullet"/>
-      <w:lvlText w:val="o"/>
-      <w:lvlJc w:val="left"/>
-      <w:pPr>
-        <w:ind w:left="1440" w:hanging="360"/>
-      </w:pPr>
-      <w:rPr>
-        <w:rFonts w:ascii="Courier New" w:hAnsi="Courier New" w:hint="default"/>
-      </w:rPr>
-    </w:lvl>
-    <w:lvl w:ilvl="2" w:tplc="E3A83424">
-      <w:start w:val="1"/>
-      <w:numFmt w:val="bullet"/>
-      <w:lvlText w:val=""/>
-      <w:lvlJc w:val="left"/>
-      <w:pPr>
-        <w:ind w:left="2160" w:hanging="360"/>
-      </w:pPr>
-      <w:rPr>
-        <w:rFonts w:ascii="Wingdings" w:hAnsi="Wingdings" w:hint="default"/>
-      </w:rPr>
-    </w:lvl>
-    <w:lvl w:ilvl="3" w:tplc="CD3CF31A">
-      <w:start w:val="1"/>
-      <w:numFmt w:val="bullet"/>
-      <w:lvlText w:val=""/>
-      <w:lvlJc w:val="left"/>
-      <w:pPr>
-        <w:ind w:left="2880" w:hanging="360"/>
-      </w:pPr>
-      <w:rPr>
-        <w:rFonts w:ascii="Symbol" w:hAnsi="Symbol" w:hint="default"/>
-      </w:rPr>
-    </w:lvl>
-    <w:lvl w:ilvl="4" w:tplc="CB364D1E">
-      <w:start w:val="1"/>
-      <w:numFmt w:val="bullet"/>
-      <w:lvlText w:val="o"/>
-      <w:lvlJc w:val="left"/>
-      <w:pPr>
-        <w:ind w:left="3600" w:hanging="360"/>
-      </w:pPr>
-      <w:rPr>
-        <w:rFonts w:ascii="Courier New" w:hAnsi="Courier New" w:hint="default"/>
-      </w:rPr>
-    </w:lvl>
-    <w:lvl w:ilvl="5" w:tplc="D4C06850">
-      <w:start w:val="1"/>
-      <w:numFmt w:val="bullet"/>
-      <w:lvlText w:val=""/>
-      <w:lvlJc w:val="left"/>
-      <w:pPr>
-        <w:ind w:left="4320" w:hanging="360"/>
-      </w:pPr>
-      <w:rPr>
-        <w:rFonts w:ascii="Wingdings" w:hAnsi="Wingdings" w:hint="default"/>
-      </w:rPr>
-    </w:lvl>
-    <w:lvl w:ilvl="6" w:tplc="4422240E">
-      <w:start w:val="1"/>
-      <w:numFmt w:val="bullet"/>
-      <w:lvlText w:val=""/>
-      <w:lvlJc w:val="left"/>
-      <w:pPr>
-        <w:ind w:left="5040" w:hanging="360"/>
-      </w:pPr>
-      <w:rPr>
-        <w:rFonts w:ascii="Symbol" w:hAnsi="Symbol" w:hint="default"/>
-      </w:rPr>
-    </w:lvl>
-    <w:lvl w:ilvl="7" w:tplc="849CCC5E">
-      <w:start w:val="1"/>
-      <w:numFmt w:val="bullet"/>
-      <w:lvlText w:val="o"/>
-      <w:lvlJc w:val="left"/>
-      <w:pPr>
-        <w:ind w:left="5760" w:hanging="360"/>
-      </w:pPr>
-      <w:rPr>
-        <w:rFonts w:ascii="Courier New" w:hAnsi="Courier New" w:hint="default"/>
-      </w:rPr>
-    </w:lvl>
-    <w:lvl w:ilvl="8" w:tplc="D7D0C16E">
-      <w:start w:val="1"/>
-      <w:numFmt w:val="bullet"/>
-      <w:lvlText w:val=""/>
-      <w:lvlJc w:val="left"/>
-      <w:pPr>
-        <w:ind w:left="6480" w:hanging="360"/>
-      </w:pPr>
-      <w:rPr>
-        <w:rFonts w:ascii="Wingdings" w:hAnsi="Wingdings" w:hint="default"/>
-      </w:rPr>
-    </w:lvl>
-  </w:abstractNum>
-  <w:abstractNum w:abstractNumId="21" w15:restartNumberingAfterBreak="0">
-    <w:nsid w:val="2AA35183"/>
-    <w:multiLevelType w:val="hybridMultilevel"/>
-    <w:tmpl w:val="42423CBC"/>
-    <w:lvl w:ilvl="0" w:tplc="4C5600E4">
-      <w:start w:val="1"/>
-      <w:numFmt w:val="bullet"/>
-      <w:lvlText w:val=""/>
-      <w:lvlJc w:val="left"/>
-      <w:pPr>
-        <w:ind w:left="720" w:hanging="360"/>
-      </w:pPr>
-      <w:rPr>
-        <w:rFonts w:ascii="Symbol" w:hAnsi="Symbol" w:hint="default"/>
-      </w:rPr>
-    </w:lvl>
-    <w:lvl w:ilvl="1" w:tplc="6C626354">
-      <w:start w:val="1"/>
-      <w:numFmt w:val="bullet"/>
-      <w:lvlText w:val="o"/>
-      <w:lvlJc w:val="left"/>
-      <w:pPr>
-        <w:ind w:left="1440" w:hanging="360"/>
-      </w:pPr>
-      <w:rPr>
-        <w:rFonts w:ascii="Courier New" w:hAnsi="Courier New" w:hint="default"/>
-      </w:rPr>
-    </w:lvl>
-    <w:lvl w:ilvl="2" w:tplc="03180BB8">
-      <w:start w:val="1"/>
-      <w:numFmt w:val="bullet"/>
-      <w:lvlText w:val=""/>
-      <w:lvlJc w:val="left"/>
-      <w:pPr>
-        <w:ind w:left="2160" w:hanging="360"/>
-      </w:pPr>
-      <w:rPr>
-        <w:rFonts w:ascii="Wingdings" w:hAnsi="Wingdings" w:hint="default"/>
-      </w:rPr>
-    </w:lvl>
-    <w:lvl w:ilvl="3" w:tplc="FB98978A">
-      <w:start w:val="1"/>
-      <w:numFmt w:val="bullet"/>
-      <w:lvlText w:val=""/>
-      <w:lvlJc w:val="left"/>
-      <w:pPr>
-        <w:ind w:left="2880" w:hanging="360"/>
-      </w:pPr>
-      <w:rPr>
-        <w:rFonts w:ascii="Symbol" w:hAnsi="Symbol" w:hint="default"/>
-      </w:rPr>
-    </w:lvl>
-    <w:lvl w:ilvl="4" w:tplc="10FE575C">
-      <w:start w:val="1"/>
-      <w:numFmt w:val="bullet"/>
-      <w:lvlText w:val="o"/>
-      <w:lvlJc w:val="left"/>
-      <w:pPr>
-        <w:ind w:left="3600" w:hanging="360"/>
-      </w:pPr>
-      <w:rPr>
-        <w:rFonts w:ascii="Courier New" w:hAnsi="Courier New" w:hint="default"/>
-      </w:rPr>
-    </w:lvl>
-    <w:lvl w:ilvl="5" w:tplc="DC7E5DFE">
-      <w:start w:val="1"/>
-      <w:numFmt w:val="bullet"/>
-      <w:lvlText w:val=""/>
-      <w:lvlJc w:val="left"/>
-      <w:pPr>
-        <w:ind w:left="4320" w:hanging="360"/>
-      </w:pPr>
-      <w:rPr>
-        <w:rFonts w:ascii="Wingdings" w:hAnsi="Wingdings" w:hint="default"/>
-      </w:rPr>
-    </w:lvl>
-    <w:lvl w:ilvl="6" w:tplc="71A8A3A6">
-      <w:start w:val="1"/>
-      <w:numFmt w:val="bullet"/>
-      <w:lvlText w:val=""/>
-      <w:lvlJc w:val="left"/>
-      <w:pPr>
-        <w:ind w:left="5040" w:hanging="360"/>
-      </w:pPr>
-      <w:rPr>
-        <w:rFonts w:ascii="Symbol" w:hAnsi="Symbol" w:hint="default"/>
-      </w:rPr>
-    </w:lvl>
-    <w:lvl w:ilvl="7" w:tplc="94F86A60">
-      <w:start w:val="1"/>
-      <w:numFmt w:val="bullet"/>
-      <w:lvlText w:val="o"/>
-      <w:lvlJc w:val="left"/>
-      <w:pPr>
-        <w:ind w:left="5760" w:hanging="360"/>
-      </w:pPr>
-      <w:rPr>
-        <w:rFonts w:ascii="Courier New" w:hAnsi="Courier New" w:hint="default"/>
-      </w:rPr>
-    </w:lvl>
-    <w:lvl w:ilvl="8" w:tplc="7480CA6C">
-      <w:start w:val="1"/>
-      <w:numFmt w:val="bullet"/>
-      <w:lvlText w:val=""/>
-      <w:lvlJc w:val="left"/>
-      <w:pPr>
-        <w:ind w:left="6480" w:hanging="360"/>
-      </w:pPr>
-      <w:rPr>
-        <w:rFonts w:ascii="Wingdings" w:hAnsi="Wingdings" w:hint="default"/>
-      </w:rPr>
-    </w:lvl>
-  </w:abstractNum>
-  <w:abstractNum w:abstractNumId="22" w15:restartNumberingAfterBreak="0">
-    <w:nsid w:val="2B228BEE"/>
-    <w:multiLevelType w:val="hybridMultilevel"/>
-    <w:tmpl w:val="4E78D280"/>
-    <w:lvl w:ilvl="0" w:tplc="232EF51C">
-      <w:start w:val="1"/>
-      <w:numFmt w:val="bullet"/>
-      <w:lvlText w:val=""/>
-      <w:lvlJc w:val="left"/>
-      <w:pPr>
-        <w:ind w:left="720" w:hanging="360"/>
-      </w:pPr>
-      <w:rPr>
-        <w:rFonts w:ascii="Symbol" w:hAnsi="Symbol" w:hint="default"/>
-      </w:rPr>
-    </w:lvl>
-    <w:lvl w:ilvl="1" w:tplc="DD9EA53A">
-      <w:start w:val="1"/>
-      <w:numFmt w:val="bullet"/>
-      <w:lvlText w:val="o"/>
-      <w:lvlJc w:val="left"/>
-      <w:pPr>
-        <w:ind w:left="1440" w:hanging="360"/>
-      </w:pPr>
-      <w:rPr>
-        <w:rFonts w:ascii="Courier New" w:hAnsi="Courier New" w:hint="default"/>
-      </w:rPr>
-    </w:lvl>
-    <w:lvl w:ilvl="2" w:tplc="2E7A8A08">
-      <w:start w:val="1"/>
-      <w:numFmt w:val="bullet"/>
-      <w:lvlText w:val=""/>
-      <w:lvlJc w:val="left"/>
-      <w:pPr>
-        <w:ind w:left="2160" w:hanging="360"/>
-      </w:pPr>
-      <w:rPr>
-        <w:rFonts w:ascii="Wingdings" w:hAnsi="Wingdings" w:hint="default"/>
-      </w:rPr>
-    </w:lvl>
-    <w:lvl w:ilvl="3" w:tplc="F3DA8240">
-      <w:start w:val="1"/>
-      <w:numFmt w:val="bullet"/>
-      <w:lvlText w:val=""/>
-      <w:lvlJc w:val="left"/>
-      <w:pPr>
-        <w:ind w:left="2880" w:hanging="360"/>
-      </w:pPr>
-      <w:rPr>
-        <w:rFonts w:ascii="Symbol" w:hAnsi="Symbol" w:hint="default"/>
-      </w:rPr>
-    </w:lvl>
-    <w:lvl w:ilvl="4" w:tplc="65E09EFC">
-      <w:start w:val="1"/>
-      <w:numFmt w:val="bullet"/>
-      <w:lvlText w:val="o"/>
-      <w:lvlJc w:val="left"/>
-      <w:pPr>
-        <w:ind w:left="3600" w:hanging="360"/>
-      </w:pPr>
-      <w:rPr>
-        <w:rFonts w:ascii="Courier New" w:hAnsi="Courier New" w:hint="default"/>
-      </w:rPr>
-    </w:lvl>
-    <w:lvl w:ilvl="5" w:tplc="A6EE8AE0">
-      <w:start w:val="1"/>
-      <w:numFmt w:val="bullet"/>
-      <w:lvlText w:val=""/>
-      <w:lvlJc w:val="left"/>
-      <w:pPr>
-        <w:ind w:left="4320" w:hanging="360"/>
-      </w:pPr>
-      <w:rPr>
-        <w:rFonts w:ascii="Wingdings" w:hAnsi="Wingdings" w:hint="default"/>
-      </w:rPr>
-    </w:lvl>
-    <w:lvl w:ilvl="6" w:tplc="4D96C65E">
-      <w:start w:val="1"/>
-      <w:numFmt w:val="bullet"/>
-      <w:lvlText w:val=""/>
-      <w:lvlJc w:val="left"/>
-      <w:pPr>
-        <w:ind w:left="5040" w:hanging="360"/>
-      </w:pPr>
-      <w:rPr>
-        <w:rFonts w:ascii="Symbol" w:hAnsi="Symbol" w:hint="default"/>
-      </w:rPr>
-    </w:lvl>
-    <w:lvl w:ilvl="7" w:tplc="B20ABBF8">
-      <w:start w:val="1"/>
-      <w:numFmt w:val="bullet"/>
-      <w:lvlText w:val="o"/>
-      <w:lvlJc w:val="left"/>
-      <w:pPr>
-        <w:ind w:left="5760" w:hanging="360"/>
-      </w:pPr>
-      <w:rPr>
-        <w:rFonts w:ascii="Courier New" w:hAnsi="Courier New" w:hint="default"/>
-      </w:rPr>
-    </w:lvl>
-    <w:lvl w:ilvl="8" w:tplc="A3B62536">
-      <w:start w:val="1"/>
-      <w:numFmt w:val="bullet"/>
-      <w:lvlText w:val=""/>
-      <w:lvlJc w:val="left"/>
-      <w:pPr>
-        <w:ind w:left="6480" w:hanging="360"/>
-      </w:pPr>
-      <w:rPr>
-        <w:rFonts w:ascii="Wingdings" w:hAnsi="Wingdings" w:hint="default"/>
-      </w:rPr>
-    </w:lvl>
-  </w:abstractNum>
-  <w:abstractNum w:abstractNumId="23" w15:restartNumberingAfterBreak="0">
+  <w:abstractNum w:abstractNumId="3" w15:restartNumberingAfterBreak="0">
     <w:nsid w:val="2BFFAF26"/>
     <w:multiLevelType w:val="hybridMultilevel"/>
     <w:tmpl w:val="69D80A3C"/>
@@ -7714,798 +5620,7 @@
       </w:rPr>
     </w:lvl>
   </w:abstractNum>
-  <w:abstractNum w:abstractNumId="24" w15:restartNumberingAfterBreak="0">
-    <w:nsid w:val="2F7F85D1"/>
-    <w:multiLevelType w:val="hybridMultilevel"/>
-    <w:tmpl w:val="8220AE4E"/>
-    <w:lvl w:ilvl="0" w:tplc="721ADAF6">
-      <w:start w:val="1"/>
-      <w:numFmt w:val="bullet"/>
-      <w:lvlText w:val=""/>
-      <w:lvlJc w:val="left"/>
-      <w:pPr>
-        <w:ind w:left="720" w:hanging="360"/>
-      </w:pPr>
-      <w:rPr>
-        <w:rFonts w:ascii="Symbol" w:hAnsi="Symbol" w:hint="default"/>
-      </w:rPr>
-    </w:lvl>
-    <w:lvl w:ilvl="1" w:tplc="9DE6FEE6">
-      <w:start w:val="1"/>
-      <w:numFmt w:val="bullet"/>
-      <w:lvlText w:val="o"/>
-      <w:lvlJc w:val="left"/>
-      <w:pPr>
-        <w:ind w:left="1440" w:hanging="360"/>
-      </w:pPr>
-      <w:rPr>
-        <w:rFonts w:ascii="Courier New" w:hAnsi="Courier New" w:hint="default"/>
-      </w:rPr>
-    </w:lvl>
-    <w:lvl w:ilvl="2" w:tplc="4F7CA5EA">
-      <w:start w:val="1"/>
-      <w:numFmt w:val="bullet"/>
-      <w:lvlText w:val=""/>
-      <w:lvlJc w:val="left"/>
-      <w:pPr>
-        <w:ind w:left="2160" w:hanging="360"/>
-      </w:pPr>
-      <w:rPr>
-        <w:rFonts w:ascii="Wingdings" w:hAnsi="Wingdings" w:hint="default"/>
-      </w:rPr>
-    </w:lvl>
-    <w:lvl w:ilvl="3" w:tplc="9790FD96">
-      <w:start w:val="1"/>
-      <w:numFmt w:val="bullet"/>
-      <w:lvlText w:val=""/>
-      <w:lvlJc w:val="left"/>
-      <w:pPr>
-        <w:ind w:left="2880" w:hanging="360"/>
-      </w:pPr>
-      <w:rPr>
-        <w:rFonts w:ascii="Symbol" w:hAnsi="Symbol" w:hint="default"/>
-      </w:rPr>
-    </w:lvl>
-    <w:lvl w:ilvl="4" w:tplc="E9A6067E">
-      <w:start w:val="1"/>
-      <w:numFmt w:val="bullet"/>
-      <w:lvlText w:val="o"/>
-      <w:lvlJc w:val="left"/>
-      <w:pPr>
-        <w:ind w:left="3600" w:hanging="360"/>
-      </w:pPr>
-      <w:rPr>
-        <w:rFonts w:ascii="Courier New" w:hAnsi="Courier New" w:hint="default"/>
-      </w:rPr>
-    </w:lvl>
-    <w:lvl w:ilvl="5" w:tplc="947CCCCE">
-      <w:start w:val="1"/>
-      <w:numFmt w:val="bullet"/>
-      <w:lvlText w:val=""/>
-      <w:lvlJc w:val="left"/>
-      <w:pPr>
-        <w:ind w:left="4320" w:hanging="360"/>
-      </w:pPr>
-      <w:rPr>
-        <w:rFonts w:ascii="Wingdings" w:hAnsi="Wingdings" w:hint="default"/>
-      </w:rPr>
-    </w:lvl>
-    <w:lvl w:ilvl="6" w:tplc="91ACD758">
-      <w:start w:val="1"/>
-      <w:numFmt w:val="bullet"/>
-      <w:lvlText w:val=""/>
-      <w:lvlJc w:val="left"/>
-      <w:pPr>
-        <w:ind w:left="5040" w:hanging="360"/>
-      </w:pPr>
-      <w:rPr>
-        <w:rFonts w:ascii="Symbol" w:hAnsi="Symbol" w:hint="default"/>
-      </w:rPr>
-    </w:lvl>
-    <w:lvl w:ilvl="7" w:tplc="024C57A4">
-      <w:start w:val="1"/>
-      <w:numFmt w:val="bullet"/>
-      <w:lvlText w:val="o"/>
-      <w:lvlJc w:val="left"/>
-      <w:pPr>
-        <w:ind w:left="5760" w:hanging="360"/>
-      </w:pPr>
-      <w:rPr>
-        <w:rFonts w:ascii="Courier New" w:hAnsi="Courier New" w:hint="default"/>
-      </w:rPr>
-    </w:lvl>
-    <w:lvl w:ilvl="8" w:tplc="AE707078">
-      <w:start w:val="1"/>
-      <w:numFmt w:val="bullet"/>
-      <w:lvlText w:val=""/>
-      <w:lvlJc w:val="left"/>
-      <w:pPr>
-        <w:ind w:left="6480" w:hanging="360"/>
-      </w:pPr>
-      <w:rPr>
-        <w:rFonts w:ascii="Wingdings" w:hAnsi="Wingdings" w:hint="default"/>
-      </w:rPr>
-    </w:lvl>
-  </w:abstractNum>
-  <w:abstractNum w:abstractNumId="25" w15:restartNumberingAfterBreak="0">
-    <w:nsid w:val="30E27CC7"/>
-    <w:multiLevelType w:val="hybridMultilevel"/>
-    <w:tmpl w:val="7EA4F47A"/>
-    <w:lvl w:ilvl="0" w:tplc="FFFFFFFF">
-      <w:start w:val="1"/>
-      <w:numFmt w:val="bullet"/>
-      <w:lvlText w:val=""/>
-      <w:lvlJc w:val="left"/>
-      <w:pPr>
-        <w:ind w:left="720" w:hanging="360"/>
-      </w:pPr>
-      <w:rPr>
-        <w:rFonts w:ascii="Symbol" w:hAnsi="Symbol" w:hint="default"/>
-      </w:rPr>
-    </w:lvl>
-    <w:lvl w:ilvl="1" w:tplc="04160003" w:tentative="1">
-      <w:start w:val="1"/>
-      <w:numFmt w:val="bullet"/>
-      <w:lvlText w:val="o"/>
-      <w:lvlJc w:val="left"/>
-      <w:pPr>
-        <w:ind w:left="1440" w:hanging="360"/>
-      </w:pPr>
-      <w:rPr>
-        <w:rFonts w:ascii="Courier New" w:hAnsi="Courier New" w:cs="Courier New" w:hint="default"/>
-      </w:rPr>
-    </w:lvl>
-    <w:lvl w:ilvl="2" w:tplc="04160005" w:tentative="1">
-      <w:start w:val="1"/>
-      <w:numFmt w:val="bullet"/>
-      <w:lvlText w:val=""/>
-      <w:lvlJc w:val="left"/>
-      <w:pPr>
-        <w:ind w:left="2160" w:hanging="360"/>
-      </w:pPr>
-      <w:rPr>
-        <w:rFonts w:ascii="Wingdings" w:hAnsi="Wingdings" w:hint="default"/>
-      </w:rPr>
-    </w:lvl>
-    <w:lvl w:ilvl="3" w:tplc="04160001" w:tentative="1">
-      <w:start w:val="1"/>
-      <w:numFmt w:val="bullet"/>
-      <w:lvlText w:val=""/>
-      <w:lvlJc w:val="left"/>
-      <w:pPr>
-        <w:ind w:left="2880" w:hanging="360"/>
-      </w:pPr>
-      <w:rPr>
-        <w:rFonts w:ascii="Symbol" w:hAnsi="Symbol" w:hint="default"/>
-      </w:rPr>
-    </w:lvl>
-    <w:lvl w:ilvl="4" w:tplc="04160003" w:tentative="1">
-      <w:start w:val="1"/>
-      <w:numFmt w:val="bullet"/>
-      <w:lvlText w:val="o"/>
-      <w:lvlJc w:val="left"/>
-      <w:pPr>
-        <w:ind w:left="3600" w:hanging="360"/>
-      </w:pPr>
-      <w:rPr>
-        <w:rFonts w:ascii="Courier New" w:hAnsi="Courier New" w:cs="Courier New" w:hint="default"/>
-      </w:rPr>
-    </w:lvl>
-    <w:lvl w:ilvl="5" w:tplc="04160005" w:tentative="1">
-      <w:start w:val="1"/>
-      <w:numFmt w:val="bullet"/>
-      <w:lvlText w:val=""/>
-      <w:lvlJc w:val="left"/>
-      <w:pPr>
-        <w:ind w:left="4320" w:hanging="360"/>
-      </w:pPr>
-      <w:rPr>
-        <w:rFonts w:ascii="Wingdings" w:hAnsi="Wingdings" w:hint="default"/>
-      </w:rPr>
-    </w:lvl>
-    <w:lvl w:ilvl="6" w:tplc="04160001" w:tentative="1">
-      <w:start w:val="1"/>
-      <w:numFmt w:val="bullet"/>
-      <w:lvlText w:val=""/>
-      <w:lvlJc w:val="left"/>
-      <w:pPr>
-        <w:ind w:left="5040" w:hanging="360"/>
-      </w:pPr>
-      <w:rPr>
-        <w:rFonts w:ascii="Symbol" w:hAnsi="Symbol" w:hint="default"/>
-      </w:rPr>
-    </w:lvl>
-    <w:lvl w:ilvl="7" w:tplc="04160003" w:tentative="1">
-      <w:start w:val="1"/>
-      <w:numFmt w:val="bullet"/>
-      <w:lvlText w:val="o"/>
-      <w:lvlJc w:val="left"/>
-      <w:pPr>
-        <w:ind w:left="5760" w:hanging="360"/>
-      </w:pPr>
-      <w:rPr>
-        <w:rFonts w:ascii="Courier New" w:hAnsi="Courier New" w:cs="Courier New" w:hint="default"/>
-      </w:rPr>
-    </w:lvl>
-    <w:lvl w:ilvl="8" w:tplc="04160005" w:tentative="1">
-      <w:start w:val="1"/>
-      <w:numFmt w:val="bullet"/>
-      <w:lvlText w:val=""/>
-      <w:lvlJc w:val="left"/>
-      <w:pPr>
-        <w:ind w:left="6480" w:hanging="360"/>
-      </w:pPr>
-      <w:rPr>
-        <w:rFonts w:ascii="Wingdings" w:hAnsi="Wingdings" w:hint="default"/>
-      </w:rPr>
-    </w:lvl>
-  </w:abstractNum>
-  <w:abstractNum w:abstractNumId="26" w15:restartNumberingAfterBreak="0">
-    <w:nsid w:val="331FA5FB"/>
-    <w:multiLevelType w:val="hybridMultilevel"/>
-    <w:tmpl w:val="387090B6"/>
-    <w:lvl w:ilvl="0" w:tplc="01F2108C">
-      <w:start w:val="1"/>
-      <w:numFmt w:val="bullet"/>
-      <w:lvlText w:val=""/>
-      <w:lvlJc w:val="left"/>
-      <w:pPr>
-        <w:ind w:left="720" w:hanging="360"/>
-      </w:pPr>
-      <w:rPr>
-        <w:rFonts w:ascii="Symbol" w:hAnsi="Symbol" w:hint="default"/>
-      </w:rPr>
-    </w:lvl>
-    <w:lvl w:ilvl="1" w:tplc="32BCD090">
-      <w:start w:val="1"/>
-      <w:numFmt w:val="bullet"/>
-      <w:lvlText w:val="o"/>
-      <w:lvlJc w:val="left"/>
-      <w:pPr>
-        <w:ind w:left="1440" w:hanging="360"/>
-      </w:pPr>
-      <w:rPr>
-        <w:rFonts w:ascii="Courier New" w:hAnsi="Courier New" w:hint="default"/>
-      </w:rPr>
-    </w:lvl>
-    <w:lvl w:ilvl="2" w:tplc="D1F2CAEA">
-      <w:start w:val="1"/>
-      <w:numFmt w:val="bullet"/>
-      <w:lvlText w:val=""/>
-      <w:lvlJc w:val="left"/>
-      <w:pPr>
-        <w:ind w:left="2160" w:hanging="360"/>
-      </w:pPr>
-      <w:rPr>
-        <w:rFonts w:ascii="Wingdings" w:hAnsi="Wingdings" w:hint="default"/>
-      </w:rPr>
-    </w:lvl>
-    <w:lvl w:ilvl="3" w:tplc="052834D2">
-      <w:start w:val="1"/>
-      <w:numFmt w:val="bullet"/>
-      <w:lvlText w:val=""/>
-      <w:lvlJc w:val="left"/>
-      <w:pPr>
-        <w:ind w:left="2880" w:hanging="360"/>
-      </w:pPr>
-      <w:rPr>
-        <w:rFonts w:ascii="Symbol" w:hAnsi="Symbol" w:hint="default"/>
-      </w:rPr>
-    </w:lvl>
-    <w:lvl w:ilvl="4" w:tplc="AF1E9AD6">
-      <w:start w:val="1"/>
-      <w:numFmt w:val="bullet"/>
-      <w:lvlText w:val="o"/>
-      <w:lvlJc w:val="left"/>
-      <w:pPr>
-        <w:ind w:left="3600" w:hanging="360"/>
-      </w:pPr>
-      <w:rPr>
-        <w:rFonts w:ascii="Courier New" w:hAnsi="Courier New" w:hint="default"/>
-      </w:rPr>
-    </w:lvl>
-    <w:lvl w:ilvl="5" w:tplc="B4EC73CA">
-      <w:start w:val="1"/>
-      <w:numFmt w:val="bullet"/>
-      <w:lvlText w:val=""/>
-      <w:lvlJc w:val="left"/>
-      <w:pPr>
-        <w:ind w:left="4320" w:hanging="360"/>
-      </w:pPr>
-      <w:rPr>
-        <w:rFonts w:ascii="Wingdings" w:hAnsi="Wingdings" w:hint="default"/>
-      </w:rPr>
-    </w:lvl>
-    <w:lvl w:ilvl="6" w:tplc="71FC5F12">
-      <w:start w:val="1"/>
-      <w:numFmt w:val="bullet"/>
-      <w:lvlText w:val=""/>
-      <w:lvlJc w:val="left"/>
-      <w:pPr>
-        <w:ind w:left="5040" w:hanging="360"/>
-      </w:pPr>
-      <w:rPr>
-        <w:rFonts w:ascii="Symbol" w:hAnsi="Symbol" w:hint="default"/>
-      </w:rPr>
-    </w:lvl>
-    <w:lvl w:ilvl="7" w:tplc="8DF201BC">
-      <w:start w:val="1"/>
-      <w:numFmt w:val="bullet"/>
-      <w:lvlText w:val="o"/>
-      <w:lvlJc w:val="left"/>
-      <w:pPr>
-        <w:ind w:left="5760" w:hanging="360"/>
-      </w:pPr>
-      <w:rPr>
-        <w:rFonts w:ascii="Courier New" w:hAnsi="Courier New" w:hint="default"/>
-      </w:rPr>
-    </w:lvl>
-    <w:lvl w:ilvl="8" w:tplc="EF146176">
-      <w:start w:val="1"/>
-      <w:numFmt w:val="bullet"/>
-      <w:lvlText w:val=""/>
-      <w:lvlJc w:val="left"/>
-      <w:pPr>
-        <w:ind w:left="6480" w:hanging="360"/>
-      </w:pPr>
-      <w:rPr>
-        <w:rFonts w:ascii="Wingdings" w:hAnsi="Wingdings" w:hint="default"/>
-      </w:rPr>
-    </w:lvl>
-  </w:abstractNum>
-  <w:abstractNum w:abstractNumId="27" w15:restartNumberingAfterBreak="0">
-    <w:nsid w:val="33F95EA8"/>
-    <w:multiLevelType w:val="hybridMultilevel"/>
-    <w:tmpl w:val="A7864A48"/>
-    <w:lvl w:ilvl="0" w:tplc="2F44A152">
-      <w:start w:val="1"/>
-      <w:numFmt w:val="bullet"/>
-      <w:lvlText w:val=""/>
-      <w:lvlJc w:val="left"/>
-      <w:pPr>
-        <w:ind w:left="720" w:hanging="360"/>
-      </w:pPr>
-      <w:rPr>
-        <w:rFonts w:ascii="Symbol" w:hAnsi="Symbol" w:hint="default"/>
-      </w:rPr>
-    </w:lvl>
-    <w:lvl w:ilvl="1" w:tplc="59F229F0">
-      <w:start w:val="1"/>
-      <w:numFmt w:val="bullet"/>
-      <w:lvlText w:val="o"/>
-      <w:lvlJc w:val="left"/>
-      <w:pPr>
-        <w:ind w:left="1440" w:hanging="360"/>
-      </w:pPr>
-      <w:rPr>
-        <w:rFonts w:ascii="Courier New" w:hAnsi="Courier New" w:hint="default"/>
-      </w:rPr>
-    </w:lvl>
-    <w:lvl w:ilvl="2" w:tplc="4142FDDC">
-      <w:start w:val="1"/>
-      <w:numFmt w:val="bullet"/>
-      <w:lvlText w:val=""/>
-      <w:lvlJc w:val="left"/>
-      <w:pPr>
-        <w:ind w:left="2160" w:hanging="360"/>
-      </w:pPr>
-      <w:rPr>
-        <w:rFonts w:ascii="Wingdings" w:hAnsi="Wingdings" w:hint="default"/>
-      </w:rPr>
-    </w:lvl>
-    <w:lvl w:ilvl="3" w:tplc="87287EC0">
-      <w:start w:val="1"/>
-      <w:numFmt w:val="bullet"/>
-      <w:lvlText w:val=""/>
-      <w:lvlJc w:val="left"/>
-      <w:pPr>
-        <w:ind w:left="2880" w:hanging="360"/>
-      </w:pPr>
-      <w:rPr>
-        <w:rFonts w:ascii="Symbol" w:hAnsi="Symbol" w:hint="default"/>
-      </w:rPr>
-    </w:lvl>
-    <w:lvl w:ilvl="4" w:tplc="039CEC7A">
-      <w:start w:val="1"/>
-      <w:numFmt w:val="bullet"/>
-      <w:lvlText w:val="o"/>
-      <w:lvlJc w:val="left"/>
-      <w:pPr>
-        <w:ind w:left="3600" w:hanging="360"/>
-      </w:pPr>
-      <w:rPr>
-        <w:rFonts w:ascii="Courier New" w:hAnsi="Courier New" w:hint="default"/>
-      </w:rPr>
-    </w:lvl>
-    <w:lvl w:ilvl="5" w:tplc="90B4AC40">
-      <w:start w:val="1"/>
-      <w:numFmt w:val="bullet"/>
-      <w:lvlText w:val=""/>
-      <w:lvlJc w:val="left"/>
-      <w:pPr>
-        <w:ind w:left="4320" w:hanging="360"/>
-      </w:pPr>
-      <w:rPr>
-        <w:rFonts w:ascii="Wingdings" w:hAnsi="Wingdings" w:hint="default"/>
-      </w:rPr>
-    </w:lvl>
-    <w:lvl w:ilvl="6" w:tplc="A3C8CD6C">
-      <w:start w:val="1"/>
-      <w:numFmt w:val="bullet"/>
-      <w:lvlText w:val=""/>
-      <w:lvlJc w:val="left"/>
-      <w:pPr>
-        <w:ind w:left="5040" w:hanging="360"/>
-      </w:pPr>
-      <w:rPr>
-        <w:rFonts w:ascii="Symbol" w:hAnsi="Symbol" w:hint="default"/>
-      </w:rPr>
-    </w:lvl>
-    <w:lvl w:ilvl="7" w:tplc="522E0D16">
-      <w:start w:val="1"/>
-      <w:numFmt w:val="bullet"/>
-      <w:lvlText w:val="o"/>
-      <w:lvlJc w:val="left"/>
-      <w:pPr>
-        <w:ind w:left="5760" w:hanging="360"/>
-      </w:pPr>
-      <w:rPr>
-        <w:rFonts w:ascii="Courier New" w:hAnsi="Courier New" w:hint="default"/>
-      </w:rPr>
-    </w:lvl>
-    <w:lvl w:ilvl="8" w:tplc="899802D8">
-      <w:start w:val="1"/>
-      <w:numFmt w:val="bullet"/>
-      <w:lvlText w:val=""/>
-      <w:lvlJc w:val="left"/>
-      <w:pPr>
-        <w:ind w:left="6480" w:hanging="360"/>
-      </w:pPr>
-      <w:rPr>
-        <w:rFonts w:ascii="Wingdings" w:hAnsi="Wingdings" w:hint="default"/>
-      </w:rPr>
-    </w:lvl>
-  </w:abstractNum>
-  <w:abstractNum w:abstractNumId="28" w15:restartNumberingAfterBreak="0">
-    <w:nsid w:val="3409C8F8"/>
-    <w:multiLevelType w:val="hybridMultilevel"/>
-    <w:tmpl w:val="671070F4"/>
-    <w:lvl w:ilvl="0" w:tplc="DA6042D0">
-      <w:start w:val="1"/>
-      <w:numFmt w:val="bullet"/>
-      <w:lvlText w:val=""/>
-      <w:lvlJc w:val="left"/>
-      <w:pPr>
-        <w:ind w:left="720" w:hanging="360"/>
-      </w:pPr>
-      <w:rPr>
-        <w:rFonts w:ascii="Symbol" w:hAnsi="Symbol" w:hint="default"/>
-      </w:rPr>
-    </w:lvl>
-    <w:lvl w:ilvl="1" w:tplc="85C20C8E">
-      <w:start w:val="1"/>
-      <w:numFmt w:val="bullet"/>
-      <w:lvlText w:val="o"/>
-      <w:lvlJc w:val="left"/>
-      <w:pPr>
-        <w:ind w:left="1440" w:hanging="360"/>
-      </w:pPr>
-      <w:rPr>
-        <w:rFonts w:ascii="Courier New" w:hAnsi="Courier New" w:hint="default"/>
-      </w:rPr>
-    </w:lvl>
-    <w:lvl w:ilvl="2" w:tplc="F594BC1C">
-      <w:start w:val="1"/>
-      <w:numFmt w:val="bullet"/>
-      <w:lvlText w:val=""/>
-      <w:lvlJc w:val="left"/>
-      <w:pPr>
-        <w:ind w:left="2160" w:hanging="360"/>
-      </w:pPr>
-      <w:rPr>
-        <w:rFonts w:ascii="Wingdings" w:hAnsi="Wingdings" w:hint="default"/>
-      </w:rPr>
-    </w:lvl>
-    <w:lvl w:ilvl="3" w:tplc="2EC834B6">
-      <w:start w:val="1"/>
-      <w:numFmt w:val="bullet"/>
-      <w:lvlText w:val=""/>
-      <w:lvlJc w:val="left"/>
-      <w:pPr>
-        <w:ind w:left="2880" w:hanging="360"/>
-      </w:pPr>
-      <w:rPr>
-        <w:rFonts w:ascii="Symbol" w:hAnsi="Symbol" w:hint="default"/>
-      </w:rPr>
-    </w:lvl>
-    <w:lvl w:ilvl="4" w:tplc="AB86C66E">
-      <w:start w:val="1"/>
-      <w:numFmt w:val="bullet"/>
-      <w:lvlText w:val="o"/>
-      <w:lvlJc w:val="left"/>
-      <w:pPr>
-        <w:ind w:left="3600" w:hanging="360"/>
-      </w:pPr>
-      <w:rPr>
-        <w:rFonts w:ascii="Courier New" w:hAnsi="Courier New" w:hint="default"/>
-      </w:rPr>
-    </w:lvl>
-    <w:lvl w:ilvl="5" w:tplc="E5DA790C">
-      <w:start w:val="1"/>
-      <w:numFmt w:val="bullet"/>
-      <w:lvlText w:val=""/>
-      <w:lvlJc w:val="left"/>
-      <w:pPr>
-        <w:ind w:left="4320" w:hanging="360"/>
-      </w:pPr>
-      <w:rPr>
-        <w:rFonts w:ascii="Wingdings" w:hAnsi="Wingdings" w:hint="default"/>
-      </w:rPr>
-    </w:lvl>
-    <w:lvl w:ilvl="6" w:tplc="430A6C76">
-      <w:start w:val="1"/>
-      <w:numFmt w:val="bullet"/>
-      <w:lvlText w:val=""/>
-      <w:lvlJc w:val="left"/>
-      <w:pPr>
-        <w:ind w:left="5040" w:hanging="360"/>
-      </w:pPr>
-      <w:rPr>
-        <w:rFonts w:ascii="Symbol" w:hAnsi="Symbol" w:hint="default"/>
-      </w:rPr>
-    </w:lvl>
-    <w:lvl w:ilvl="7" w:tplc="553090D8">
-      <w:start w:val="1"/>
-      <w:numFmt w:val="bullet"/>
-      <w:lvlText w:val="o"/>
-      <w:lvlJc w:val="left"/>
-      <w:pPr>
-        <w:ind w:left="5760" w:hanging="360"/>
-      </w:pPr>
-      <w:rPr>
-        <w:rFonts w:ascii="Courier New" w:hAnsi="Courier New" w:hint="default"/>
-      </w:rPr>
-    </w:lvl>
-    <w:lvl w:ilvl="8" w:tplc="1904F588">
-      <w:start w:val="1"/>
-      <w:numFmt w:val="bullet"/>
-      <w:lvlText w:val=""/>
-      <w:lvlJc w:val="left"/>
-      <w:pPr>
-        <w:ind w:left="6480" w:hanging="360"/>
-      </w:pPr>
-      <w:rPr>
-        <w:rFonts w:ascii="Wingdings" w:hAnsi="Wingdings" w:hint="default"/>
-      </w:rPr>
-    </w:lvl>
-  </w:abstractNum>
-  <w:abstractNum w:abstractNumId="29" w15:restartNumberingAfterBreak="0">
-    <w:nsid w:val="34A30957"/>
-    <w:multiLevelType w:val="hybridMultilevel"/>
-    <w:tmpl w:val="098CA532"/>
-    <w:lvl w:ilvl="0" w:tplc="0E120930">
-      <w:start w:val="1"/>
-      <w:numFmt w:val="bullet"/>
-      <w:lvlText w:val=""/>
-      <w:lvlJc w:val="left"/>
-      <w:pPr>
-        <w:ind w:left="720" w:hanging="360"/>
-      </w:pPr>
-      <w:rPr>
-        <w:rFonts w:ascii="Symbol" w:hAnsi="Symbol" w:hint="default"/>
-      </w:rPr>
-    </w:lvl>
-    <w:lvl w:ilvl="1" w:tplc="FB0A6B3A">
-      <w:start w:val="1"/>
-      <w:numFmt w:val="bullet"/>
-      <w:lvlText w:val="o"/>
-      <w:lvlJc w:val="left"/>
-      <w:pPr>
-        <w:ind w:left="1440" w:hanging="360"/>
-      </w:pPr>
-      <w:rPr>
-        <w:rFonts w:ascii="Courier New" w:hAnsi="Courier New" w:hint="default"/>
-      </w:rPr>
-    </w:lvl>
-    <w:lvl w:ilvl="2" w:tplc="3272BBF0">
-      <w:start w:val="1"/>
-      <w:numFmt w:val="bullet"/>
-      <w:lvlText w:val=""/>
-      <w:lvlJc w:val="left"/>
-      <w:pPr>
-        <w:ind w:left="2160" w:hanging="360"/>
-      </w:pPr>
-      <w:rPr>
-        <w:rFonts w:ascii="Wingdings" w:hAnsi="Wingdings" w:hint="default"/>
-      </w:rPr>
-    </w:lvl>
-    <w:lvl w:ilvl="3" w:tplc="9F6EE1AE">
-      <w:start w:val="1"/>
-      <w:numFmt w:val="bullet"/>
-      <w:lvlText w:val=""/>
-      <w:lvlJc w:val="left"/>
-      <w:pPr>
-        <w:ind w:left="2880" w:hanging="360"/>
-      </w:pPr>
-      <w:rPr>
-        <w:rFonts w:ascii="Symbol" w:hAnsi="Symbol" w:hint="default"/>
-      </w:rPr>
-    </w:lvl>
-    <w:lvl w:ilvl="4" w:tplc="81FAD244">
-      <w:start w:val="1"/>
-      <w:numFmt w:val="bullet"/>
-      <w:lvlText w:val="o"/>
-      <w:lvlJc w:val="left"/>
-      <w:pPr>
-        <w:ind w:left="3600" w:hanging="360"/>
-      </w:pPr>
-      <w:rPr>
-        <w:rFonts w:ascii="Courier New" w:hAnsi="Courier New" w:hint="default"/>
-      </w:rPr>
-    </w:lvl>
-    <w:lvl w:ilvl="5" w:tplc="FA20468E">
-      <w:start w:val="1"/>
-      <w:numFmt w:val="bullet"/>
-      <w:lvlText w:val=""/>
-      <w:lvlJc w:val="left"/>
-      <w:pPr>
-        <w:ind w:left="4320" w:hanging="360"/>
-      </w:pPr>
-      <w:rPr>
-        <w:rFonts w:ascii="Wingdings" w:hAnsi="Wingdings" w:hint="default"/>
-      </w:rPr>
-    </w:lvl>
-    <w:lvl w:ilvl="6" w:tplc="0D582CA4">
-      <w:start w:val="1"/>
-      <w:numFmt w:val="bullet"/>
-      <w:lvlText w:val=""/>
-      <w:lvlJc w:val="left"/>
-      <w:pPr>
-        <w:ind w:left="5040" w:hanging="360"/>
-      </w:pPr>
-      <w:rPr>
-        <w:rFonts w:ascii="Symbol" w:hAnsi="Symbol" w:hint="default"/>
-      </w:rPr>
-    </w:lvl>
-    <w:lvl w:ilvl="7" w:tplc="D688B99A">
-      <w:start w:val="1"/>
-      <w:numFmt w:val="bullet"/>
-      <w:lvlText w:val="o"/>
-      <w:lvlJc w:val="left"/>
-      <w:pPr>
-        <w:ind w:left="5760" w:hanging="360"/>
-      </w:pPr>
-      <w:rPr>
-        <w:rFonts w:ascii="Courier New" w:hAnsi="Courier New" w:hint="default"/>
-      </w:rPr>
-    </w:lvl>
-    <w:lvl w:ilvl="8" w:tplc="FCCCB0CE">
-      <w:start w:val="1"/>
-      <w:numFmt w:val="bullet"/>
-      <w:lvlText w:val=""/>
-      <w:lvlJc w:val="left"/>
-      <w:pPr>
-        <w:ind w:left="6480" w:hanging="360"/>
-      </w:pPr>
-      <w:rPr>
-        <w:rFonts w:ascii="Wingdings" w:hAnsi="Wingdings" w:hint="default"/>
-      </w:rPr>
-    </w:lvl>
-  </w:abstractNum>
-  <w:abstractNum w:abstractNumId="30" w15:restartNumberingAfterBreak="0">
-    <w:nsid w:val="34CD1EC8"/>
-    <w:multiLevelType w:val="hybridMultilevel"/>
-    <w:tmpl w:val="6E808318"/>
-    <w:lvl w:ilvl="0" w:tplc="BCF8FE2C">
-      <w:start w:val="1"/>
-      <w:numFmt w:val="bullet"/>
-      <w:lvlText w:val=""/>
-      <w:lvlJc w:val="left"/>
-      <w:pPr>
-        <w:ind w:left="720" w:hanging="360"/>
-      </w:pPr>
-      <w:rPr>
-        <w:rFonts w:ascii="Symbol" w:hAnsi="Symbol" w:hint="default"/>
-      </w:rPr>
-    </w:lvl>
-    <w:lvl w:ilvl="1" w:tplc="6D8868A6">
-      <w:start w:val="1"/>
-      <w:numFmt w:val="bullet"/>
-      <w:lvlText w:val="o"/>
-      <w:lvlJc w:val="left"/>
-      <w:pPr>
-        <w:ind w:left="1440" w:hanging="360"/>
-      </w:pPr>
-      <w:rPr>
-        <w:rFonts w:ascii="Courier New" w:hAnsi="Courier New" w:hint="default"/>
-      </w:rPr>
-    </w:lvl>
-    <w:lvl w:ilvl="2" w:tplc="2F5ADC02">
-      <w:start w:val="1"/>
-      <w:numFmt w:val="bullet"/>
-      <w:lvlText w:val=""/>
-      <w:lvlJc w:val="left"/>
-      <w:pPr>
-        <w:ind w:left="2160" w:hanging="360"/>
-      </w:pPr>
-      <w:rPr>
-        <w:rFonts w:ascii="Wingdings" w:hAnsi="Wingdings" w:hint="default"/>
-      </w:rPr>
-    </w:lvl>
-    <w:lvl w:ilvl="3" w:tplc="CAEECB96">
-      <w:start w:val="1"/>
-      <w:numFmt w:val="bullet"/>
-      <w:lvlText w:val=""/>
-      <w:lvlJc w:val="left"/>
-      <w:pPr>
-        <w:ind w:left="2880" w:hanging="360"/>
-      </w:pPr>
-      <w:rPr>
-        <w:rFonts w:ascii="Symbol" w:hAnsi="Symbol" w:hint="default"/>
-      </w:rPr>
-    </w:lvl>
-    <w:lvl w:ilvl="4" w:tplc="EDE8897C">
-      <w:start w:val="1"/>
-      <w:numFmt w:val="bullet"/>
-      <w:lvlText w:val="o"/>
-      <w:lvlJc w:val="left"/>
-      <w:pPr>
-        <w:ind w:left="3600" w:hanging="360"/>
-      </w:pPr>
-      <w:rPr>
-        <w:rFonts w:ascii="Courier New" w:hAnsi="Courier New" w:hint="default"/>
-      </w:rPr>
-    </w:lvl>
-    <w:lvl w:ilvl="5" w:tplc="C4FC91A2">
-      <w:start w:val="1"/>
-      <w:numFmt w:val="bullet"/>
-      <w:lvlText w:val=""/>
-      <w:lvlJc w:val="left"/>
-      <w:pPr>
-        <w:ind w:left="4320" w:hanging="360"/>
-      </w:pPr>
-      <w:rPr>
-        <w:rFonts w:ascii="Wingdings" w:hAnsi="Wingdings" w:hint="default"/>
-      </w:rPr>
-    </w:lvl>
-    <w:lvl w:ilvl="6" w:tplc="603678D6">
-      <w:start w:val="1"/>
-      <w:numFmt w:val="bullet"/>
-      <w:lvlText w:val=""/>
-      <w:lvlJc w:val="left"/>
-      <w:pPr>
-        <w:ind w:left="5040" w:hanging="360"/>
-      </w:pPr>
-      <w:rPr>
-        <w:rFonts w:ascii="Symbol" w:hAnsi="Symbol" w:hint="default"/>
-      </w:rPr>
-    </w:lvl>
-    <w:lvl w:ilvl="7" w:tplc="23C8FA0C">
-      <w:start w:val="1"/>
-      <w:numFmt w:val="bullet"/>
-      <w:lvlText w:val="o"/>
-      <w:lvlJc w:val="left"/>
-      <w:pPr>
-        <w:ind w:left="5760" w:hanging="360"/>
-      </w:pPr>
-      <w:rPr>
-        <w:rFonts w:ascii="Courier New" w:hAnsi="Courier New" w:hint="default"/>
-      </w:rPr>
-    </w:lvl>
-    <w:lvl w:ilvl="8" w:tplc="5320609E">
-      <w:start w:val="1"/>
-      <w:numFmt w:val="bullet"/>
-      <w:lvlText w:val=""/>
-      <w:lvlJc w:val="left"/>
-      <w:pPr>
-        <w:ind w:left="6480" w:hanging="360"/>
-      </w:pPr>
-      <w:rPr>
-        <w:rFonts w:ascii="Wingdings" w:hAnsi="Wingdings" w:hint="default"/>
-      </w:rPr>
-    </w:lvl>
-  </w:abstractNum>
-  <w:abstractNum w:abstractNumId="31" w15:restartNumberingAfterBreak="0">
+  <w:abstractNum w:abstractNumId="4" w15:restartNumberingAfterBreak="0">
     <w:nsid w:val="36BBEDF8"/>
     <w:multiLevelType w:val="hybridMultilevel"/>
     <w:tmpl w:val="EE0A9112"/>
@@ -8618,572 +5733,7 @@
       </w:rPr>
     </w:lvl>
   </w:abstractNum>
-  <w:abstractNum w:abstractNumId="32" w15:restartNumberingAfterBreak="0">
-    <w:nsid w:val="38B2274D"/>
-    <w:multiLevelType w:val="hybridMultilevel"/>
-    <w:tmpl w:val="C666F31E"/>
-    <w:lvl w:ilvl="0" w:tplc="517A28AA">
-      <w:start w:val="1"/>
-      <w:numFmt w:val="bullet"/>
-      <w:lvlText w:val=""/>
-      <w:lvlJc w:val="left"/>
-      <w:pPr>
-        <w:ind w:left="720" w:hanging="360"/>
-      </w:pPr>
-      <w:rPr>
-        <w:rFonts w:ascii="Symbol" w:hAnsi="Symbol" w:hint="default"/>
-      </w:rPr>
-    </w:lvl>
-    <w:lvl w:ilvl="1" w:tplc="5DDC519A">
-      <w:start w:val="1"/>
-      <w:numFmt w:val="bullet"/>
-      <w:lvlText w:val="o"/>
-      <w:lvlJc w:val="left"/>
-      <w:pPr>
-        <w:ind w:left="1440" w:hanging="360"/>
-      </w:pPr>
-      <w:rPr>
-        <w:rFonts w:ascii="Courier New" w:hAnsi="Courier New" w:hint="default"/>
-      </w:rPr>
-    </w:lvl>
-    <w:lvl w:ilvl="2" w:tplc="DA428FAA">
-      <w:start w:val="1"/>
-      <w:numFmt w:val="bullet"/>
-      <w:lvlText w:val=""/>
-      <w:lvlJc w:val="left"/>
-      <w:pPr>
-        <w:ind w:left="2160" w:hanging="360"/>
-      </w:pPr>
-      <w:rPr>
-        <w:rFonts w:ascii="Wingdings" w:hAnsi="Wingdings" w:hint="default"/>
-      </w:rPr>
-    </w:lvl>
-    <w:lvl w:ilvl="3" w:tplc="E866376A">
-      <w:start w:val="1"/>
-      <w:numFmt w:val="bullet"/>
-      <w:lvlText w:val=""/>
-      <w:lvlJc w:val="left"/>
-      <w:pPr>
-        <w:ind w:left="2880" w:hanging="360"/>
-      </w:pPr>
-      <w:rPr>
-        <w:rFonts w:ascii="Symbol" w:hAnsi="Symbol" w:hint="default"/>
-      </w:rPr>
-    </w:lvl>
-    <w:lvl w:ilvl="4" w:tplc="3A36AFC0">
-      <w:start w:val="1"/>
-      <w:numFmt w:val="bullet"/>
-      <w:lvlText w:val="o"/>
-      <w:lvlJc w:val="left"/>
-      <w:pPr>
-        <w:ind w:left="3600" w:hanging="360"/>
-      </w:pPr>
-      <w:rPr>
-        <w:rFonts w:ascii="Courier New" w:hAnsi="Courier New" w:hint="default"/>
-      </w:rPr>
-    </w:lvl>
-    <w:lvl w:ilvl="5" w:tplc="0EF05744">
-      <w:start w:val="1"/>
-      <w:numFmt w:val="bullet"/>
-      <w:lvlText w:val=""/>
-      <w:lvlJc w:val="left"/>
-      <w:pPr>
-        <w:ind w:left="4320" w:hanging="360"/>
-      </w:pPr>
-      <w:rPr>
-        <w:rFonts w:ascii="Wingdings" w:hAnsi="Wingdings" w:hint="default"/>
-      </w:rPr>
-    </w:lvl>
-    <w:lvl w:ilvl="6" w:tplc="5F6AC2E2">
-      <w:start w:val="1"/>
-      <w:numFmt w:val="bullet"/>
-      <w:lvlText w:val=""/>
-      <w:lvlJc w:val="left"/>
-      <w:pPr>
-        <w:ind w:left="5040" w:hanging="360"/>
-      </w:pPr>
-      <w:rPr>
-        <w:rFonts w:ascii="Symbol" w:hAnsi="Symbol" w:hint="default"/>
-      </w:rPr>
-    </w:lvl>
-    <w:lvl w:ilvl="7" w:tplc="F6060632">
-      <w:start w:val="1"/>
-      <w:numFmt w:val="bullet"/>
-      <w:lvlText w:val="o"/>
-      <w:lvlJc w:val="left"/>
-      <w:pPr>
-        <w:ind w:left="5760" w:hanging="360"/>
-      </w:pPr>
-      <w:rPr>
-        <w:rFonts w:ascii="Courier New" w:hAnsi="Courier New" w:hint="default"/>
-      </w:rPr>
-    </w:lvl>
-    <w:lvl w:ilvl="8" w:tplc="2C30AE50">
-      <w:start w:val="1"/>
-      <w:numFmt w:val="bullet"/>
-      <w:lvlText w:val=""/>
-      <w:lvlJc w:val="left"/>
-      <w:pPr>
-        <w:ind w:left="6480" w:hanging="360"/>
-      </w:pPr>
-      <w:rPr>
-        <w:rFonts w:ascii="Wingdings" w:hAnsi="Wingdings" w:hint="default"/>
-      </w:rPr>
-    </w:lvl>
-  </w:abstractNum>
-  <w:abstractNum w:abstractNumId="33" w15:restartNumberingAfterBreak="0">
-    <w:nsid w:val="390B9762"/>
-    <w:multiLevelType w:val="hybridMultilevel"/>
-    <w:tmpl w:val="C124F43E"/>
-    <w:lvl w:ilvl="0" w:tplc="854C498A">
-      <w:start w:val="1"/>
-      <w:numFmt w:val="bullet"/>
-      <w:lvlText w:val=""/>
-      <w:lvlJc w:val="left"/>
-      <w:pPr>
-        <w:ind w:left="720" w:hanging="360"/>
-      </w:pPr>
-      <w:rPr>
-        <w:rFonts w:ascii="Symbol" w:hAnsi="Symbol" w:hint="default"/>
-      </w:rPr>
-    </w:lvl>
-    <w:lvl w:ilvl="1" w:tplc="AD66A0E6">
-      <w:start w:val="1"/>
-      <w:numFmt w:val="bullet"/>
-      <w:lvlText w:val="o"/>
-      <w:lvlJc w:val="left"/>
-      <w:pPr>
-        <w:ind w:left="1440" w:hanging="360"/>
-      </w:pPr>
-      <w:rPr>
-        <w:rFonts w:ascii="Courier New" w:hAnsi="Courier New" w:hint="default"/>
-      </w:rPr>
-    </w:lvl>
-    <w:lvl w:ilvl="2" w:tplc="30CC5626">
-      <w:start w:val="1"/>
-      <w:numFmt w:val="bullet"/>
-      <w:lvlText w:val=""/>
-      <w:lvlJc w:val="left"/>
-      <w:pPr>
-        <w:ind w:left="2160" w:hanging="360"/>
-      </w:pPr>
-      <w:rPr>
-        <w:rFonts w:ascii="Wingdings" w:hAnsi="Wingdings" w:hint="default"/>
-      </w:rPr>
-    </w:lvl>
-    <w:lvl w:ilvl="3" w:tplc="47304D66">
-      <w:start w:val="1"/>
-      <w:numFmt w:val="bullet"/>
-      <w:lvlText w:val=""/>
-      <w:lvlJc w:val="left"/>
-      <w:pPr>
-        <w:ind w:left="2880" w:hanging="360"/>
-      </w:pPr>
-      <w:rPr>
-        <w:rFonts w:ascii="Symbol" w:hAnsi="Symbol" w:hint="default"/>
-      </w:rPr>
-    </w:lvl>
-    <w:lvl w:ilvl="4" w:tplc="96584108">
-      <w:start w:val="1"/>
-      <w:numFmt w:val="bullet"/>
-      <w:lvlText w:val="o"/>
-      <w:lvlJc w:val="left"/>
-      <w:pPr>
-        <w:ind w:left="3600" w:hanging="360"/>
-      </w:pPr>
-      <w:rPr>
-        <w:rFonts w:ascii="Courier New" w:hAnsi="Courier New" w:hint="default"/>
-      </w:rPr>
-    </w:lvl>
-    <w:lvl w:ilvl="5" w:tplc="5E4873A6">
-      <w:start w:val="1"/>
-      <w:numFmt w:val="bullet"/>
-      <w:lvlText w:val=""/>
-      <w:lvlJc w:val="left"/>
-      <w:pPr>
-        <w:ind w:left="4320" w:hanging="360"/>
-      </w:pPr>
-      <w:rPr>
-        <w:rFonts w:ascii="Wingdings" w:hAnsi="Wingdings" w:hint="default"/>
-      </w:rPr>
-    </w:lvl>
-    <w:lvl w:ilvl="6" w:tplc="01E89738">
-      <w:start w:val="1"/>
-      <w:numFmt w:val="bullet"/>
-      <w:lvlText w:val=""/>
-      <w:lvlJc w:val="left"/>
-      <w:pPr>
-        <w:ind w:left="5040" w:hanging="360"/>
-      </w:pPr>
-      <w:rPr>
-        <w:rFonts w:ascii="Symbol" w:hAnsi="Symbol" w:hint="default"/>
-      </w:rPr>
-    </w:lvl>
-    <w:lvl w:ilvl="7" w:tplc="AB460F76">
-      <w:start w:val="1"/>
-      <w:numFmt w:val="bullet"/>
-      <w:lvlText w:val="o"/>
-      <w:lvlJc w:val="left"/>
-      <w:pPr>
-        <w:ind w:left="5760" w:hanging="360"/>
-      </w:pPr>
-      <w:rPr>
-        <w:rFonts w:ascii="Courier New" w:hAnsi="Courier New" w:hint="default"/>
-      </w:rPr>
-    </w:lvl>
-    <w:lvl w:ilvl="8" w:tplc="6F4E939A">
-      <w:start w:val="1"/>
-      <w:numFmt w:val="bullet"/>
-      <w:lvlText w:val=""/>
-      <w:lvlJc w:val="left"/>
-      <w:pPr>
-        <w:ind w:left="6480" w:hanging="360"/>
-      </w:pPr>
-      <w:rPr>
-        <w:rFonts w:ascii="Wingdings" w:hAnsi="Wingdings" w:hint="default"/>
-      </w:rPr>
-    </w:lvl>
-  </w:abstractNum>
-  <w:abstractNum w:abstractNumId="34" w15:restartNumberingAfterBreak="0">
-    <w:nsid w:val="3C4F5C87"/>
-    <w:multiLevelType w:val="hybridMultilevel"/>
-    <w:tmpl w:val="541ACE8C"/>
-    <w:lvl w:ilvl="0" w:tplc="812AA37A">
-      <w:start w:val="1"/>
-      <w:numFmt w:val="bullet"/>
-      <w:lvlText w:val=""/>
-      <w:lvlJc w:val="left"/>
-      <w:pPr>
-        <w:ind w:left="720" w:hanging="360"/>
-      </w:pPr>
-      <w:rPr>
-        <w:rFonts w:ascii="Symbol" w:hAnsi="Symbol" w:hint="default"/>
-      </w:rPr>
-    </w:lvl>
-    <w:lvl w:ilvl="1" w:tplc="F1F6265E">
-      <w:start w:val="1"/>
-      <w:numFmt w:val="bullet"/>
-      <w:lvlText w:val="o"/>
-      <w:lvlJc w:val="left"/>
-      <w:pPr>
-        <w:ind w:left="1440" w:hanging="360"/>
-      </w:pPr>
-      <w:rPr>
-        <w:rFonts w:ascii="Courier New" w:hAnsi="Courier New" w:hint="default"/>
-      </w:rPr>
-    </w:lvl>
-    <w:lvl w:ilvl="2" w:tplc="361ACEE2">
-      <w:start w:val="1"/>
-      <w:numFmt w:val="bullet"/>
-      <w:lvlText w:val=""/>
-      <w:lvlJc w:val="left"/>
-      <w:pPr>
-        <w:ind w:left="2160" w:hanging="360"/>
-      </w:pPr>
-      <w:rPr>
-        <w:rFonts w:ascii="Wingdings" w:hAnsi="Wingdings" w:hint="default"/>
-      </w:rPr>
-    </w:lvl>
-    <w:lvl w:ilvl="3" w:tplc="33D02CD8">
-      <w:start w:val="1"/>
-      <w:numFmt w:val="bullet"/>
-      <w:lvlText w:val=""/>
-      <w:lvlJc w:val="left"/>
-      <w:pPr>
-        <w:ind w:left="2880" w:hanging="360"/>
-      </w:pPr>
-      <w:rPr>
-        <w:rFonts w:ascii="Symbol" w:hAnsi="Symbol" w:hint="default"/>
-      </w:rPr>
-    </w:lvl>
-    <w:lvl w:ilvl="4" w:tplc="B704B306">
-      <w:start w:val="1"/>
-      <w:numFmt w:val="bullet"/>
-      <w:lvlText w:val="o"/>
-      <w:lvlJc w:val="left"/>
-      <w:pPr>
-        <w:ind w:left="3600" w:hanging="360"/>
-      </w:pPr>
-      <w:rPr>
-        <w:rFonts w:ascii="Courier New" w:hAnsi="Courier New" w:hint="default"/>
-      </w:rPr>
-    </w:lvl>
-    <w:lvl w:ilvl="5" w:tplc="7AB8555C">
-      <w:start w:val="1"/>
-      <w:numFmt w:val="bullet"/>
-      <w:lvlText w:val=""/>
-      <w:lvlJc w:val="left"/>
-      <w:pPr>
-        <w:ind w:left="4320" w:hanging="360"/>
-      </w:pPr>
-      <w:rPr>
-        <w:rFonts w:ascii="Wingdings" w:hAnsi="Wingdings" w:hint="default"/>
-      </w:rPr>
-    </w:lvl>
-    <w:lvl w:ilvl="6" w:tplc="3D488044">
-      <w:start w:val="1"/>
-      <w:numFmt w:val="bullet"/>
-      <w:lvlText w:val=""/>
-      <w:lvlJc w:val="left"/>
-      <w:pPr>
-        <w:ind w:left="5040" w:hanging="360"/>
-      </w:pPr>
-      <w:rPr>
-        <w:rFonts w:ascii="Symbol" w:hAnsi="Symbol" w:hint="default"/>
-      </w:rPr>
-    </w:lvl>
-    <w:lvl w:ilvl="7" w:tplc="2CDC3D5C">
-      <w:start w:val="1"/>
-      <w:numFmt w:val="bullet"/>
-      <w:lvlText w:val="o"/>
-      <w:lvlJc w:val="left"/>
-      <w:pPr>
-        <w:ind w:left="5760" w:hanging="360"/>
-      </w:pPr>
-      <w:rPr>
-        <w:rFonts w:ascii="Courier New" w:hAnsi="Courier New" w:hint="default"/>
-      </w:rPr>
-    </w:lvl>
-    <w:lvl w:ilvl="8" w:tplc="6FB4AC8A">
-      <w:start w:val="1"/>
-      <w:numFmt w:val="bullet"/>
-      <w:lvlText w:val=""/>
-      <w:lvlJc w:val="left"/>
-      <w:pPr>
-        <w:ind w:left="6480" w:hanging="360"/>
-      </w:pPr>
-      <w:rPr>
-        <w:rFonts w:ascii="Wingdings" w:hAnsi="Wingdings" w:hint="default"/>
-      </w:rPr>
-    </w:lvl>
-  </w:abstractNum>
-  <w:abstractNum w:abstractNumId="35" w15:restartNumberingAfterBreak="0">
-    <w:nsid w:val="3F3B2496"/>
-    <w:multiLevelType w:val="hybridMultilevel"/>
-    <w:tmpl w:val="C5DAEF1E"/>
-    <w:lvl w:ilvl="0" w:tplc="F6B4DBC2">
-      <w:start w:val="1"/>
-      <w:numFmt w:val="bullet"/>
-      <w:lvlText w:val=""/>
-      <w:lvlJc w:val="left"/>
-      <w:pPr>
-        <w:ind w:left="720" w:hanging="360"/>
-      </w:pPr>
-      <w:rPr>
-        <w:rFonts w:ascii="Symbol" w:hAnsi="Symbol" w:hint="default"/>
-      </w:rPr>
-    </w:lvl>
-    <w:lvl w:ilvl="1" w:tplc="5DBC90FA">
-      <w:start w:val="1"/>
-      <w:numFmt w:val="bullet"/>
-      <w:lvlText w:val="o"/>
-      <w:lvlJc w:val="left"/>
-      <w:pPr>
-        <w:ind w:left="1440" w:hanging="360"/>
-      </w:pPr>
-      <w:rPr>
-        <w:rFonts w:ascii="Courier New" w:hAnsi="Courier New" w:hint="default"/>
-      </w:rPr>
-    </w:lvl>
-    <w:lvl w:ilvl="2" w:tplc="3942FE36">
-      <w:start w:val="1"/>
-      <w:numFmt w:val="bullet"/>
-      <w:lvlText w:val=""/>
-      <w:lvlJc w:val="left"/>
-      <w:pPr>
-        <w:ind w:left="2160" w:hanging="360"/>
-      </w:pPr>
-      <w:rPr>
-        <w:rFonts w:ascii="Wingdings" w:hAnsi="Wingdings" w:hint="default"/>
-      </w:rPr>
-    </w:lvl>
-    <w:lvl w:ilvl="3" w:tplc="E578C9CC">
-      <w:start w:val="1"/>
-      <w:numFmt w:val="bullet"/>
-      <w:lvlText w:val=""/>
-      <w:lvlJc w:val="left"/>
-      <w:pPr>
-        <w:ind w:left="2880" w:hanging="360"/>
-      </w:pPr>
-      <w:rPr>
-        <w:rFonts w:ascii="Symbol" w:hAnsi="Symbol" w:hint="default"/>
-      </w:rPr>
-    </w:lvl>
-    <w:lvl w:ilvl="4" w:tplc="4844D2AC">
-      <w:start w:val="1"/>
-      <w:numFmt w:val="bullet"/>
-      <w:lvlText w:val="o"/>
-      <w:lvlJc w:val="left"/>
-      <w:pPr>
-        <w:ind w:left="3600" w:hanging="360"/>
-      </w:pPr>
-      <w:rPr>
-        <w:rFonts w:ascii="Courier New" w:hAnsi="Courier New" w:hint="default"/>
-      </w:rPr>
-    </w:lvl>
-    <w:lvl w:ilvl="5" w:tplc="B4943E2C">
-      <w:start w:val="1"/>
-      <w:numFmt w:val="bullet"/>
-      <w:lvlText w:val=""/>
-      <w:lvlJc w:val="left"/>
-      <w:pPr>
-        <w:ind w:left="4320" w:hanging="360"/>
-      </w:pPr>
-      <w:rPr>
-        <w:rFonts w:ascii="Wingdings" w:hAnsi="Wingdings" w:hint="default"/>
-      </w:rPr>
-    </w:lvl>
-    <w:lvl w:ilvl="6" w:tplc="9A287FF6">
-      <w:start w:val="1"/>
-      <w:numFmt w:val="bullet"/>
-      <w:lvlText w:val=""/>
-      <w:lvlJc w:val="left"/>
-      <w:pPr>
-        <w:ind w:left="5040" w:hanging="360"/>
-      </w:pPr>
-      <w:rPr>
-        <w:rFonts w:ascii="Symbol" w:hAnsi="Symbol" w:hint="default"/>
-      </w:rPr>
-    </w:lvl>
-    <w:lvl w:ilvl="7" w:tplc="8ECA6F1E">
-      <w:start w:val="1"/>
-      <w:numFmt w:val="bullet"/>
-      <w:lvlText w:val="o"/>
-      <w:lvlJc w:val="left"/>
-      <w:pPr>
-        <w:ind w:left="5760" w:hanging="360"/>
-      </w:pPr>
-      <w:rPr>
-        <w:rFonts w:ascii="Courier New" w:hAnsi="Courier New" w:hint="default"/>
-      </w:rPr>
-    </w:lvl>
-    <w:lvl w:ilvl="8" w:tplc="4B7890A0">
-      <w:start w:val="1"/>
-      <w:numFmt w:val="bullet"/>
-      <w:lvlText w:val=""/>
-      <w:lvlJc w:val="left"/>
-      <w:pPr>
-        <w:ind w:left="6480" w:hanging="360"/>
-      </w:pPr>
-      <w:rPr>
-        <w:rFonts w:ascii="Wingdings" w:hAnsi="Wingdings" w:hint="default"/>
-      </w:rPr>
-    </w:lvl>
-  </w:abstractNum>
-  <w:abstractNum w:abstractNumId="36" w15:restartNumberingAfterBreak="0">
-    <w:nsid w:val="45AF0174"/>
-    <w:multiLevelType w:val="hybridMultilevel"/>
-    <w:tmpl w:val="2B0E469C"/>
-    <w:lvl w:ilvl="0" w:tplc="30941BC8">
-      <w:start w:val="1"/>
-      <w:numFmt w:val="bullet"/>
-      <w:lvlText w:val=""/>
-      <w:lvlJc w:val="left"/>
-      <w:pPr>
-        <w:ind w:left="720" w:hanging="360"/>
-      </w:pPr>
-      <w:rPr>
-        <w:rFonts w:ascii="Symbol" w:hAnsi="Symbol" w:hint="default"/>
-      </w:rPr>
-    </w:lvl>
-    <w:lvl w:ilvl="1" w:tplc="2AF8D6A8">
-      <w:start w:val="1"/>
-      <w:numFmt w:val="bullet"/>
-      <w:lvlText w:val="o"/>
-      <w:lvlJc w:val="left"/>
-      <w:pPr>
-        <w:ind w:left="1440" w:hanging="360"/>
-      </w:pPr>
-      <w:rPr>
-        <w:rFonts w:ascii="Courier New" w:hAnsi="Courier New" w:hint="default"/>
-      </w:rPr>
-    </w:lvl>
-    <w:lvl w:ilvl="2" w:tplc="755849A4">
-      <w:start w:val="1"/>
-      <w:numFmt w:val="bullet"/>
-      <w:lvlText w:val=""/>
-      <w:lvlJc w:val="left"/>
-      <w:pPr>
-        <w:ind w:left="2160" w:hanging="360"/>
-      </w:pPr>
-      <w:rPr>
-        <w:rFonts w:ascii="Wingdings" w:hAnsi="Wingdings" w:hint="default"/>
-      </w:rPr>
-    </w:lvl>
-    <w:lvl w:ilvl="3" w:tplc="7FF2DFE0">
-      <w:start w:val="1"/>
-      <w:numFmt w:val="bullet"/>
-      <w:lvlText w:val=""/>
-      <w:lvlJc w:val="left"/>
-      <w:pPr>
-        <w:ind w:left="2880" w:hanging="360"/>
-      </w:pPr>
-      <w:rPr>
-        <w:rFonts w:ascii="Symbol" w:hAnsi="Symbol" w:hint="default"/>
-      </w:rPr>
-    </w:lvl>
-    <w:lvl w:ilvl="4" w:tplc="58F42586">
-      <w:start w:val="1"/>
-      <w:numFmt w:val="bullet"/>
-      <w:lvlText w:val="o"/>
-      <w:lvlJc w:val="left"/>
-      <w:pPr>
-        <w:ind w:left="3600" w:hanging="360"/>
-      </w:pPr>
-      <w:rPr>
-        <w:rFonts w:ascii="Courier New" w:hAnsi="Courier New" w:hint="default"/>
-      </w:rPr>
-    </w:lvl>
-    <w:lvl w:ilvl="5" w:tplc="04A4531E">
-      <w:start w:val="1"/>
-      <w:numFmt w:val="bullet"/>
-      <w:lvlText w:val=""/>
-      <w:lvlJc w:val="left"/>
-      <w:pPr>
-        <w:ind w:left="4320" w:hanging="360"/>
-      </w:pPr>
-      <w:rPr>
-        <w:rFonts w:ascii="Wingdings" w:hAnsi="Wingdings" w:hint="default"/>
-      </w:rPr>
-    </w:lvl>
-    <w:lvl w:ilvl="6" w:tplc="0BD092FE">
-      <w:start w:val="1"/>
-      <w:numFmt w:val="bullet"/>
-      <w:lvlText w:val=""/>
-      <w:lvlJc w:val="left"/>
-      <w:pPr>
-        <w:ind w:left="5040" w:hanging="360"/>
-      </w:pPr>
-      <w:rPr>
-        <w:rFonts w:ascii="Symbol" w:hAnsi="Symbol" w:hint="default"/>
-      </w:rPr>
-    </w:lvl>
-    <w:lvl w:ilvl="7" w:tplc="B84241CA">
-      <w:start w:val="1"/>
-      <w:numFmt w:val="bullet"/>
-      <w:lvlText w:val="o"/>
-      <w:lvlJc w:val="left"/>
-      <w:pPr>
-        <w:ind w:left="5760" w:hanging="360"/>
-      </w:pPr>
-      <w:rPr>
-        <w:rFonts w:ascii="Courier New" w:hAnsi="Courier New" w:hint="default"/>
-      </w:rPr>
-    </w:lvl>
-    <w:lvl w:ilvl="8" w:tplc="65F60AA4">
-      <w:start w:val="1"/>
-      <w:numFmt w:val="bullet"/>
-      <w:lvlText w:val=""/>
-      <w:lvlJc w:val="left"/>
-      <w:pPr>
-        <w:ind w:left="6480" w:hanging="360"/>
-      </w:pPr>
-      <w:rPr>
-        <w:rFonts w:ascii="Wingdings" w:hAnsi="Wingdings" w:hint="default"/>
-      </w:rPr>
-    </w:lvl>
-  </w:abstractNum>
-  <w:abstractNum w:abstractNumId="37" w15:restartNumberingAfterBreak="0">
+  <w:abstractNum w:abstractNumId="5" w15:restartNumberingAfterBreak="0">
     <w:nsid w:val="4694ABBE"/>
     <w:multiLevelType w:val="hybridMultilevel"/>
     <w:tmpl w:val="94202B66"/>
@@ -9296,798 +5846,7 @@
       </w:rPr>
     </w:lvl>
   </w:abstractNum>
-  <w:abstractNum w:abstractNumId="38" w15:restartNumberingAfterBreak="0">
-    <w:nsid w:val="4725E660"/>
-    <w:multiLevelType w:val="hybridMultilevel"/>
-    <w:tmpl w:val="356E322E"/>
-    <w:lvl w:ilvl="0" w:tplc="98B62056">
-      <w:start w:val="1"/>
-      <w:numFmt w:val="bullet"/>
-      <w:lvlText w:val=""/>
-      <w:lvlJc w:val="left"/>
-      <w:pPr>
-        <w:ind w:left="720" w:hanging="360"/>
-      </w:pPr>
-      <w:rPr>
-        <w:rFonts w:ascii="Symbol" w:hAnsi="Symbol" w:hint="default"/>
-      </w:rPr>
-    </w:lvl>
-    <w:lvl w:ilvl="1" w:tplc="D392425E">
-      <w:start w:val="1"/>
-      <w:numFmt w:val="bullet"/>
-      <w:lvlText w:val="o"/>
-      <w:lvlJc w:val="left"/>
-      <w:pPr>
-        <w:ind w:left="1440" w:hanging="360"/>
-      </w:pPr>
-      <w:rPr>
-        <w:rFonts w:ascii="Courier New" w:hAnsi="Courier New" w:hint="default"/>
-      </w:rPr>
-    </w:lvl>
-    <w:lvl w:ilvl="2" w:tplc="873A4CBA">
-      <w:start w:val="1"/>
-      <w:numFmt w:val="bullet"/>
-      <w:lvlText w:val=""/>
-      <w:lvlJc w:val="left"/>
-      <w:pPr>
-        <w:ind w:left="2160" w:hanging="360"/>
-      </w:pPr>
-      <w:rPr>
-        <w:rFonts w:ascii="Wingdings" w:hAnsi="Wingdings" w:hint="default"/>
-      </w:rPr>
-    </w:lvl>
-    <w:lvl w:ilvl="3" w:tplc="DF848CA8">
-      <w:start w:val="1"/>
-      <w:numFmt w:val="bullet"/>
-      <w:lvlText w:val=""/>
-      <w:lvlJc w:val="left"/>
-      <w:pPr>
-        <w:ind w:left="2880" w:hanging="360"/>
-      </w:pPr>
-      <w:rPr>
-        <w:rFonts w:ascii="Symbol" w:hAnsi="Symbol" w:hint="default"/>
-      </w:rPr>
-    </w:lvl>
-    <w:lvl w:ilvl="4" w:tplc="9BB84F2E">
-      <w:start w:val="1"/>
-      <w:numFmt w:val="bullet"/>
-      <w:lvlText w:val="o"/>
-      <w:lvlJc w:val="left"/>
-      <w:pPr>
-        <w:ind w:left="3600" w:hanging="360"/>
-      </w:pPr>
-      <w:rPr>
-        <w:rFonts w:ascii="Courier New" w:hAnsi="Courier New" w:hint="default"/>
-      </w:rPr>
-    </w:lvl>
-    <w:lvl w:ilvl="5" w:tplc="222EC598">
-      <w:start w:val="1"/>
-      <w:numFmt w:val="bullet"/>
-      <w:lvlText w:val=""/>
-      <w:lvlJc w:val="left"/>
-      <w:pPr>
-        <w:ind w:left="4320" w:hanging="360"/>
-      </w:pPr>
-      <w:rPr>
-        <w:rFonts w:ascii="Wingdings" w:hAnsi="Wingdings" w:hint="default"/>
-      </w:rPr>
-    </w:lvl>
-    <w:lvl w:ilvl="6" w:tplc="DCBC95EA">
-      <w:start w:val="1"/>
-      <w:numFmt w:val="bullet"/>
-      <w:lvlText w:val=""/>
-      <w:lvlJc w:val="left"/>
-      <w:pPr>
-        <w:ind w:left="5040" w:hanging="360"/>
-      </w:pPr>
-      <w:rPr>
-        <w:rFonts w:ascii="Symbol" w:hAnsi="Symbol" w:hint="default"/>
-      </w:rPr>
-    </w:lvl>
-    <w:lvl w:ilvl="7" w:tplc="C352C43C">
-      <w:start w:val="1"/>
-      <w:numFmt w:val="bullet"/>
-      <w:lvlText w:val="o"/>
-      <w:lvlJc w:val="left"/>
-      <w:pPr>
-        <w:ind w:left="5760" w:hanging="360"/>
-      </w:pPr>
-      <w:rPr>
-        <w:rFonts w:ascii="Courier New" w:hAnsi="Courier New" w:hint="default"/>
-      </w:rPr>
-    </w:lvl>
-    <w:lvl w:ilvl="8" w:tplc="E7101496">
-      <w:start w:val="1"/>
-      <w:numFmt w:val="bullet"/>
-      <w:lvlText w:val=""/>
-      <w:lvlJc w:val="left"/>
-      <w:pPr>
-        <w:ind w:left="6480" w:hanging="360"/>
-      </w:pPr>
-      <w:rPr>
-        <w:rFonts w:ascii="Wingdings" w:hAnsi="Wingdings" w:hint="default"/>
-      </w:rPr>
-    </w:lvl>
-  </w:abstractNum>
-  <w:abstractNum w:abstractNumId="39" w15:restartNumberingAfterBreak="0">
-    <w:nsid w:val="47640230"/>
-    <w:multiLevelType w:val="hybridMultilevel"/>
-    <w:tmpl w:val="1478861A"/>
-    <w:lvl w:ilvl="0" w:tplc="187A6624">
-      <w:start w:val="1"/>
-      <w:numFmt w:val="bullet"/>
-      <w:lvlText w:val=""/>
-      <w:lvlJc w:val="left"/>
-      <w:pPr>
-        <w:ind w:left="720" w:hanging="360"/>
-      </w:pPr>
-      <w:rPr>
-        <w:rFonts w:ascii="Symbol" w:hAnsi="Symbol" w:hint="default"/>
-      </w:rPr>
-    </w:lvl>
-    <w:lvl w:ilvl="1" w:tplc="0D942488">
-      <w:start w:val="1"/>
-      <w:numFmt w:val="bullet"/>
-      <w:lvlText w:val="o"/>
-      <w:lvlJc w:val="left"/>
-      <w:pPr>
-        <w:ind w:left="1440" w:hanging="360"/>
-      </w:pPr>
-      <w:rPr>
-        <w:rFonts w:ascii="Courier New" w:hAnsi="Courier New" w:hint="default"/>
-      </w:rPr>
-    </w:lvl>
-    <w:lvl w:ilvl="2" w:tplc="F26E1DC8">
-      <w:start w:val="1"/>
-      <w:numFmt w:val="bullet"/>
-      <w:lvlText w:val=""/>
-      <w:lvlJc w:val="left"/>
-      <w:pPr>
-        <w:ind w:left="2160" w:hanging="360"/>
-      </w:pPr>
-      <w:rPr>
-        <w:rFonts w:ascii="Wingdings" w:hAnsi="Wingdings" w:hint="default"/>
-      </w:rPr>
-    </w:lvl>
-    <w:lvl w:ilvl="3" w:tplc="0CDA822E">
-      <w:start w:val="1"/>
-      <w:numFmt w:val="bullet"/>
-      <w:lvlText w:val=""/>
-      <w:lvlJc w:val="left"/>
-      <w:pPr>
-        <w:ind w:left="2880" w:hanging="360"/>
-      </w:pPr>
-      <w:rPr>
-        <w:rFonts w:ascii="Symbol" w:hAnsi="Symbol" w:hint="default"/>
-      </w:rPr>
-    </w:lvl>
-    <w:lvl w:ilvl="4" w:tplc="A33CADDE">
-      <w:start w:val="1"/>
-      <w:numFmt w:val="bullet"/>
-      <w:lvlText w:val="o"/>
-      <w:lvlJc w:val="left"/>
-      <w:pPr>
-        <w:ind w:left="3600" w:hanging="360"/>
-      </w:pPr>
-      <w:rPr>
-        <w:rFonts w:ascii="Courier New" w:hAnsi="Courier New" w:hint="default"/>
-      </w:rPr>
-    </w:lvl>
-    <w:lvl w:ilvl="5" w:tplc="924CE4D4">
-      <w:start w:val="1"/>
-      <w:numFmt w:val="bullet"/>
-      <w:lvlText w:val=""/>
-      <w:lvlJc w:val="left"/>
-      <w:pPr>
-        <w:ind w:left="4320" w:hanging="360"/>
-      </w:pPr>
-      <w:rPr>
-        <w:rFonts w:ascii="Wingdings" w:hAnsi="Wingdings" w:hint="default"/>
-      </w:rPr>
-    </w:lvl>
-    <w:lvl w:ilvl="6" w:tplc="5B7639C2">
-      <w:start w:val="1"/>
-      <w:numFmt w:val="bullet"/>
-      <w:lvlText w:val=""/>
-      <w:lvlJc w:val="left"/>
-      <w:pPr>
-        <w:ind w:left="5040" w:hanging="360"/>
-      </w:pPr>
-      <w:rPr>
-        <w:rFonts w:ascii="Symbol" w:hAnsi="Symbol" w:hint="default"/>
-      </w:rPr>
-    </w:lvl>
-    <w:lvl w:ilvl="7" w:tplc="4B50AF60">
-      <w:start w:val="1"/>
-      <w:numFmt w:val="bullet"/>
-      <w:lvlText w:val="o"/>
-      <w:lvlJc w:val="left"/>
-      <w:pPr>
-        <w:ind w:left="5760" w:hanging="360"/>
-      </w:pPr>
-      <w:rPr>
-        <w:rFonts w:ascii="Courier New" w:hAnsi="Courier New" w:hint="default"/>
-      </w:rPr>
-    </w:lvl>
-    <w:lvl w:ilvl="8" w:tplc="9BC8C4AC">
-      <w:start w:val="1"/>
-      <w:numFmt w:val="bullet"/>
-      <w:lvlText w:val=""/>
-      <w:lvlJc w:val="left"/>
-      <w:pPr>
-        <w:ind w:left="6480" w:hanging="360"/>
-      </w:pPr>
-      <w:rPr>
-        <w:rFonts w:ascii="Wingdings" w:hAnsi="Wingdings" w:hint="default"/>
-      </w:rPr>
-    </w:lvl>
-  </w:abstractNum>
-  <w:abstractNum w:abstractNumId="40" w15:restartNumberingAfterBreak="0">
-    <w:nsid w:val="48AC390D"/>
-    <w:multiLevelType w:val="hybridMultilevel"/>
-    <w:tmpl w:val="64883E30"/>
-    <w:lvl w:ilvl="0" w:tplc="10D29A10">
-      <w:start w:val="1"/>
-      <w:numFmt w:val="bullet"/>
-      <w:lvlText w:val=""/>
-      <w:lvlJc w:val="left"/>
-      <w:pPr>
-        <w:ind w:left="720" w:hanging="360"/>
-      </w:pPr>
-      <w:rPr>
-        <w:rFonts w:ascii="Symbol" w:hAnsi="Symbol" w:hint="default"/>
-      </w:rPr>
-    </w:lvl>
-    <w:lvl w:ilvl="1" w:tplc="C90438E4">
-      <w:start w:val="1"/>
-      <w:numFmt w:val="bullet"/>
-      <w:lvlText w:val="o"/>
-      <w:lvlJc w:val="left"/>
-      <w:pPr>
-        <w:ind w:left="1440" w:hanging="360"/>
-      </w:pPr>
-      <w:rPr>
-        <w:rFonts w:ascii="Courier New" w:hAnsi="Courier New" w:hint="default"/>
-      </w:rPr>
-    </w:lvl>
-    <w:lvl w:ilvl="2" w:tplc="D1F2CDFA">
-      <w:start w:val="1"/>
-      <w:numFmt w:val="bullet"/>
-      <w:lvlText w:val=""/>
-      <w:lvlJc w:val="left"/>
-      <w:pPr>
-        <w:ind w:left="2160" w:hanging="360"/>
-      </w:pPr>
-      <w:rPr>
-        <w:rFonts w:ascii="Wingdings" w:hAnsi="Wingdings" w:hint="default"/>
-      </w:rPr>
-    </w:lvl>
-    <w:lvl w:ilvl="3" w:tplc="9BA6B7A8">
-      <w:start w:val="1"/>
-      <w:numFmt w:val="bullet"/>
-      <w:lvlText w:val=""/>
-      <w:lvlJc w:val="left"/>
-      <w:pPr>
-        <w:ind w:left="2880" w:hanging="360"/>
-      </w:pPr>
-      <w:rPr>
-        <w:rFonts w:ascii="Symbol" w:hAnsi="Symbol" w:hint="default"/>
-      </w:rPr>
-    </w:lvl>
-    <w:lvl w:ilvl="4" w:tplc="46C8D4C2">
-      <w:start w:val="1"/>
-      <w:numFmt w:val="bullet"/>
-      <w:lvlText w:val="o"/>
-      <w:lvlJc w:val="left"/>
-      <w:pPr>
-        <w:ind w:left="3600" w:hanging="360"/>
-      </w:pPr>
-      <w:rPr>
-        <w:rFonts w:ascii="Courier New" w:hAnsi="Courier New" w:hint="default"/>
-      </w:rPr>
-    </w:lvl>
-    <w:lvl w:ilvl="5" w:tplc="9AE272E6">
-      <w:start w:val="1"/>
-      <w:numFmt w:val="bullet"/>
-      <w:lvlText w:val=""/>
-      <w:lvlJc w:val="left"/>
-      <w:pPr>
-        <w:ind w:left="4320" w:hanging="360"/>
-      </w:pPr>
-      <w:rPr>
-        <w:rFonts w:ascii="Wingdings" w:hAnsi="Wingdings" w:hint="default"/>
-      </w:rPr>
-    </w:lvl>
-    <w:lvl w:ilvl="6" w:tplc="48E03ADE">
-      <w:start w:val="1"/>
-      <w:numFmt w:val="bullet"/>
-      <w:lvlText w:val=""/>
-      <w:lvlJc w:val="left"/>
-      <w:pPr>
-        <w:ind w:left="5040" w:hanging="360"/>
-      </w:pPr>
-      <w:rPr>
-        <w:rFonts w:ascii="Symbol" w:hAnsi="Symbol" w:hint="default"/>
-      </w:rPr>
-    </w:lvl>
-    <w:lvl w:ilvl="7" w:tplc="DB1AF6E8">
-      <w:start w:val="1"/>
-      <w:numFmt w:val="bullet"/>
-      <w:lvlText w:val="o"/>
-      <w:lvlJc w:val="left"/>
-      <w:pPr>
-        <w:ind w:left="5760" w:hanging="360"/>
-      </w:pPr>
-      <w:rPr>
-        <w:rFonts w:ascii="Courier New" w:hAnsi="Courier New" w:hint="default"/>
-      </w:rPr>
-    </w:lvl>
-    <w:lvl w:ilvl="8" w:tplc="CC74F746">
-      <w:start w:val="1"/>
-      <w:numFmt w:val="bullet"/>
-      <w:lvlText w:val=""/>
-      <w:lvlJc w:val="left"/>
-      <w:pPr>
-        <w:ind w:left="6480" w:hanging="360"/>
-      </w:pPr>
-      <w:rPr>
-        <w:rFonts w:ascii="Wingdings" w:hAnsi="Wingdings" w:hint="default"/>
-      </w:rPr>
-    </w:lvl>
-  </w:abstractNum>
-  <w:abstractNum w:abstractNumId="41" w15:restartNumberingAfterBreak="0">
-    <w:nsid w:val="49E90D21"/>
-    <w:multiLevelType w:val="hybridMultilevel"/>
-    <w:tmpl w:val="A4F26324"/>
-    <w:lvl w:ilvl="0" w:tplc="C47A31E0">
-      <w:start w:val="1"/>
-      <w:numFmt w:val="bullet"/>
-      <w:lvlText w:val=""/>
-      <w:lvlJc w:val="left"/>
-      <w:pPr>
-        <w:ind w:left="720" w:hanging="360"/>
-      </w:pPr>
-      <w:rPr>
-        <w:rFonts w:ascii="Symbol" w:hAnsi="Symbol" w:hint="default"/>
-      </w:rPr>
-    </w:lvl>
-    <w:lvl w:ilvl="1" w:tplc="BDBC6550">
-      <w:start w:val="1"/>
-      <w:numFmt w:val="bullet"/>
-      <w:lvlText w:val="o"/>
-      <w:lvlJc w:val="left"/>
-      <w:pPr>
-        <w:ind w:left="1440" w:hanging="360"/>
-      </w:pPr>
-      <w:rPr>
-        <w:rFonts w:ascii="Courier New" w:hAnsi="Courier New" w:hint="default"/>
-      </w:rPr>
-    </w:lvl>
-    <w:lvl w:ilvl="2" w:tplc="393C034A">
-      <w:start w:val="1"/>
-      <w:numFmt w:val="bullet"/>
-      <w:lvlText w:val=""/>
-      <w:lvlJc w:val="left"/>
-      <w:pPr>
-        <w:ind w:left="2160" w:hanging="360"/>
-      </w:pPr>
-      <w:rPr>
-        <w:rFonts w:ascii="Wingdings" w:hAnsi="Wingdings" w:hint="default"/>
-      </w:rPr>
-    </w:lvl>
-    <w:lvl w:ilvl="3" w:tplc="A97EF0DC">
-      <w:start w:val="1"/>
-      <w:numFmt w:val="bullet"/>
-      <w:lvlText w:val=""/>
-      <w:lvlJc w:val="left"/>
-      <w:pPr>
-        <w:ind w:left="2880" w:hanging="360"/>
-      </w:pPr>
-      <w:rPr>
-        <w:rFonts w:ascii="Symbol" w:hAnsi="Symbol" w:hint="default"/>
-      </w:rPr>
-    </w:lvl>
-    <w:lvl w:ilvl="4" w:tplc="E9E6A01A">
-      <w:start w:val="1"/>
-      <w:numFmt w:val="bullet"/>
-      <w:lvlText w:val="o"/>
-      <w:lvlJc w:val="left"/>
-      <w:pPr>
-        <w:ind w:left="3600" w:hanging="360"/>
-      </w:pPr>
-      <w:rPr>
-        <w:rFonts w:ascii="Courier New" w:hAnsi="Courier New" w:hint="default"/>
-      </w:rPr>
-    </w:lvl>
-    <w:lvl w:ilvl="5" w:tplc="9D705DAA">
-      <w:start w:val="1"/>
-      <w:numFmt w:val="bullet"/>
-      <w:lvlText w:val=""/>
-      <w:lvlJc w:val="left"/>
-      <w:pPr>
-        <w:ind w:left="4320" w:hanging="360"/>
-      </w:pPr>
-      <w:rPr>
-        <w:rFonts w:ascii="Wingdings" w:hAnsi="Wingdings" w:hint="default"/>
-      </w:rPr>
-    </w:lvl>
-    <w:lvl w:ilvl="6" w:tplc="C27A66FC">
-      <w:start w:val="1"/>
-      <w:numFmt w:val="bullet"/>
-      <w:lvlText w:val=""/>
-      <w:lvlJc w:val="left"/>
-      <w:pPr>
-        <w:ind w:left="5040" w:hanging="360"/>
-      </w:pPr>
-      <w:rPr>
-        <w:rFonts w:ascii="Symbol" w:hAnsi="Symbol" w:hint="default"/>
-      </w:rPr>
-    </w:lvl>
-    <w:lvl w:ilvl="7" w:tplc="46B2668A">
-      <w:start w:val="1"/>
-      <w:numFmt w:val="bullet"/>
-      <w:lvlText w:val="o"/>
-      <w:lvlJc w:val="left"/>
-      <w:pPr>
-        <w:ind w:left="5760" w:hanging="360"/>
-      </w:pPr>
-      <w:rPr>
-        <w:rFonts w:ascii="Courier New" w:hAnsi="Courier New" w:hint="default"/>
-      </w:rPr>
-    </w:lvl>
-    <w:lvl w:ilvl="8" w:tplc="32BCD458">
-      <w:start w:val="1"/>
-      <w:numFmt w:val="bullet"/>
-      <w:lvlText w:val=""/>
-      <w:lvlJc w:val="left"/>
-      <w:pPr>
-        <w:ind w:left="6480" w:hanging="360"/>
-      </w:pPr>
-      <w:rPr>
-        <w:rFonts w:ascii="Wingdings" w:hAnsi="Wingdings" w:hint="default"/>
-      </w:rPr>
-    </w:lvl>
-  </w:abstractNum>
-  <w:abstractNum w:abstractNumId="42" w15:restartNumberingAfterBreak="0">
-    <w:nsid w:val="4BB9E0AE"/>
-    <w:multiLevelType w:val="hybridMultilevel"/>
-    <w:tmpl w:val="592E9654"/>
-    <w:lvl w:ilvl="0" w:tplc="A44CA5A6">
-      <w:start w:val="1"/>
-      <w:numFmt w:val="bullet"/>
-      <w:lvlText w:val=""/>
-      <w:lvlJc w:val="left"/>
-      <w:pPr>
-        <w:ind w:left="720" w:hanging="360"/>
-      </w:pPr>
-      <w:rPr>
-        <w:rFonts w:ascii="Symbol" w:hAnsi="Symbol" w:hint="default"/>
-      </w:rPr>
-    </w:lvl>
-    <w:lvl w:ilvl="1" w:tplc="77C2A86C">
-      <w:start w:val="1"/>
-      <w:numFmt w:val="bullet"/>
-      <w:lvlText w:val="o"/>
-      <w:lvlJc w:val="left"/>
-      <w:pPr>
-        <w:ind w:left="1440" w:hanging="360"/>
-      </w:pPr>
-      <w:rPr>
-        <w:rFonts w:ascii="Courier New" w:hAnsi="Courier New" w:hint="default"/>
-      </w:rPr>
-    </w:lvl>
-    <w:lvl w:ilvl="2" w:tplc="CCDEFA14">
-      <w:start w:val="1"/>
-      <w:numFmt w:val="bullet"/>
-      <w:lvlText w:val=""/>
-      <w:lvlJc w:val="left"/>
-      <w:pPr>
-        <w:ind w:left="2160" w:hanging="360"/>
-      </w:pPr>
-      <w:rPr>
-        <w:rFonts w:ascii="Wingdings" w:hAnsi="Wingdings" w:hint="default"/>
-      </w:rPr>
-    </w:lvl>
-    <w:lvl w:ilvl="3" w:tplc="868884A0">
-      <w:start w:val="1"/>
-      <w:numFmt w:val="bullet"/>
-      <w:lvlText w:val=""/>
-      <w:lvlJc w:val="left"/>
-      <w:pPr>
-        <w:ind w:left="2880" w:hanging="360"/>
-      </w:pPr>
-      <w:rPr>
-        <w:rFonts w:ascii="Symbol" w:hAnsi="Symbol" w:hint="default"/>
-      </w:rPr>
-    </w:lvl>
-    <w:lvl w:ilvl="4" w:tplc="576EA4E2">
-      <w:start w:val="1"/>
-      <w:numFmt w:val="bullet"/>
-      <w:lvlText w:val="o"/>
-      <w:lvlJc w:val="left"/>
-      <w:pPr>
-        <w:ind w:left="3600" w:hanging="360"/>
-      </w:pPr>
-      <w:rPr>
-        <w:rFonts w:ascii="Courier New" w:hAnsi="Courier New" w:hint="default"/>
-      </w:rPr>
-    </w:lvl>
-    <w:lvl w:ilvl="5" w:tplc="FBBC09DE">
-      <w:start w:val="1"/>
-      <w:numFmt w:val="bullet"/>
-      <w:lvlText w:val=""/>
-      <w:lvlJc w:val="left"/>
-      <w:pPr>
-        <w:ind w:left="4320" w:hanging="360"/>
-      </w:pPr>
-      <w:rPr>
-        <w:rFonts w:ascii="Wingdings" w:hAnsi="Wingdings" w:hint="default"/>
-      </w:rPr>
-    </w:lvl>
-    <w:lvl w:ilvl="6" w:tplc="078CEDD6">
-      <w:start w:val="1"/>
-      <w:numFmt w:val="bullet"/>
-      <w:lvlText w:val=""/>
-      <w:lvlJc w:val="left"/>
-      <w:pPr>
-        <w:ind w:left="5040" w:hanging="360"/>
-      </w:pPr>
-      <w:rPr>
-        <w:rFonts w:ascii="Symbol" w:hAnsi="Symbol" w:hint="default"/>
-      </w:rPr>
-    </w:lvl>
-    <w:lvl w:ilvl="7" w:tplc="DB1C7C3E">
-      <w:start w:val="1"/>
-      <w:numFmt w:val="bullet"/>
-      <w:lvlText w:val="o"/>
-      <w:lvlJc w:val="left"/>
-      <w:pPr>
-        <w:ind w:left="5760" w:hanging="360"/>
-      </w:pPr>
-      <w:rPr>
-        <w:rFonts w:ascii="Courier New" w:hAnsi="Courier New" w:hint="default"/>
-      </w:rPr>
-    </w:lvl>
-    <w:lvl w:ilvl="8" w:tplc="B672DB34">
-      <w:start w:val="1"/>
-      <w:numFmt w:val="bullet"/>
-      <w:lvlText w:val=""/>
-      <w:lvlJc w:val="left"/>
-      <w:pPr>
-        <w:ind w:left="6480" w:hanging="360"/>
-      </w:pPr>
-      <w:rPr>
-        <w:rFonts w:ascii="Wingdings" w:hAnsi="Wingdings" w:hint="default"/>
-      </w:rPr>
-    </w:lvl>
-  </w:abstractNum>
-  <w:abstractNum w:abstractNumId="43" w15:restartNumberingAfterBreak="0">
-    <w:nsid w:val="4CBF19FF"/>
-    <w:multiLevelType w:val="hybridMultilevel"/>
-    <w:tmpl w:val="52AA9522"/>
-    <w:lvl w:ilvl="0" w:tplc="D708FD74">
-      <w:start w:val="1"/>
-      <w:numFmt w:val="bullet"/>
-      <w:lvlText w:val=""/>
-      <w:lvlJc w:val="left"/>
-      <w:pPr>
-        <w:ind w:left="720" w:hanging="360"/>
-      </w:pPr>
-      <w:rPr>
-        <w:rFonts w:ascii="Symbol" w:hAnsi="Symbol" w:hint="default"/>
-      </w:rPr>
-    </w:lvl>
-    <w:lvl w:ilvl="1" w:tplc="CEB6DA3E">
-      <w:start w:val="1"/>
-      <w:numFmt w:val="bullet"/>
-      <w:lvlText w:val="o"/>
-      <w:lvlJc w:val="left"/>
-      <w:pPr>
-        <w:ind w:left="1440" w:hanging="360"/>
-      </w:pPr>
-      <w:rPr>
-        <w:rFonts w:ascii="Courier New" w:hAnsi="Courier New" w:hint="default"/>
-      </w:rPr>
-    </w:lvl>
-    <w:lvl w:ilvl="2" w:tplc="2C1CB6C6">
-      <w:start w:val="1"/>
-      <w:numFmt w:val="bullet"/>
-      <w:lvlText w:val=""/>
-      <w:lvlJc w:val="left"/>
-      <w:pPr>
-        <w:ind w:left="2160" w:hanging="360"/>
-      </w:pPr>
-      <w:rPr>
-        <w:rFonts w:ascii="Wingdings" w:hAnsi="Wingdings" w:hint="default"/>
-      </w:rPr>
-    </w:lvl>
-    <w:lvl w:ilvl="3" w:tplc="7F04521E">
-      <w:start w:val="1"/>
-      <w:numFmt w:val="bullet"/>
-      <w:lvlText w:val=""/>
-      <w:lvlJc w:val="left"/>
-      <w:pPr>
-        <w:ind w:left="2880" w:hanging="360"/>
-      </w:pPr>
-      <w:rPr>
-        <w:rFonts w:ascii="Symbol" w:hAnsi="Symbol" w:hint="default"/>
-      </w:rPr>
-    </w:lvl>
-    <w:lvl w:ilvl="4" w:tplc="B950E8C2">
-      <w:start w:val="1"/>
-      <w:numFmt w:val="bullet"/>
-      <w:lvlText w:val="o"/>
-      <w:lvlJc w:val="left"/>
-      <w:pPr>
-        <w:ind w:left="3600" w:hanging="360"/>
-      </w:pPr>
-      <w:rPr>
-        <w:rFonts w:ascii="Courier New" w:hAnsi="Courier New" w:hint="default"/>
-      </w:rPr>
-    </w:lvl>
-    <w:lvl w:ilvl="5" w:tplc="F1B2BFF2">
-      <w:start w:val="1"/>
-      <w:numFmt w:val="bullet"/>
-      <w:lvlText w:val=""/>
-      <w:lvlJc w:val="left"/>
-      <w:pPr>
-        <w:ind w:left="4320" w:hanging="360"/>
-      </w:pPr>
-      <w:rPr>
-        <w:rFonts w:ascii="Wingdings" w:hAnsi="Wingdings" w:hint="default"/>
-      </w:rPr>
-    </w:lvl>
-    <w:lvl w:ilvl="6" w:tplc="3066302A">
-      <w:start w:val="1"/>
-      <w:numFmt w:val="bullet"/>
-      <w:lvlText w:val=""/>
-      <w:lvlJc w:val="left"/>
-      <w:pPr>
-        <w:ind w:left="5040" w:hanging="360"/>
-      </w:pPr>
-      <w:rPr>
-        <w:rFonts w:ascii="Symbol" w:hAnsi="Symbol" w:hint="default"/>
-      </w:rPr>
-    </w:lvl>
-    <w:lvl w:ilvl="7" w:tplc="45EE311C">
-      <w:start w:val="1"/>
-      <w:numFmt w:val="bullet"/>
-      <w:lvlText w:val="o"/>
-      <w:lvlJc w:val="left"/>
-      <w:pPr>
-        <w:ind w:left="5760" w:hanging="360"/>
-      </w:pPr>
-      <w:rPr>
-        <w:rFonts w:ascii="Courier New" w:hAnsi="Courier New" w:hint="default"/>
-      </w:rPr>
-    </w:lvl>
-    <w:lvl w:ilvl="8" w:tplc="5E3CBF32">
-      <w:start w:val="1"/>
-      <w:numFmt w:val="bullet"/>
-      <w:lvlText w:val=""/>
-      <w:lvlJc w:val="left"/>
-      <w:pPr>
-        <w:ind w:left="6480" w:hanging="360"/>
-      </w:pPr>
-      <w:rPr>
-        <w:rFonts w:ascii="Wingdings" w:hAnsi="Wingdings" w:hint="default"/>
-      </w:rPr>
-    </w:lvl>
-  </w:abstractNum>
-  <w:abstractNum w:abstractNumId="44" w15:restartNumberingAfterBreak="0">
-    <w:nsid w:val="54FB4F3D"/>
-    <w:multiLevelType w:val="hybridMultilevel"/>
-    <w:tmpl w:val="A26443B2"/>
-    <w:lvl w:ilvl="0" w:tplc="96CA690E">
-      <w:start w:val="1"/>
-      <w:numFmt w:val="bullet"/>
-      <w:lvlText w:val=""/>
-      <w:lvlJc w:val="left"/>
-      <w:pPr>
-        <w:ind w:left="720" w:hanging="360"/>
-      </w:pPr>
-      <w:rPr>
-        <w:rFonts w:ascii="Symbol" w:hAnsi="Symbol" w:hint="default"/>
-      </w:rPr>
-    </w:lvl>
-    <w:lvl w:ilvl="1" w:tplc="94ECBC82">
-      <w:start w:val="1"/>
-      <w:numFmt w:val="bullet"/>
-      <w:lvlText w:val="o"/>
-      <w:lvlJc w:val="left"/>
-      <w:pPr>
-        <w:ind w:left="1440" w:hanging="360"/>
-      </w:pPr>
-      <w:rPr>
-        <w:rFonts w:ascii="Courier New" w:hAnsi="Courier New" w:hint="default"/>
-      </w:rPr>
-    </w:lvl>
-    <w:lvl w:ilvl="2" w:tplc="44806256">
-      <w:start w:val="1"/>
-      <w:numFmt w:val="bullet"/>
-      <w:lvlText w:val=""/>
-      <w:lvlJc w:val="left"/>
-      <w:pPr>
-        <w:ind w:left="2160" w:hanging="360"/>
-      </w:pPr>
-      <w:rPr>
-        <w:rFonts w:ascii="Wingdings" w:hAnsi="Wingdings" w:hint="default"/>
-      </w:rPr>
-    </w:lvl>
-    <w:lvl w:ilvl="3" w:tplc="D104FFCA">
-      <w:start w:val="1"/>
-      <w:numFmt w:val="bullet"/>
-      <w:lvlText w:val=""/>
-      <w:lvlJc w:val="left"/>
-      <w:pPr>
-        <w:ind w:left="2880" w:hanging="360"/>
-      </w:pPr>
-      <w:rPr>
-        <w:rFonts w:ascii="Symbol" w:hAnsi="Symbol" w:hint="default"/>
-      </w:rPr>
-    </w:lvl>
-    <w:lvl w:ilvl="4" w:tplc="A64662C4">
-      <w:start w:val="1"/>
-      <w:numFmt w:val="bullet"/>
-      <w:lvlText w:val="o"/>
-      <w:lvlJc w:val="left"/>
-      <w:pPr>
-        <w:ind w:left="3600" w:hanging="360"/>
-      </w:pPr>
-      <w:rPr>
-        <w:rFonts w:ascii="Courier New" w:hAnsi="Courier New" w:hint="default"/>
-      </w:rPr>
-    </w:lvl>
-    <w:lvl w:ilvl="5" w:tplc="6142A3E6">
-      <w:start w:val="1"/>
-      <w:numFmt w:val="bullet"/>
-      <w:lvlText w:val=""/>
-      <w:lvlJc w:val="left"/>
-      <w:pPr>
-        <w:ind w:left="4320" w:hanging="360"/>
-      </w:pPr>
-      <w:rPr>
-        <w:rFonts w:ascii="Wingdings" w:hAnsi="Wingdings" w:hint="default"/>
-      </w:rPr>
-    </w:lvl>
-    <w:lvl w:ilvl="6" w:tplc="1DDCE620">
-      <w:start w:val="1"/>
-      <w:numFmt w:val="bullet"/>
-      <w:lvlText w:val=""/>
-      <w:lvlJc w:val="left"/>
-      <w:pPr>
-        <w:ind w:left="5040" w:hanging="360"/>
-      </w:pPr>
-      <w:rPr>
-        <w:rFonts w:ascii="Symbol" w:hAnsi="Symbol" w:hint="default"/>
-      </w:rPr>
-    </w:lvl>
-    <w:lvl w:ilvl="7" w:tplc="FE3ABB30">
-      <w:start w:val="1"/>
-      <w:numFmt w:val="bullet"/>
-      <w:lvlText w:val="o"/>
-      <w:lvlJc w:val="left"/>
-      <w:pPr>
-        <w:ind w:left="5760" w:hanging="360"/>
-      </w:pPr>
-      <w:rPr>
-        <w:rFonts w:ascii="Courier New" w:hAnsi="Courier New" w:hint="default"/>
-      </w:rPr>
-    </w:lvl>
-    <w:lvl w:ilvl="8" w:tplc="BB70703E">
-      <w:start w:val="1"/>
-      <w:numFmt w:val="bullet"/>
-      <w:lvlText w:val=""/>
-      <w:lvlJc w:val="left"/>
-      <w:pPr>
-        <w:ind w:left="6480" w:hanging="360"/>
-      </w:pPr>
-      <w:rPr>
-        <w:rFonts w:ascii="Wingdings" w:hAnsi="Wingdings" w:hint="default"/>
-      </w:rPr>
-    </w:lvl>
-  </w:abstractNum>
-  <w:abstractNum w:abstractNumId="45" w15:restartNumberingAfterBreak="0">
+  <w:abstractNum w:abstractNumId="6" w15:restartNumberingAfterBreak="0">
     <w:nsid w:val="550CE4D3"/>
     <w:multiLevelType w:val="hybridMultilevel"/>
     <w:tmpl w:val="3326B544"/>
@@ -10200,346 +5959,7 @@
       </w:rPr>
     </w:lvl>
   </w:abstractNum>
-  <w:abstractNum w:abstractNumId="46" w15:restartNumberingAfterBreak="0">
-    <w:nsid w:val="56D0CB1A"/>
-    <w:multiLevelType w:val="hybridMultilevel"/>
-    <w:tmpl w:val="EB54A690"/>
-    <w:lvl w:ilvl="0" w:tplc="4F9C70C8">
-      <w:start w:val="1"/>
-      <w:numFmt w:val="bullet"/>
-      <w:lvlText w:val=""/>
-      <w:lvlJc w:val="left"/>
-      <w:pPr>
-        <w:ind w:left="720" w:hanging="360"/>
-      </w:pPr>
-      <w:rPr>
-        <w:rFonts w:ascii="Symbol" w:hAnsi="Symbol" w:hint="default"/>
-      </w:rPr>
-    </w:lvl>
-    <w:lvl w:ilvl="1" w:tplc="0B2267EA">
-      <w:start w:val="1"/>
-      <w:numFmt w:val="bullet"/>
-      <w:lvlText w:val="o"/>
-      <w:lvlJc w:val="left"/>
-      <w:pPr>
-        <w:ind w:left="1440" w:hanging="360"/>
-      </w:pPr>
-      <w:rPr>
-        <w:rFonts w:ascii="Courier New" w:hAnsi="Courier New" w:hint="default"/>
-      </w:rPr>
-    </w:lvl>
-    <w:lvl w:ilvl="2" w:tplc="079644B6">
-      <w:start w:val="1"/>
-      <w:numFmt w:val="bullet"/>
-      <w:lvlText w:val=""/>
-      <w:lvlJc w:val="left"/>
-      <w:pPr>
-        <w:ind w:left="2160" w:hanging="360"/>
-      </w:pPr>
-      <w:rPr>
-        <w:rFonts w:ascii="Wingdings" w:hAnsi="Wingdings" w:hint="default"/>
-      </w:rPr>
-    </w:lvl>
-    <w:lvl w:ilvl="3" w:tplc="6D0CF25E">
-      <w:start w:val="1"/>
-      <w:numFmt w:val="bullet"/>
-      <w:lvlText w:val=""/>
-      <w:lvlJc w:val="left"/>
-      <w:pPr>
-        <w:ind w:left="2880" w:hanging="360"/>
-      </w:pPr>
-      <w:rPr>
-        <w:rFonts w:ascii="Symbol" w:hAnsi="Symbol" w:hint="default"/>
-      </w:rPr>
-    </w:lvl>
-    <w:lvl w:ilvl="4" w:tplc="9A9CE94C">
-      <w:start w:val="1"/>
-      <w:numFmt w:val="bullet"/>
-      <w:lvlText w:val="o"/>
-      <w:lvlJc w:val="left"/>
-      <w:pPr>
-        <w:ind w:left="3600" w:hanging="360"/>
-      </w:pPr>
-      <w:rPr>
-        <w:rFonts w:ascii="Courier New" w:hAnsi="Courier New" w:hint="default"/>
-      </w:rPr>
-    </w:lvl>
-    <w:lvl w:ilvl="5" w:tplc="A2E495FE">
-      <w:start w:val="1"/>
-      <w:numFmt w:val="bullet"/>
-      <w:lvlText w:val=""/>
-      <w:lvlJc w:val="left"/>
-      <w:pPr>
-        <w:ind w:left="4320" w:hanging="360"/>
-      </w:pPr>
-      <w:rPr>
-        <w:rFonts w:ascii="Wingdings" w:hAnsi="Wingdings" w:hint="default"/>
-      </w:rPr>
-    </w:lvl>
-    <w:lvl w:ilvl="6" w:tplc="C76AC392">
-      <w:start w:val="1"/>
-      <w:numFmt w:val="bullet"/>
-      <w:lvlText w:val=""/>
-      <w:lvlJc w:val="left"/>
-      <w:pPr>
-        <w:ind w:left="5040" w:hanging="360"/>
-      </w:pPr>
-      <w:rPr>
-        <w:rFonts w:ascii="Symbol" w:hAnsi="Symbol" w:hint="default"/>
-      </w:rPr>
-    </w:lvl>
-    <w:lvl w:ilvl="7" w:tplc="5AFA865A">
-      <w:start w:val="1"/>
-      <w:numFmt w:val="bullet"/>
-      <w:lvlText w:val="o"/>
-      <w:lvlJc w:val="left"/>
-      <w:pPr>
-        <w:ind w:left="5760" w:hanging="360"/>
-      </w:pPr>
-      <w:rPr>
-        <w:rFonts w:ascii="Courier New" w:hAnsi="Courier New" w:hint="default"/>
-      </w:rPr>
-    </w:lvl>
-    <w:lvl w:ilvl="8" w:tplc="C1764268">
-      <w:start w:val="1"/>
-      <w:numFmt w:val="bullet"/>
-      <w:lvlText w:val=""/>
-      <w:lvlJc w:val="left"/>
-      <w:pPr>
-        <w:ind w:left="6480" w:hanging="360"/>
-      </w:pPr>
-      <w:rPr>
-        <w:rFonts w:ascii="Wingdings" w:hAnsi="Wingdings" w:hint="default"/>
-      </w:rPr>
-    </w:lvl>
-  </w:abstractNum>
-  <w:abstractNum w:abstractNumId="47" w15:restartNumberingAfterBreak="0">
-    <w:nsid w:val="57C39570"/>
-    <w:multiLevelType w:val="hybridMultilevel"/>
-    <w:tmpl w:val="4F5281E4"/>
-    <w:lvl w:ilvl="0" w:tplc="78D4C4D8">
-      <w:start w:val="1"/>
-      <w:numFmt w:val="bullet"/>
-      <w:lvlText w:val=""/>
-      <w:lvlJc w:val="left"/>
-      <w:pPr>
-        <w:ind w:left="720" w:hanging="360"/>
-      </w:pPr>
-      <w:rPr>
-        <w:rFonts w:ascii="Symbol" w:hAnsi="Symbol" w:hint="default"/>
-      </w:rPr>
-    </w:lvl>
-    <w:lvl w:ilvl="1" w:tplc="12A46F66">
-      <w:start w:val="1"/>
-      <w:numFmt w:val="bullet"/>
-      <w:lvlText w:val="o"/>
-      <w:lvlJc w:val="left"/>
-      <w:pPr>
-        <w:ind w:left="1440" w:hanging="360"/>
-      </w:pPr>
-      <w:rPr>
-        <w:rFonts w:ascii="Courier New" w:hAnsi="Courier New" w:hint="default"/>
-      </w:rPr>
-    </w:lvl>
-    <w:lvl w:ilvl="2" w:tplc="38020A06">
-      <w:start w:val="1"/>
-      <w:numFmt w:val="bullet"/>
-      <w:lvlText w:val=""/>
-      <w:lvlJc w:val="left"/>
-      <w:pPr>
-        <w:ind w:left="2160" w:hanging="360"/>
-      </w:pPr>
-      <w:rPr>
-        <w:rFonts w:ascii="Wingdings" w:hAnsi="Wingdings" w:hint="default"/>
-      </w:rPr>
-    </w:lvl>
-    <w:lvl w:ilvl="3" w:tplc="0B02D064">
-      <w:start w:val="1"/>
-      <w:numFmt w:val="bullet"/>
-      <w:lvlText w:val=""/>
-      <w:lvlJc w:val="left"/>
-      <w:pPr>
-        <w:ind w:left="2880" w:hanging="360"/>
-      </w:pPr>
-      <w:rPr>
-        <w:rFonts w:ascii="Symbol" w:hAnsi="Symbol" w:hint="default"/>
-      </w:rPr>
-    </w:lvl>
-    <w:lvl w:ilvl="4" w:tplc="034CBDBA">
-      <w:start w:val="1"/>
-      <w:numFmt w:val="bullet"/>
-      <w:lvlText w:val="o"/>
-      <w:lvlJc w:val="left"/>
-      <w:pPr>
-        <w:ind w:left="3600" w:hanging="360"/>
-      </w:pPr>
-      <w:rPr>
-        <w:rFonts w:ascii="Courier New" w:hAnsi="Courier New" w:hint="default"/>
-      </w:rPr>
-    </w:lvl>
-    <w:lvl w:ilvl="5" w:tplc="156E7B90">
-      <w:start w:val="1"/>
-      <w:numFmt w:val="bullet"/>
-      <w:lvlText w:val=""/>
-      <w:lvlJc w:val="left"/>
-      <w:pPr>
-        <w:ind w:left="4320" w:hanging="360"/>
-      </w:pPr>
-      <w:rPr>
-        <w:rFonts w:ascii="Wingdings" w:hAnsi="Wingdings" w:hint="default"/>
-      </w:rPr>
-    </w:lvl>
-    <w:lvl w:ilvl="6" w:tplc="CB620178">
-      <w:start w:val="1"/>
-      <w:numFmt w:val="bullet"/>
-      <w:lvlText w:val=""/>
-      <w:lvlJc w:val="left"/>
-      <w:pPr>
-        <w:ind w:left="5040" w:hanging="360"/>
-      </w:pPr>
-      <w:rPr>
-        <w:rFonts w:ascii="Symbol" w:hAnsi="Symbol" w:hint="default"/>
-      </w:rPr>
-    </w:lvl>
-    <w:lvl w:ilvl="7" w:tplc="8F52B66C">
-      <w:start w:val="1"/>
-      <w:numFmt w:val="bullet"/>
-      <w:lvlText w:val="o"/>
-      <w:lvlJc w:val="left"/>
-      <w:pPr>
-        <w:ind w:left="5760" w:hanging="360"/>
-      </w:pPr>
-      <w:rPr>
-        <w:rFonts w:ascii="Courier New" w:hAnsi="Courier New" w:hint="default"/>
-      </w:rPr>
-    </w:lvl>
-    <w:lvl w:ilvl="8" w:tplc="EDE4DA5C">
-      <w:start w:val="1"/>
-      <w:numFmt w:val="bullet"/>
-      <w:lvlText w:val=""/>
-      <w:lvlJc w:val="left"/>
-      <w:pPr>
-        <w:ind w:left="6480" w:hanging="360"/>
-      </w:pPr>
-      <w:rPr>
-        <w:rFonts w:ascii="Wingdings" w:hAnsi="Wingdings" w:hint="default"/>
-      </w:rPr>
-    </w:lvl>
-  </w:abstractNum>
-  <w:abstractNum w:abstractNumId="48" w15:restartNumberingAfterBreak="0">
-    <w:nsid w:val="61A684E1"/>
-    <w:multiLevelType w:val="hybridMultilevel"/>
-    <w:tmpl w:val="530EA316"/>
-    <w:lvl w:ilvl="0" w:tplc="F27E76FA">
-      <w:start w:val="1"/>
-      <w:numFmt w:val="bullet"/>
-      <w:lvlText w:val=""/>
-      <w:lvlJc w:val="left"/>
-      <w:pPr>
-        <w:ind w:left="720" w:hanging="360"/>
-      </w:pPr>
-      <w:rPr>
-        <w:rFonts w:ascii="Symbol" w:hAnsi="Symbol" w:hint="default"/>
-      </w:rPr>
-    </w:lvl>
-    <w:lvl w:ilvl="1" w:tplc="E83287F8">
-      <w:start w:val="1"/>
-      <w:numFmt w:val="bullet"/>
-      <w:lvlText w:val="o"/>
-      <w:lvlJc w:val="left"/>
-      <w:pPr>
-        <w:ind w:left="1440" w:hanging="360"/>
-      </w:pPr>
-      <w:rPr>
-        <w:rFonts w:ascii="Courier New" w:hAnsi="Courier New" w:hint="default"/>
-      </w:rPr>
-    </w:lvl>
-    <w:lvl w:ilvl="2" w:tplc="9650EC34">
-      <w:start w:val="1"/>
-      <w:numFmt w:val="bullet"/>
-      <w:lvlText w:val=""/>
-      <w:lvlJc w:val="left"/>
-      <w:pPr>
-        <w:ind w:left="2160" w:hanging="360"/>
-      </w:pPr>
-      <w:rPr>
-        <w:rFonts w:ascii="Wingdings" w:hAnsi="Wingdings" w:hint="default"/>
-      </w:rPr>
-    </w:lvl>
-    <w:lvl w:ilvl="3" w:tplc="0AFA7FC8">
-      <w:start w:val="1"/>
-      <w:numFmt w:val="bullet"/>
-      <w:lvlText w:val=""/>
-      <w:lvlJc w:val="left"/>
-      <w:pPr>
-        <w:ind w:left="2880" w:hanging="360"/>
-      </w:pPr>
-      <w:rPr>
-        <w:rFonts w:ascii="Symbol" w:hAnsi="Symbol" w:hint="default"/>
-      </w:rPr>
-    </w:lvl>
-    <w:lvl w:ilvl="4" w:tplc="952A1344">
-      <w:start w:val="1"/>
-      <w:numFmt w:val="bullet"/>
-      <w:lvlText w:val="o"/>
-      <w:lvlJc w:val="left"/>
-      <w:pPr>
-        <w:ind w:left="3600" w:hanging="360"/>
-      </w:pPr>
-      <w:rPr>
-        <w:rFonts w:ascii="Courier New" w:hAnsi="Courier New" w:hint="default"/>
-      </w:rPr>
-    </w:lvl>
-    <w:lvl w:ilvl="5" w:tplc="78CA64EC">
-      <w:start w:val="1"/>
-      <w:numFmt w:val="bullet"/>
-      <w:lvlText w:val=""/>
-      <w:lvlJc w:val="left"/>
-      <w:pPr>
-        <w:ind w:left="4320" w:hanging="360"/>
-      </w:pPr>
-      <w:rPr>
-        <w:rFonts w:ascii="Wingdings" w:hAnsi="Wingdings" w:hint="default"/>
-      </w:rPr>
-    </w:lvl>
-    <w:lvl w:ilvl="6" w:tplc="0CA2ECE2">
-      <w:start w:val="1"/>
-      <w:numFmt w:val="bullet"/>
-      <w:lvlText w:val=""/>
-      <w:lvlJc w:val="left"/>
-      <w:pPr>
-        <w:ind w:left="5040" w:hanging="360"/>
-      </w:pPr>
-      <w:rPr>
-        <w:rFonts w:ascii="Symbol" w:hAnsi="Symbol" w:hint="default"/>
-      </w:rPr>
-    </w:lvl>
-    <w:lvl w:ilvl="7" w:tplc="4B101AF8">
-      <w:start w:val="1"/>
-      <w:numFmt w:val="bullet"/>
-      <w:lvlText w:val="o"/>
-      <w:lvlJc w:val="left"/>
-      <w:pPr>
-        <w:ind w:left="5760" w:hanging="360"/>
-      </w:pPr>
-      <w:rPr>
-        <w:rFonts w:ascii="Courier New" w:hAnsi="Courier New" w:hint="default"/>
-      </w:rPr>
-    </w:lvl>
-    <w:lvl w:ilvl="8" w:tplc="0F323EAA">
-      <w:start w:val="1"/>
-      <w:numFmt w:val="bullet"/>
-      <w:lvlText w:val=""/>
-      <w:lvlJc w:val="left"/>
-      <w:pPr>
-        <w:ind w:left="6480" w:hanging="360"/>
-      </w:pPr>
-      <w:rPr>
-        <w:rFonts w:ascii="Wingdings" w:hAnsi="Wingdings" w:hint="default"/>
-      </w:rPr>
-    </w:lvl>
-  </w:abstractNum>
-  <w:abstractNum w:abstractNumId="49" w15:restartNumberingAfterBreak="0">
+  <w:abstractNum w:abstractNumId="7" w15:restartNumberingAfterBreak="0">
     <w:nsid w:val="6339977C"/>
     <w:multiLevelType w:val="hybridMultilevel"/>
     <w:tmpl w:val="026C2CDE"/>
@@ -10652,120 +6072,7 @@
       </w:rPr>
     </w:lvl>
   </w:abstractNum>
-  <w:abstractNum w:abstractNumId="50" w15:restartNumberingAfterBreak="0">
-    <w:nsid w:val="6434878D"/>
-    <w:multiLevelType w:val="hybridMultilevel"/>
-    <w:tmpl w:val="5E3CB59C"/>
-    <w:lvl w:ilvl="0" w:tplc="9EB63362">
-      <w:start w:val="1"/>
-      <w:numFmt w:val="bullet"/>
-      <w:lvlText w:val=""/>
-      <w:lvlJc w:val="left"/>
-      <w:pPr>
-        <w:ind w:left="720" w:hanging="360"/>
-      </w:pPr>
-      <w:rPr>
-        <w:rFonts w:ascii="Symbol" w:hAnsi="Symbol" w:hint="default"/>
-      </w:rPr>
-    </w:lvl>
-    <w:lvl w:ilvl="1" w:tplc="AFCA5A4E">
-      <w:start w:val="1"/>
-      <w:numFmt w:val="bullet"/>
-      <w:lvlText w:val="o"/>
-      <w:lvlJc w:val="left"/>
-      <w:pPr>
-        <w:ind w:left="1440" w:hanging="360"/>
-      </w:pPr>
-      <w:rPr>
-        <w:rFonts w:ascii="Courier New" w:hAnsi="Courier New" w:hint="default"/>
-      </w:rPr>
-    </w:lvl>
-    <w:lvl w:ilvl="2" w:tplc="CB180F5E">
-      <w:start w:val="1"/>
-      <w:numFmt w:val="bullet"/>
-      <w:lvlText w:val=""/>
-      <w:lvlJc w:val="left"/>
-      <w:pPr>
-        <w:ind w:left="2160" w:hanging="360"/>
-      </w:pPr>
-      <w:rPr>
-        <w:rFonts w:ascii="Wingdings" w:hAnsi="Wingdings" w:hint="default"/>
-      </w:rPr>
-    </w:lvl>
-    <w:lvl w:ilvl="3" w:tplc="09AA06DA">
-      <w:start w:val="1"/>
-      <w:numFmt w:val="bullet"/>
-      <w:lvlText w:val=""/>
-      <w:lvlJc w:val="left"/>
-      <w:pPr>
-        <w:ind w:left="2880" w:hanging="360"/>
-      </w:pPr>
-      <w:rPr>
-        <w:rFonts w:ascii="Symbol" w:hAnsi="Symbol" w:hint="default"/>
-      </w:rPr>
-    </w:lvl>
-    <w:lvl w:ilvl="4" w:tplc="33F219A8">
-      <w:start w:val="1"/>
-      <w:numFmt w:val="bullet"/>
-      <w:lvlText w:val="o"/>
-      <w:lvlJc w:val="left"/>
-      <w:pPr>
-        <w:ind w:left="3600" w:hanging="360"/>
-      </w:pPr>
-      <w:rPr>
-        <w:rFonts w:ascii="Courier New" w:hAnsi="Courier New" w:hint="default"/>
-      </w:rPr>
-    </w:lvl>
-    <w:lvl w:ilvl="5" w:tplc="A184D2B6">
-      <w:start w:val="1"/>
-      <w:numFmt w:val="bullet"/>
-      <w:lvlText w:val=""/>
-      <w:lvlJc w:val="left"/>
-      <w:pPr>
-        <w:ind w:left="4320" w:hanging="360"/>
-      </w:pPr>
-      <w:rPr>
-        <w:rFonts w:ascii="Wingdings" w:hAnsi="Wingdings" w:hint="default"/>
-      </w:rPr>
-    </w:lvl>
-    <w:lvl w:ilvl="6" w:tplc="0CB4A718">
-      <w:start w:val="1"/>
-      <w:numFmt w:val="bullet"/>
-      <w:lvlText w:val=""/>
-      <w:lvlJc w:val="left"/>
-      <w:pPr>
-        <w:ind w:left="5040" w:hanging="360"/>
-      </w:pPr>
-      <w:rPr>
-        <w:rFonts w:ascii="Symbol" w:hAnsi="Symbol" w:hint="default"/>
-      </w:rPr>
-    </w:lvl>
-    <w:lvl w:ilvl="7" w:tplc="AE882C4C">
-      <w:start w:val="1"/>
-      <w:numFmt w:val="bullet"/>
-      <w:lvlText w:val="o"/>
-      <w:lvlJc w:val="left"/>
-      <w:pPr>
-        <w:ind w:left="5760" w:hanging="360"/>
-      </w:pPr>
-      <w:rPr>
-        <w:rFonts w:ascii="Courier New" w:hAnsi="Courier New" w:hint="default"/>
-      </w:rPr>
-    </w:lvl>
-    <w:lvl w:ilvl="8" w:tplc="C10EE9BC">
-      <w:start w:val="1"/>
-      <w:numFmt w:val="bullet"/>
-      <w:lvlText w:val=""/>
-      <w:lvlJc w:val="left"/>
-      <w:pPr>
-        <w:ind w:left="6480" w:hanging="360"/>
-      </w:pPr>
-      <w:rPr>
-        <w:rFonts w:ascii="Wingdings" w:hAnsi="Wingdings" w:hint="default"/>
-      </w:rPr>
-    </w:lvl>
-  </w:abstractNum>
-  <w:abstractNum w:abstractNumId="51" w15:restartNumberingAfterBreak="0">
+  <w:abstractNum w:abstractNumId="8" w15:restartNumberingAfterBreak="0">
     <w:nsid w:val="6506C6D6"/>
     <w:multiLevelType w:val="hybridMultilevel"/>
     <w:tmpl w:val="44DC182C"/>
@@ -10878,120 +6185,7 @@
       </w:rPr>
     </w:lvl>
   </w:abstractNum>
-  <w:abstractNum w:abstractNumId="52" w15:restartNumberingAfterBreak="0">
-    <w:nsid w:val="65982E42"/>
-    <w:multiLevelType w:val="hybridMultilevel"/>
-    <w:tmpl w:val="F364C6D4"/>
-    <w:lvl w:ilvl="0" w:tplc="3F24DD7C">
-      <w:start w:val="1"/>
-      <w:numFmt w:val="bullet"/>
-      <w:lvlText w:val=""/>
-      <w:lvlJc w:val="left"/>
-      <w:pPr>
-        <w:ind w:left="720" w:hanging="360"/>
-      </w:pPr>
-      <w:rPr>
-        <w:rFonts w:ascii="Symbol" w:hAnsi="Symbol" w:hint="default"/>
-      </w:rPr>
-    </w:lvl>
-    <w:lvl w:ilvl="1" w:tplc="6382D16C">
-      <w:start w:val="1"/>
-      <w:numFmt w:val="bullet"/>
-      <w:lvlText w:val="o"/>
-      <w:lvlJc w:val="left"/>
-      <w:pPr>
-        <w:ind w:left="1440" w:hanging="360"/>
-      </w:pPr>
-      <w:rPr>
-        <w:rFonts w:ascii="Courier New" w:hAnsi="Courier New" w:hint="default"/>
-      </w:rPr>
-    </w:lvl>
-    <w:lvl w:ilvl="2" w:tplc="B464037E">
-      <w:start w:val="1"/>
-      <w:numFmt w:val="bullet"/>
-      <w:lvlText w:val=""/>
-      <w:lvlJc w:val="left"/>
-      <w:pPr>
-        <w:ind w:left="2160" w:hanging="360"/>
-      </w:pPr>
-      <w:rPr>
-        <w:rFonts w:ascii="Wingdings" w:hAnsi="Wingdings" w:hint="default"/>
-      </w:rPr>
-    </w:lvl>
-    <w:lvl w:ilvl="3" w:tplc="5A62F6C8">
-      <w:start w:val="1"/>
-      <w:numFmt w:val="bullet"/>
-      <w:lvlText w:val=""/>
-      <w:lvlJc w:val="left"/>
-      <w:pPr>
-        <w:ind w:left="2880" w:hanging="360"/>
-      </w:pPr>
-      <w:rPr>
-        <w:rFonts w:ascii="Symbol" w:hAnsi="Symbol" w:hint="default"/>
-      </w:rPr>
-    </w:lvl>
-    <w:lvl w:ilvl="4" w:tplc="02365068">
-      <w:start w:val="1"/>
-      <w:numFmt w:val="bullet"/>
-      <w:lvlText w:val="o"/>
-      <w:lvlJc w:val="left"/>
-      <w:pPr>
-        <w:ind w:left="3600" w:hanging="360"/>
-      </w:pPr>
-      <w:rPr>
-        <w:rFonts w:ascii="Courier New" w:hAnsi="Courier New" w:hint="default"/>
-      </w:rPr>
-    </w:lvl>
-    <w:lvl w:ilvl="5" w:tplc="1E32BD9A">
-      <w:start w:val="1"/>
-      <w:numFmt w:val="bullet"/>
-      <w:lvlText w:val=""/>
-      <w:lvlJc w:val="left"/>
-      <w:pPr>
-        <w:ind w:left="4320" w:hanging="360"/>
-      </w:pPr>
-      <w:rPr>
-        <w:rFonts w:ascii="Wingdings" w:hAnsi="Wingdings" w:hint="default"/>
-      </w:rPr>
-    </w:lvl>
-    <w:lvl w:ilvl="6" w:tplc="5224A71A">
-      <w:start w:val="1"/>
-      <w:numFmt w:val="bullet"/>
-      <w:lvlText w:val=""/>
-      <w:lvlJc w:val="left"/>
-      <w:pPr>
-        <w:ind w:left="5040" w:hanging="360"/>
-      </w:pPr>
-      <w:rPr>
-        <w:rFonts w:ascii="Symbol" w:hAnsi="Symbol" w:hint="default"/>
-      </w:rPr>
-    </w:lvl>
-    <w:lvl w:ilvl="7" w:tplc="00422C94">
-      <w:start w:val="1"/>
-      <w:numFmt w:val="bullet"/>
-      <w:lvlText w:val="o"/>
-      <w:lvlJc w:val="left"/>
-      <w:pPr>
-        <w:ind w:left="5760" w:hanging="360"/>
-      </w:pPr>
-      <w:rPr>
-        <w:rFonts w:ascii="Courier New" w:hAnsi="Courier New" w:hint="default"/>
-      </w:rPr>
-    </w:lvl>
-    <w:lvl w:ilvl="8" w:tplc="74869E0E">
-      <w:start w:val="1"/>
-      <w:numFmt w:val="bullet"/>
-      <w:lvlText w:val=""/>
-      <w:lvlJc w:val="left"/>
-      <w:pPr>
-        <w:ind w:left="6480" w:hanging="360"/>
-      </w:pPr>
-      <w:rPr>
-        <w:rFonts w:ascii="Wingdings" w:hAnsi="Wingdings" w:hint="default"/>
-      </w:rPr>
-    </w:lvl>
-  </w:abstractNum>
-  <w:abstractNum w:abstractNumId="53" w15:restartNumberingAfterBreak="0">
+  <w:abstractNum w:abstractNumId="9" w15:restartNumberingAfterBreak="0">
     <w:nsid w:val="669746DC"/>
     <w:multiLevelType w:val="hybridMultilevel"/>
     <w:tmpl w:val="EAAC8C14"/>
@@ -11104,120 +6298,7 @@
       </w:rPr>
     </w:lvl>
   </w:abstractNum>
-  <w:abstractNum w:abstractNumId="54" w15:restartNumberingAfterBreak="0">
-    <w:nsid w:val="697191DC"/>
-    <w:multiLevelType w:val="hybridMultilevel"/>
-    <w:tmpl w:val="B26C6A80"/>
-    <w:lvl w:ilvl="0" w:tplc="0CB6077E">
-      <w:start w:val="1"/>
-      <w:numFmt w:val="bullet"/>
-      <w:lvlText w:val=""/>
-      <w:lvlJc w:val="left"/>
-      <w:pPr>
-        <w:ind w:left="720" w:hanging="360"/>
-      </w:pPr>
-      <w:rPr>
-        <w:rFonts w:ascii="Symbol" w:hAnsi="Symbol" w:hint="default"/>
-      </w:rPr>
-    </w:lvl>
-    <w:lvl w:ilvl="1" w:tplc="B786313C">
-      <w:start w:val="1"/>
-      <w:numFmt w:val="bullet"/>
-      <w:lvlText w:val="o"/>
-      <w:lvlJc w:val="left"/>
-      <w:pPr>
-        <w:ind w:left="1440" w:hanging="360"/>
-      </w:pPr>
-      <w:rPr>
-        <w:rFonts w:ascii="Courier New" w:hAnsi="Courier New" w:hint="default"/>
-      </w:rPr>
-    </w:lvl>
-    <w:lvl w:ilvl="2" w:tplc="153AC6C4">
-      <w:start w:val="1"/>
-      <w:numFmt w:val="bullet"/>
-      <w:lvlText w:val=""/>
-      <w:lvlJc w:val="left"/>
-      <w:pPr>
-        <w:ind w:left="2160" w:hanging="360"/>
-      </w:pPr>
-      <w:rPr>
-        <w:rFonts w:ascii="Wingdings" w:hAnsi="Wingdings" w:hint="default"/>
-      </w:rPr>
-    </w:lvl>
-    <w:lvl w:ilvl="3" w:tplc="BFE67652">
-      <w:start w:val="1"/>
-      <w:numFmt w:val="bullet"/>
-      <w:lvlText w:val=""/>
-      <w:lvlJc w:val="left"/>
-      <w:pPr>
-        <w:ind w:left="2880" w:hanging="360"/>
-      </w:pPr>
-      <w:rPr>
-        <w:rFonts w:ascii="Symbol" w:hAnsi="Symbol" w:hint="default"/>
-      </w:rPr>
-    </w:lvl>
-    <w:lvl w:ilvl="4" w:tplc="A17CA55E">
-      <w:start w:val="1"/>
-      <w:numFmt w:val="bullet"/>
-      <w:lvlText w:val="o"/>
-      <w:lvlJc w:val="left"/>
-      <w:pPr>
-        <w:ind w:left="3600" w:hanging="360"/>
-      </w:pPr>
-      <w:rPr>
-        <w:rFonts w:ascii="Courier New" w:hAnsi="Courier New" w:hint="default"/>
-      </w:rPr>
-    </w:lvl>
-    <w:lvl w:ilvl="5" w:tplc="A33A6A52">
-      <w:start w:val="1"/>
-      <w:numFmt w:val="bullet"/>
-      <w:lvlText w:val=""/>
-      <w:lvlJc w:val="left"/>
-      <w:pPr>
-        <w:ind w:left="4320" w:hanging="360"/>
-      </w:pPr>
-      <w:rPr>
-        <w:rFonts w:ascii="Wingdings" w:hAnsi="Wingdings" w:hint="default"/>
-      </w:rPr>
-    </w:lvl>
-    <w:lvl w:ilvl="6" w:tplc="6A106A18">
-      <w:start w:val="1"/>
-      <w:numFmt w:val="bullet"/>
-      <w:lvlText w:val=""/>
-      <w:lvlJc w:val="left"/>
-      <w:pPr>
-        <w:ind w:left="5040" w:hanging="360"/>
-      </w:pPr>
-      <w:rPr>
-        <w:rFonts w:ascii="Symbol" w:hAnsi="Symbol" w:hint="default"/>
-      </w:rPr>
-    </w:lvl>
-    <w:lvl w:ilvl="7" w:tplc="A566D256">
-      <w:start w:val="1"/>
-      <w:numFmt w:val="bullet"/>
-      <w:lvlText w:val="o"/>
-      <w:lvlJc w:val="left"/>
-      <w:pPr>
-        <w:ind w:left="5760" w:hanging="360"/>
-      </w:pPr>
-      <w:rPr>
-        <w:rFonts w:ascii="Courier New" w:hAnsi="Courier New" w:hint="default"/>
-      </w:rPr>
-    </w:lvl>
-    <w:lvl w:ilvl="8" w:tplc="BBDC930A">
-      <w:start w:val="1"/>
-      <w:numFmt w:val="bullet"/>
-      <w:lvlText w:val=""/>
-      <w:lvlJc w:val="left"/>
-      <w:pPr>
-        <w:ind w:left="6480" w:hanging="360"/>
-      </w:pPr>
-      <w:rPr>
-        <w:rFonts w:ascii="Wingdings" w:hAnsi="Wingdings" w:hint="default"/>
-      </w:rPr>
-    </w:lvl>
-  </w:abstractNum>
-  <w:abstractNum w:abstractNumId="55" w15:restartNumberingAfterBreak="0">
+  <w:abstractNum w:abstractNumId="10" w15:restartNumberingAfterBreak="0">
     <w:nsid w:val="6B57C3F3"/>
     <w:multiLevelType w:val="hybridMultilevel"/>
     <w:tmpl w:val="3D72C05C"/>
@@ -11330,233 +6411,7 @@
       </w:rPr>
     </w:lvl>
   </w:abstractNum>
-  <w:abstractNum w:abstractNumId="56" w15:restartNumberingAfterBreak="0">
-    <w:nsid w:val="6C410B1B"/>
-    <w:multiLevelType w:val="hybridMultilevel"/>
-    <w:tmpl w:val="9FAAC520"/>
-    <w:lvl w:ilvl="0" w:tplc="F71A2332">
-      <w:start w:val="1"/>
-      <w:numFmt w:val="bullet"/>
-      <w:lvlText w:val=""/>
-      <w:lvlJc w:val="left"/>
-      <w:pPr>
-        <w:ind w:left="720" w:hanging="360"/>
-      </w:pPr>
-      <w:rPr>
-        <w:rFonts w:ascii="Symbol" w:hAnsi="Symbol" w:hint="default"/>
-      </w:rPr>
-    </w:lvl>
-    <w:lvl w:ilvl="1" w:tplc="A8B01A0E">
-      <w:start w:val="1"/>
-      <w:numFmt w:val="bullet"/>
-      <w:lvlText w:val="o"/>
-      <w:lvlJc w:val="left"/>
-      <w:pPr>
-        <w:ind w:left="1440" w:hanging="360"/>
-      </w:pPr>
-      <w:rPr>
-        <w:rFonts w:ascii="Courier New" w:hAnsi="Courier New" w:hint="default"/>
-      </w:rPr>
-    </w:lvl>
-    <w:lvl w:ilvl="2" w:tplc="11928F50">
-      <w:start w:val="1"/>
-      <w:numFmt w:val="bullet"/>
-      <w:lvlText w:val=""/>
-      <w:lvlJc w:val="left"/>
-      <w:pPr>
-        <w:ind w:left="2160" w:hanging="360"/>
-      </w:pPr>
-      <w:rPr>
-        <w:rFonts w:ascii="Wingdings" w:hAnsi="Wingdings" w:hint="default"/>
-      </w:rPr>
-    </w:lvl>
-    <w:lvl w:ilvl="3" w:tplc="6BAAD3B4">
-      <w:start w:val="1"/>
-      <w:numFmt w:val="bullet"/>
-      <w:lvlText w:val=""/>
-      <w:lvlJc w:val="left"/>
-      <w:pPr>
-        <w:ind w:left="2880" w:hanging="360"/>
-      </w:pPr>
-      <w:rPr>
-        <w:rFonts w:ascii="Symbol" w:hAnsi="Symbol" w:hint="default"/>
-      </w:rPr>
-    </w:lvl>
-    <w:lvl w:ilvl="4" w:tplc="2BA236F2">
-      <w:start w:val="1"/>
-      <w:numFmt w:val="bullet"/>
-      <w:lvlText w:val="o"/>
-      <w:lvlJc w:val="left"/>
-      <w:pPr>
-        <w:ind w:left="3600" w:hanging="360"/>
-      </w:pPr>
-      <w:rPr>
-        <w:rFonts w:ascii="Courier New" w:hAnsi="Courier New" w:hint="default"/>
-      </w:rPr>
-    </w:lvl>
-    <w:lvl w:ilvl="5" w:tplc="33884916">
-      <w:start w:val="1"/>
-      <w:numFmt w:val="bullet"/>
-      <w:lvlText w:val=""/>
-      <w:lvlJc w:val="left"/>
-      <w:pPr>
-        <w:ind w:left="4320" w:hanging="360"/>
-      </w:pPr>
-      <w:rPr>
-        <w:rFonts w:ascii="Wingdings" w:hAnsi="Wingdings" w:hint="default"/>
-      </w:rPr>
-    </w:lvl>
-    <w:lvl w:ilvl="6" w:tplc="3CC22FE6">
-      <w:start w:val="1"/>
-      <w:numFmt w:val="bullet"/>
-      <w:lvlText w:val=""/>
-      <w:lvlJc w:val="left"/>
-      <w:pPr>
-        <w:ind w:left="5040" w:hanging="360"/>
-      </w:pPr>
-      <w:rPr>
-        <w:rFonts w:ascii="Symbol" w:hAnsi="Symbol" w:hint="default"/>
-      </w:rPr>
-    </w:lvl>
-    <w:lvl w:ilvl="7" w:tplc="04A80930">
-      <w:start w:val="1"/>
-      <w:numFmt w:val="bullet"/>
-      <w:lvlText w:val="o"/>
-      <w:lvlJc w:val="left"/>
-      <w:pPr>
-        <w:ind w:left="5760" w:hanging="360"/>
-      </w:pPr>
-      <w:rPr>
-        <w:rFonts w:ascii="Courier New" w:hAnsi="Courier New" w:hint="default"/>
-      </w:rPr>
-    </w:lvl>
-    <w:lvl w:ilvl="8" w:tplc="F362AE84">
-      <w:start w:val="1"/>
-      <w:numFmt w:val="bullet"/>
-      <w:lvlText w:val=""/>
-      <w:lvlJc w:val="left"/>
-      <w:pPr>
-        <w:ind w:left="6480" w:hanging="360"/>
-      </w:pPr>
-      <w:rPr>
-        <w:rFonts w:ascii="Wingdings" w:hAnsi="Wingdings" w:hint="default"/>
-      </w:rPr>
-    </w:lvl>
-  </w:abstractNum>
-  <w:abstractNum w:abstractNumId="57" w15:restartNumberingAfterBreak="0">
-    <w:nsid w:val="6CAC47C9"/>
-    <w:multiLevelType w:val="hybridMultilevel"/>
-    <w:tmpl w:val="C4AE00B8"/>
-    <w:lvl w:ilvl="0" w:tplc="FEE4394E">
-      <w:start w:val="1"/>
-      <w:numFmt w:val="bullet"/>
-      <w:lvlText w:val=""/>
-      <w:lvlJc w:val="left"/>
-      <w:pPr>
-        <w:ind w:left="720" w:hanging="360"/>
-      </w:pPr>
-      <w:rPr>
-        <w:rFonts w:ascii="Symbol" w:hAnsi="Symbol" w:hint="default"/>
-      </w:rPr>
-    </w:lvl>
-    <w:lvl w:ilvl="1" w:tplc="D0EEF454">
-      <w:start w:val="1"/>
-      <w:numFmt w:val="bullet"/>
-      <w:lvlText w:val="o"/>
-      <w:lvlJc w:val="left"/>
-      <w:pPr>
-        <w:ind w:left="1440" w:hanging="360"/>
-      </w:pPr>
-      <w:rPr>
-        <w:rFonts w:ascii="Courier New" w:hAnsi="Courier New" w:hint="default"/>
-      </w:rPr>
-    </w:lvl>
-    <w:lvl w:ilvl="2" w:tplc="F788CAA0">
-      <w:start w:val="1"/>
-      <w:numFmt w:val="bullet"/>
-      <w:lvlText w:val=""/>
-      <w:lvlJc w:val="left"/>
-      <w:pPr>
-        <w:ind w:left="2160" w:hanging="360"/>
-      </w:pPr>
-      <w:rPr>
-        <w:rFonts w:ascii="Wingdings" w:hAnsi="Wingdings" w:hint="default"/>
-      </w:rPr>
-    </w:lvl>
-    <w:lvl w:ilvl="3" w:tplc="014E51BC">
-      <w:start w:val="1"/>
-      <w:numFmt w:val="bullet"/>
-      <w:lvlText w:val=""/>
-      <w:lvlJc w:val="left"/>
-      <w:pPr>
-        <w:ind w:left="2880" w:hanging="360"/>
-      </w:pPr>
-      <w:rPr>
-        <w:rFonts w:ascii="Symbol" w:hAnsi="Symbol" w:hint="default"/>
-      </w:rPr>
-    </w:lvl>
-    <w:lvl w:ilvl="4" w:tplc="0FD26B96">
-      <w:start w:val="1"/>
-      <w:numFmt w:val="bullet"/>
-      <w:lvlText w:val="o"/>
-      <w:lvlJc w:val="left"/>
-      <w:pPr>
-        <w:ind w:left="3600" w:hanging="360"/>
-      </w:pPr>
-      <w:rPr>
-        <w:rFonts w:ascii="Courier New" w:hAnsi="Courier New" w:hint="default"/>
-      </w:rPr>
-    </w:lvl>
-    <w:lvl w:ilvl="5" w:tplc="D70803CC">
-      <w:start w:val="1"/>
-      <w:numFmt w:val="bullet"/>
-      <w:lvlText w:val=""/>
-      <w:lvlJc w:val="left"/>
-      <w:pPr>
-        <w:ind w:left="4320" w:hanging="360"/>
-      </w:pPr>
-      <w:rPr>
-        <w:rFonts w:ascii="Wingdings" w:hAnsi="Wingdings" w:hint="default"/>
-      </w:rPr>
-    </w:lvl>
-    <w:lvl w:ilvl="6" w:tplc="0960127E">
-      <w:start w:val="1"/>
-      <w:numFmt w:val="bullet"/>
-      <w:lvlText w:val=""/>
-      <w:lvlJc w:val="left"/>
-      <w:pPr>
-        <w:ind w:left="5040" w:hanging="360"/>
-      </w:pPr>
-      <w:rPr>
-        <w:rFonts w:ascii="Symbol" w:hAnsi="Symbol" w:hint="default"/>
-      </w:rPr>
-    </w:lvl>
-    <w:lvl w:ilvl="7" w:tplc="B3E25732">
-      <w:start w:val="1"/>
-      <w:numFmt w:val="bullet"/>
-      <w:lvlText w:val="o"/>
-      <w:lvlJc w:val="left"/>
-      <w:pPr>
-        <w:ind w:left="5760" w:hanging="360"/>
-      </w:pPr>
-      <w:rPr>
-        <w:rFonts w:ascii="Courier New" w:hAnsi="Courier New" w:hint="default"/>
-      </w:rPr>
-    </w:lvl>
-    <w:lvl w:ilvl="8" w:tplc="91365DA4">
-      <w:start w:val="1"/>
-      <w:numFmt w:val="bullet"/>
-      <w:lvlText w:val=""/>
-      <w:lvlJc w:val="left"/>
-      <w:pPr>
-        <w:ind w:left="6480" w:hanging="360"/>
-      </w:pPr>
-      <w:rPr>
-        <w:rFonts w:ascii="Wingdings" w:hAnsi="Wingdings" w:hint="default"/>
-      </w:rPr>
-    </w:lvl>
-  </w:abstractNum>
-  <w:abstractNum w:abstractNumId="58" w15:restartNumberingAfterBreak="0">
+  <w:abstractNum w:abstractNumId="11" w15:restartNumberingAfterBreak="0">
     <w:nsid w:val="6CFE2372"/>
     <w:multiLevelType w:val="hybridMultilevel"/>
     <w:tmpl w:val="168EBB9C"/>
@@ -11669,7 +6524,7 @@
       </w:rPr>
     </w:lvl>
   </w:abstractNum>
-  <w:abstractNum w:abstractNumId="59" w15:restartNumberingAfterBreak="0">
+  <w:abstractNum w:abstractNumId="12" w15:restartNumberingAfterBreak="0">
     <w:nsid w:val="73EA1B82"/>
     <w:multiLevelType w:val="hybridMultilevel"/>
     <w:tmpl w:val="2E18AE4A"/>
@@ -11779,346 +6634,7 @@
       </w:rPr>
     </w:lvl>
   </w:abstractNum>
-  <w:abstractNum w:abstractNumId="60" w15:restartNumberingAfterBreak="0">
-    <w:nsid w:val="76E25E27"/>
-    <w:multiLevelType w:val="hybridMultilevel"/>
-    <w:tmpl w:val="444687BA"/>
-    <w:lvl w:ilvl="0" w:tplc="6DB42C78">
-      <w:start w:val="1"/>
-      <w:numFmt w:val="bullet"/>
-      <w:lvlText w:val=""/>
-      <w:lvlJc w:val="left"/>
-      <w:pPr>
-        <w:ind w:left="720" w:hanging="360"/>
-      </w:pPr>
-      <w:rPr>
-        <w:rFonts w:ascii="Symbol" w:hAnsi="Symbol" w:hint="default"/>
-      </w:rPr>
-    </w:lvl>
-    <w:lvl w:ilvl="1" w:tplc="74A6A9FE">
-      <w:start w:val="1"/>
-      <w:numFmt w:val="bullet"/>
-      <w:lvlText w:val="o"/>
-      <w:lvlJc w:val="left"/>
-      <w:pPr>
-        <w:ind w:left="1440" w:hanging="360"/>
-      </w:pPr>
-      <w:rPr>
-        <w:rFonts w:ascii="Courier New" w:hAnsi="Courier New" w:hint="default"/>
-      </w:rPr>
-    </w:lvl>
-    <w:lvl w:ilvl="2" w:tplc="0A5CE194">
-      <w:start w:val="1"/>
-      <w:numFmt w:val="bullet"/>
-      <w:lvlText w:val=""/>
-      <w:lvlJc w:val="left"/>
-      <w:pPr>
-        <w:ind w:left="2160" w:hanging="360"/>
-      </w:pPr>
-      <w:rPr>
-        <w:rFonts w:ascii="Wingdings" w:hAnsi="Wingdings" w:hint="default"/>
-      </w:rPr>
-    </w:lvl>
-    <w:lvl w:ilvl="3" w:tplc="6596B862">
-      <w:start w:val="1"/>
-      <w:numFmt w:val="bullet"/>
-      <w:lvlText w:val=""/>
-      <w:lvlJc w:val="left"/>
-      <w:pPr>
-        <w:ind w:left="2880" w:hanging="360"/>
-      </w:pPr>
-      <w:rPr>
-        <w:rFonts w:ascii="Symbol" w:hAnsi="Symbol" w:hint="default"/>
-      </w:rPr>
-    </w:lvl>
-    <w:lvl w:ilvl="4" w:tplc="0524B30C">
-      <w:start w:val="1"/>
-      <w:numFmt w:val="bullet"/>
-      <w:lvlText w:val="o"/>
-      <w:lvlJc w:val="left"/>
-      <w:pPr>
-        <w:ind w:left="3600" w:hanging="360"/>
-      </w:pPr>
-      <w:rPr>
-        <w:rFonts w:ascii="Courier New" w:hAnsi="Courier New" w:hint="default"/>
-      </w:rPr>
-    </w:lvl>
-    <w:lvl w:ilvl="5" w:tplc="611A9CA6">
-      <w:start w:val="1"/>
-      <w:numFmt w:val="bullet"/>
-      <w:lvlText w:val=""/>
-      <w:lvlJc w:val="left"/>
-      <w:pPr>
-        <w:ind w:left="4320" w:hanging="360"/>
-      </w:pPr>
-      <w:rPr>
-        <w:rFonts w:ascii="Wingdings" w:hAnsi="Wingdings" w:hint="default"/>
-      </w:rPr>
-    </w:lvl>
-    <w:lvl w:ilvl="6" w:tplc="2874686E">
-      <w:start w:val="1"/>
-      <w:numFmt w:val="bullet"/>
-      <w:lvlText w:val=""/>
-      <w:lvlJc w:val="left"/>
-      <w:pPr>
-        <w:ind w:left="5040" w:hanging="360"/>
-      </w:pPr>
-      <w:rPr>
-        <w:rFonts w:ascii="Symbol" w:hAnsi="Symbol" w:hint="default"/>
-      </w:rPr>
-    </w:lvl>
-    <w:lvl w:ilvl="7" w:tplc="DCE0056E">
-      <w:start w:val="1"/>
-      <w:numFmt w:val="bullet"/>
-      <w:lvlText w:val="o"/>
-      <w:lvlJc w:val="left"/>
-      <w:pPr>
-        <w:ind w:left="5760" w:hanging="360"/>
-      </w:pPr>
-      <w:rPr>
-        <w:rFonts w:ascii="Courier New" w:hAnsi="Courier New" w:hint="default"/>
-      </w:rPr>
-    </w:lvl>
-    <w:lvl w:ilvl="8" w:tplc="A04031B4">
-      <w:start w:val="1"/>
-      <w:numFmt w:val="bullet"/>
-      <w:lvlText w:val=""/>
-      <w:lvlJc w:val="left"/>
-      <w:pPr>
-        <w:ind w:left="6480" w:hanging="360"/>
-      </w:pPr>
-      <w:rPr>
-        <w:rFonts w:ascii="Wingdings" w:hAnsi="Wingdings" w:hint="default"/>
-      </w:rPr>
-    </w:lvl>
-  </w:abstractNum>
-  <w:abstractNum w:abstractNumId="61" w15:restartNumberingAfterBreak="0">
-    <w:nsid w:val="7B643EBD"/>
-    <w:multiLevelType w:val="hybridMultilevel"/>
-    <w:tmpl w:val="F42CDAD4"/>
-    <w:lvl w:ilvl="0" w:tplc="A6D8357E">
-      <w:start w:val="1"/>
-      <w:numFmt w:val="bullet"/>
-      <w:lvlText w:val=""/>
-      <w:lvlJc w:val="left"/>
-      <w:pPr>
-        <w:ind w:left="720" w:hanging="360"/>
-      </w:pPr>
-      <w:rPr>
-        <w:rFonts w:ascii="Symbol" w:hAnsi="Symbol" w:hint="default"/>
-      </w:rPr>
-    </w:lvl>
-    <w:lvl w:ilvl="1" w:tplc="805CCD06">
-      <w:start w:val="1"/>
-      <w:numFmt w:val="bullet"/>
-      <w:lvlText w:val="o"/>
-      <w:lvlJc w:val="left"/>
-      <w:pPr>
-        <w:ind w:left="1440" w:hanging="360"/>
-      </w:pPr>
-      <w:rPr>
-        <w:rFonts w:ascii="Courier New" w:hAnsi="Courier New" w:hint="default"/>
-      </w:rPr>
-    </w:lvl>
-    <w:lvl w:ilvl="2" w:tplc="FA16B1CE">
-      <w:start w:val="1"/>
-      <w:numFmt w:val="bullet"/>
-      <w:lvlText w:val=""/>
-      <w:lvlJc w:val="left"/>
-      <w:pPr>
-        <w:ind w:left="2160" w:hanging="360"/>
-      </w:pPr>
-      <w:rPr>
-        <w:rFonts w:ascii="Wingdings" w:hAnsi="Wingdings" w:hint="default"/>
-      </w:rPr>
-    </w:lvl>
-    <w:lvl w:ilvl="3" w:tplc="CA6E8332">
-      <w:start w:val="1"/>
-      <w:numFmt w:val="bullet"/>
-      <w:lvlText w:val=""/>
-      <w:lvlJc w:val="left"/>
-      <w:pPr>
-        <w:ind w:left="2880" w:hanging="360"/>
-      </w:pPr>
-      <w:rPr>
-        <w:rFonts w:ascii="Symbol" w:hAnsi="Symbol" w:hint="default"/>
-      </w:rPr>
-    </w:lvl>
-    <w:lvl w:ilvl="4" w:tplc="92428C36">
-      <w:start w:val="1"/>
-      <w:numFmt w:val="bullet"/>
-      <w:lvlText w:val="o"/>
-      <w:lvlJc w:val="left"/>
-      <w:pPr>
-        <w:ind w:left="3600" w:hanging="360"/>
-      </w:pPr>
-      <w:rPr>
-        <w:rFonts w:ascii="Courier New" w:hAnsi="Courier New" w:hint="default"/>
-      </w:rPr>
-    </w:lvl>
-    <w:lvl w:ilvl="5" w:tplc="6ED42256">
-      <w:start w:val="1"/>
-      <w:numFmt w:val="bullet"/>
-      <w:lvlText w:val=""/>
-      <w:lvlJc w:val="left"/>
-      <w:pPr>
-        <w:ind w:left="4320" w:hanging="360"/>
-      </w:pPr>
-      <w:rPr>
-        <w:rFonts w:ascii="Wingdings" w:hAnsi="Wingdings" w:hint="default"/>
-      </w:rPr>
-    </w:lvl>
-    <w:lvl w:ilvl="6" w:tplc="B4A00734">
-      <w:start w:val="1"/>
-      <w:numFmt w:val="bullet"/>
-      <w:lvlText w:val=""/>
-      <w:lvlJc w:val="left"/>
-      <w:pPr>
-        <w:ind w:left="5040" w:hanging="360"/>
-      </w:pPr>
-      <w:rPr>
-        <w:rFonts w:ascii="Symbol" w:hAnsi="Symbol" w:hint="default"/>
-      </w:rPr>
-    </w:lvl>
-    <w:lvl w:ilvl="7" w:tplc="CDEC8254">
-      <w:start w:val="1"/>
-      <w:numFmt w:val="bullet"/>
-      <w:lvlText w:val="o"/>
-      <w:lvlJc w:val="left"/>
-      <w:pPr>
-        <w:ind w:left="5760" w:hanging="360"/>
-      </w:pPr>
-      <w:rPr>
-        <w:rFonts w:ascii="Courier New" w:hAnsi="Courier New" w:hint="default"/>
-      </w:rPr>
-    </w:lvl>
-    <w:lvl w:ilvl="8" w:tplc="69FC58DE">
-      <w:start w:val="1"/>
-      <w:numFmt w:val="bullet"/>
-      <w:lvlText w:val=""/>
-      <w:lvlJc w:val="left"/>
-      <w:pPr>
-        <w:ind w:left="6480" w:hanging="360"/>
-      </w:pPr>
-      <w:rPr>
-        <w:rFonts w:ascii="Wingdings" w:hAnsi="Wingdings" w:hint="default"/>
-      </w:rPr>
-    </w:lvl>
-  </w:abstractNum>
-  <w:abstractNum w:abstractNumId="62" w15:restartNumberingAfterBreak="0">
-    <w:nsid w:val="7D236279"/>
-    <w:multiLevelType w:val="hybridMultilevel"/>
-    <w:tmpl w:val="DBD05032"/>
-    <w:lvl w:ilvl="0" w:tplc="F3222276">
-      <w:start w:val="1"/>
-      <w:numFmt w:val="bullet"/>
-      <w:lvlText w:val=""/>
-      <w:lvlJc w:val="left"/>
-      <w:pPr>
-        <w:ind w:left="720" w:hanging="360"/>
-      </w:pPr>
-      <w:rPr>
-        <w:rFonts w:ascii="Symbol" w:hAnsi="Symbol" w:hint="default"/>
-      </w:rPr>
-    </w:lvl>
-    <w:lvl w:ilvl="1" w:tplc="61186A3A">
-      <w:start w:val="1"/>
-      <w:numFmt w:val="bullet"/>
-      <w:lvlText w:val="o"/>
-      <w:lvlJc w:val="left"/>
-      <w:pPr>
-        <w:ind w:left="1440" w:hanging="360"/>
-      </w:pPr>
-      <w:rPr>
-        <w:rFonts w:ascii="Courier New" w:hAnsi="Courier New" w:hint="default"/>
-      </w:rPr>
-    </w:lvl>
-    <w:lvl w:ilvl="2" w:tplc="D0165E72">
-      <w:start w:val="1"/>
-      <w:numFmt w:val="bullet"/>
-      <w:lvlText w:val=""/>
-      <w:lvlJc w:val="left"/>
-      <w:pPr>
-        <w:ind w:left="2160" w:hanging="360"/>
-      </w:pPr>
-      <w:rPr>
-        <w:rFonts w:ascii="Wingdings" w:hAnsi="Wingdings" w:hint="default"/>
-      </w:rPr>
-    </w:lvl>
-    <w:lvl w:ilvl="3" w:tplc="C696E550">
-      <w:start w:val="1"/>
-      <w:numFmt w:val="bullet"/>
-      <w:lvlText w:val=""/>
-      <w:lvlJc w:val="left"/>
-      <w:pPr>
-        <w:ind w:left="2880" w:hanging="360"/>
-      </w:pPr>
-      <w:rPr>
-        <w:rFonts w:ascii="Symbol" w:hAnsi="Symbol" w:hint="default"/>
-      </w:rPr>
-    </w:lvl>
-    <w:lvl w:ilvl="4" w:tplc="BD12E084">
-      <w:start w:val="1"/>
-      <w:numFmt w:val="bullet"/>
-      <w:lvlText w:val="o"/>
-      <w:lvlJc w:val="left"/>
-      <w:pPr>
-        <w:ind w:left="3600" w:hanging="360"/>
-      </w:pPr>
-      <w:rPr>
-        <w:rFonts w:ascii="Courier New" w:hAnsi="Courier New" w:hint="default"/>
-      </w:rPr>
-    </w:lvl>
-    <w:lvl w:ilvl="5" w:tplc="BEDEF698">
-      <w:start w:val="1"/>
-      <w:numFmt w:val="bullet"/>
-      <w:lvlText w:val=""/>
-      <w:lvlJc w:val="left"/>
-      <w:pPr>
-        <w:ind w:left="4320" w:hanging="360"/>
-      </w:pPr>
-      <w:rPr>
-        <w:rFonts w:ascii="Wingdings" w:hAnsi="Wingdings" w:hint="default"/>
-      </w:rPr>
-    </w:lvl>
-    <w:lvl w:ilvl="6" w:tplc="E5A0B4B4">
-      <w:start w:val="1"/>
-      <w:numFmt w:val="bullet"/>
-      <w:lvlText w:val=""/>
-      <w:lvlJc w:val="left"/>
-      <w:pPr>
-        <w:ind w:left="5040" w:hanging="360"/>
-      </w:pPr>
-      <w:rPr>
-        <w:rFonts w:ascii="Symbol" w:hAnsi="Symbol" w:hint="default"/>
-      </w:rPr>
-    </w:lvl>
-    <w:lvl w:ilvl="7" w:tplc="0B96E194">
-      <w:start w:val="1"/>
-      <w:numFmt w:val="bullet"/>
-      <w:lvlText w:val="o"/>
-      <w:lvlJc w:val="left"/>
-      <w:pPr>
-        <w:ind w:left="5760" w:hanging="360"/>
-      </w:pPr>
-      <w:rPr>
-        <w:rFonts w:ascii="Courier New" w:hAnsi="Courier New" w:hint="default"/>
-      </w:rPr>
-    </w:lvl>
-    <w:lvl w:ilvl="8" w:tplc="6CB02784">
-      <w:start w:val="1"/>
-      <w:numFmt w:val="bullet"/>
-      <w:lvlText w:val=""/>
-      <w:lvlJc w:val="left"/>
-      <w:pPr>
-        <w:ind w:left="6480" w:hanging="360"/>
-      </w:pPr>
-      <w:rPr>
-        <w:rFonts w:ascii="Wingdings" w:hAnsi="Wingdings" w:hint="default"/>
-      </w:rPr>
-    </w:lvl>
-  </w:abstractNum>
-  <w:abstractNum w:abstractNumId="63" w15:restartNumberingAfterBreak="0">
+  <w:abstractNum w:abstractNumId="13" w15:restartNumberingAfterBreak="0">
     <w:nsid w:val="7D854C0B"/>
     <w:multiLevelType w:val="hybridMultilevel"/>
     <w:tmpl w:val="CB808E96"/>
@@ -12231,198 +6747,49 @@
       </w:rPr>
     </w:lvl>
   </w:abstractNum>
-  <w:num w:numId="1" w16cid:durableId="307637663">
-    <w:abstractNumId w:val="44"/>
+  <w:num w:numId="1" w16cid:durableId="1111970028">
+    <w:abstractNumId w:val="12"/>
   </w:num>
-  <w:num w:numId="2" w16cid:durableId="1111970028">
-    <w:abstractNumId w:val="59"/>
+  <w:num w:numId="2" w16cid:durableId="1617831704">
+    <w:abstractNumId w:val="6"/>
   </w:num>
-  <w:num w:numId="3" w16cid:durableId="1617831704">
-    <w:abstractNumId w:val="45"/>
-  </w:num>
-  <w:num w:numId="4" w16cid:durableId="1027636072">
-    <w:abstractNumId w:val="53"/>
-  </w:num>
-  <w:num w:numId="5" w16cid:durableId="1600603657">
+  <w:num w:numId="3" w16cid:durableId="1027636072">
     <w:abstractNumId w:val="9"/>
   </w:num>
-  <w:num w:numId="6" w16cid:durableId="649670152">
-    <w:abstractNumId w:val="34"/>
+  <w:num w:numId="4" w16cid:durableId="1603101532">
+    <w:abstractNumId w:val="8"/>
   </w:num>
-  <w:num w:numId="7" w16cid:durableId="37552456">
+  <w:num w:numId="5" w16cid:durableId="713193605">
+    <w:abstractNumId w:val="3"/>
+  </w:num>
+  <w:num w:numId="6" w16cid:durableId="2011906040">
+    <w:abstractNumId w:val="13"/>
+  </w:num>
+  <w:num w:numId="7" w16cid:durableId="419259334">
+    <w:abstractNumId w:val="10"/>
+  </w:num>
+  <w:num w:numId="8" w16cid:durableId="92362251">
+    <w:abstractNumId w:val="1"/>
+  </w:num>
+  <w:num w:numId="9" w16cid:durableId="531385302">
+    <w:abstractNumId w:val="5"/>
+  </w:num>
+  <w:num w:numId="10" w16cid:durableId="1321887293">
+    <w:abstractNumId w:val="4"/>
+  </w:num>
+  <w:num w:numId="11" w16cid:durableId="351762399">
+    <w:abstractNumId w:val="7"/>
+  </w:num>
+  <w:num w:numId="12" w16cid:durableId="2136826599">
+    <w:abstractNumId w:val="2"/>
+  </w:num>
+  <w:num w:numId="13" w16cid:durableId="1125542570">
+    <w:abstractNumId w:val="0"/>
+  </w:num>
+  <w:num w:numId="14" w16cid:durableId="341905167">
     <w:abstractNumId w:val="11"/>
   </w:num>
-  <w:num w:numId="8" w16cid:durableId="1603101532">
-    <w:abstractNumId w:val="51"/>
-  </w:num>
-  <w:num w:numId="9" w16cid:durableId="713193605">
-    <w:abstractNumId w:val="23"/>
-  </w:num>
-  <w:num w:numId="10" w16cid:durableId="2124495161">
-    <w:abstractNumId w:val="54"/>
-  </w:num>
-  <w:num w:numId="11" w16cid:durableId="2011906040">
-    <w:abstractNumId w:val="63"/>
-  </w:num>
-  <w:num w:numId="12" w16cid:durableId="419259334">
-    <w:abstractNumId w:val="55"/>
-  </w:num>
-  <w:num w:numId="13" w16cid:durableId="92362251">
-    <w:abstractNumId w:val="4"/>
-  </w:num>
-  <w:num w:numId="14" w16cid:durableId="531385302">
-    <w:abstractNumId w:val="37"/>
-  </w:num>
-  <w:num w:numId="15" w16cid:durableId="1321887293">
-    <w:abstractNumId w:val="31"/>
-  </w:num>
-  <w:num w:numId="16" w16cid:durableId="351762399">
-    <w:abstractNumId w:val="49"/>
-  </w:num>
-  <w:num w:numId="17" w16cid:durableId="2136826599">
-    <w:abstractNumId w:val="6"/>
-  </w:num>
-  <w:num w:numId="18" w16cid:durableId="1125542570">
-    <w:abstractNumId w:val="1"/>
-  </w:num>
-  <w:num w:numId="19" w16cid:durableId="2127767260">
-    <w:abstractNumId w:val="3"/>
-  </w:num>
-  <w:num w:numId="20" w16cid:durableId="1969625385">
-    <w:abstractNumId w:val="22"/>
-  </w:num>
-  <w:num w:numId="21" w16cid:durableId="901671486">
-    <w:abstractNumId w:val="13"/>
-  </w:num>
-  <w:num w:numId="22" w16cid:durableId="1546718228">
-    <w:abstractNumId w:val="24"/>
-  </w:num>
-  <w:num w:numId="23" w16cid:durableId="2114204920">
-    <w:abstractNumId w:val="40"/>
-  </w:num>
-  <w:num w:numId="24" w16cid:durableId="435559021">
-    <w:abstractNumId w:val="30"/>
-  </w:num>
-  <w:num w:numId="25" w16cid:durableId="66148719">
-    <w:abstractNumId w:val="48"/>
-  </w:num>
-  <w:num w:numId="26" w16cid:durableId="1884705049">
-    <w:abstractNumId w:val="43"/>
-  </w:num>
-  <w:num w:numId="27" w16cid:durableId="1522087208">
-    <w:abstractNumId w:val="36"/>
-  </w:num>
-  <w:num w:numId="28" w16cid:durableId="154418775">
-    <w:abstractNumId w:val="61"/>
-  </w:num>
-  <w:num w:numId="29" w16cid:durableId="54009710">
-    <w:abstractNumId w:val="14"/>
-  </w:num>
-  <w:num w:numId="30" w16cid:durableId="1793328275">
-    <w:abstractNumId w:val="60"/>
-  </w:num>
-  <w:num w:numId="31" w16cid:durableId="350380290">
-    <w:abstractNumId w:val="32"/>
-  </w:num>
-  <w:num w:numId="32" w16cid:durableId="1161892743">
-    <w:abstractNumId w:val="18"/>
-  </w:num>
-  <w:num w:numId="33" w16cid:durableId="1904441599">
-    <w:abstractNumId w:val="12"/>
-  </w:num>
-  <w:num w:numId="34" w16cid:durableId="1441026561">
-    <w:abstractNumId w:val="16"/>
-  </w:num>
-  <w:num w:numId="35" w16cid:durableId="1867134031">
-    <w:abstractNumId w:val="0"/>
-  </w:num>
-  <w:num w:numId="36" w16cid:durableId="929847741">
-    <w:abstractNumId w:val="35"/>
-  </w:num>
-  <w:num w:numId="37" w16cid:durableId="1159081191">
-    <w:abstractNumId w:val="7"/>
-  </w:num>
-  <w:num w:numId="38" w16cid:durableId="775903109">
-    <w:abstractNumId w:val="8"/>
-  </w:num>
-  <w:num w:numId="39" w16cid:durableId="413283032">
-    <w:abstractNumId w:val="17"/>
-  </w:num>
-  <w:num w:numId="40" w16cid:durableId="1691880343">
-    <w:abstractNumId w:val="10"/>
-  </w:num>
-  <w:num w:numId="41" w16cid:durableId="2095006413">
-    <w:abstractNumId w:val="21"/>
-  </w:num>
-  <w:num w:numId="42" w16cid:durableId="1921595342">
-    <w:abstractNumId w:val="27"/>
-  </w:num>
-  <w:num w:numId="43" w16cid:durableId="797457991">
-    <w:abstractNumId w:val="46"/>
-  </w:num>
-  <w:num w:numId="44" w16cid:durableId="716928556">
-    <w:abstractNumId w:val="19"/>
-  </w:num>
-  <w:num w:numId="45" w16cid:durableId="224265896">
-    <w:abstractNumId w:val="2"/>
-  </w:num>
-  <w:num w:numId="46" w16cid:durableId="2037729134">
-    <w:abstractNumId w:val="20"/>
-  </w:num>
-  <w:num w:numId="47" w16cid:durableId="591401170">
-    <w:abstractNumId w:val="15"/>
-  </w:num>
-  <w:num w:numId="48" w16cid:durableId="1555194236">
-    <w:abstractNumId w:val="42"/>
-  </w:num>
-  <w:num w:numId="49" w16cid:durableId="1493444370">
-    <w:abstractNumId w:val="62"/>
-  </w:num>
-  <w:num w:numId="50" w16cid:durableId="728529976">
-    <w:abstractNumId w:val="33"/>
-  </w:num>
-  <w:num w:numId="51" w16cid:durableId="165026135">
-    <w:abstractNumId w:val="39"/>
-  </w:num>
-  <w:num w:numId="52" w16cid:durableId="1670870414">
-    <w:abstractNumId w:val="29"/>
-  </w:num>
-  <w:num w:numId="53" w16cid:durableId="1022130481">
-    <w:abstractNumId w:val="26"/>
-  </w:num>
-  <w:num w:numId="54" w16cid:durableId="1159660211">
-    <w:abstractNumId w:val="28"/>
-  </w:num>
-  <w:num w:numId="55" w16cid:durableId="1312053308">
-    <w:abstractNumId w:val="52"/>
-  </w:num>
-  <w:num w:numId="56" w16cid:durableId="1788312218">
-    <w:abstractNumId w:val="47"/>
-  </w:num>
-  <w:num w:numId="57" w16cid:durableId="1495026738">
-    <w:abstractNumId w:val="50"/>
-  </w:num>
-  <w:num w:numId="58" w16cid:durableId="1901014434">
-    <w:abstractNumId w:val="5"/>
-  </w:num>
-  <w:num w:numId="59" w16cid:durableId="2038001435">
-    <w:abstractNumId w:val="38"/>
-  </w:num>
-  <w:num w:numId="60" w16cid:durableId="886768141">
-    <w:abstractNumId w:val="56"/>
-  </w:num>
-  <w:num w:numId="61" w16cid:durableId="170413310">
-    <w:abstractNumId w:val="57"/>
-  </w:num>
-  <w:num w:numId="62" w16cid:durableId="353577917">
-    <w:abstractNumId w:val="41"/>
-  </w:num>
-  <w:num w:numId="63" w16cid:durableId="1500658182">
-    <w:abstractNumId w:val="25"/>
-  </w:num>
-  <w:num w:numId="64" w16cid:durableId="341905167">
-    <w:abstractNumId w:val="58"/>
-  </w:num>
+  <w:numIdMacAtCleanup w:val="14"/>
 </w:numbering>
 </file>
 
@@ -13858,6 +8225,23 @@
       </w:tcPr>
     </w:tblStylePr>
   </w:style>
+  <w:style w:type="paragraph" w:styleId="NormalWeb">
+    <w:name w:val="Normal (Web)"/>
+    <w:basedOn w:val="Normal"/>
+    <w:uiPriority w:val="99"/>
+    <w:unhideWhenUsed/>
+    <w:rsid w:val="00BA1804"/>
+    <w:pPr>
+      <w:spacing w:before="100" w:beforeAutospacing="1" w:after="100" w:afterAutospacing="1" w:line="240" w:lineRule="auto"/>
+    </w:pPr>
+    <w:rPr>
+      <w:rFonts w:ascii="Times New Roman" w:eastAsia="Times New Roman" w:hAnsi="Times New Roman" w:cs="Times New Roman"/>
+      <w:color w:val="auto"/>
+      <w:sz w:val="24"/>
+      <w:szCs w:val="24"/>
+      <w:lang w:eastAsia="pt-BR"/>
+    </w:rPr>
+  </w:style>
 </w:styles>
 </file>
 
@@ -14211,6 +8595,10 @@
 </file>
 
 <file path=customXml/item1.xml><?xml version="1.0" encoding="utf-8"?>
+<b:Sources xmlns:b="http://schemas.openxmlformats.org/officeDocument/2006/bibliography" xmlns="http://schemas.openxmlformats.org/officeDocument/2006/bibliography" SelectedStyle="\APASixthEditionOfficeOnline.xsl" StyleName="APA" Version="6"/>
+</file>
+
+<file path=customXml/item2.xml><?xml version="1.0" encoding="utf-8"?>
 <p:properties xmlns:p="http://schemas.microsoft.com/office/2006/metadata/properties" xmlns:xsi="http://www.w3.org/2001/XMLSchema-instance" xmlns:pc="http://schemas.microsoft.com/office/infopath/2007/PartnerControls">
   <documentManagement>
     <lcf76f155ced4ddcb4097134ff3c332f xmlns="0337a55e-6c2c-4d63-b79a-aa3d8c227c1d">
@@ -14221,20 +8609,7 @@
 </p:properties>
 </file>
 
-<file path=customXml/item2.xml><?xml version="1.0" encoding="utf-8"?>
-<b:Sources xmlns:b="http://schemas.openxmlformats.org/officeDocument/2006/bibliography" xmlns="http://schemas.openxmlformats.org/officeDocument/2006/bibliography" SelectedStyle="\APASixthEditionOfficeOnline.xsl" StyleName="APA" Version="6"/>
-</file>
-
 <file path=customXml/item3.xml><?xml version="1.0" encoding="utf-8"?>
-<?mso-contentType ?>
-<FormTemplates xmlns="http://schemas.microsoft.com/sharepoint/v3/contenttype/forms">
-  <Display>DocumentLibraryForm</Display>
-  <Edit>DocumentLibraryForm</Edit>
-  <New>DocumentLibraryForm</New>
-</FormTemplates>
-</file>
-
-<file path=customXml/item4.xml><?xml version="1.0" encoding="utf-8"?>
 <ct:contentTypeSchema xmlns:ct="http://schemas.microsoft.com/office/2006/metadata/contentType" xmlns:ma="http://schemas.microsoft.com/office/2006/metadata/properties/metaAttributes" ct:_="" ma:_="" ma:contentTypeName="Document" ma:contentTypeID="0x0101001A9F42900677274DB5EFFFC08FB74ED9" ma:contentTypeVersion="14" ma:contentTypeDescription="Create a new document." ma:contentTypeScope="" ma:versionID="35dc7fea2fe184f47ee26c49ad6d27ed">
   <xsd:schema xmlns:xsd="http://www.w3.org/2001/XMLSchema" xmlns:xs="http://www.w3.org/2001/XMLSchema" xmlns:p="http://schemas.microsoft.com/office/2006/metadata/properties" xmlns:ns2="0337a55e-6c2c-4d63-b79a-aa3d8c227c1d" xmlns:ns3="2d462126-6299-4b3d-b3f3-d8d80c025600" targetNamespace="http://schemas.microsoft.com/office/2006/metadata/properties" ma:root="true" ma:fieldsID="d2e472a24e092181a905a67079d33ac5" ns2:_="" ns3:_="">
     <xsd:import namespace="0337a55e-6c2c-4d63-b79a-aa3d8c227c1d"/>
@@ -14441,7 +8816,24 @@
 </ct:contentTypeSchema>
 </file>
 
+<file path=customXml/item4.xml><?xml version="1.0" encoding="utf-8"?>
+<?mso-contentType ?>
+<FormTemplates xmlns="http://schemas.microsoft.com/sharepoint/v3/contenttype/forms">
+  <Display>DocumentLibraryForm</Display>
+  <Edit>DocumentLibraryForm</Edit>
+  <New>DocumentLibraryForm</New>
+</FormTemplates>
+</file>
+
 <file path=customXml/itemProps1.xml><?xml version="1.0" encoding="utf-8"?>
+<ds:datastoreItem xmlns:ds="http://schemas.openxmlformats.org/officeDocument/2006/customXml" ds:itemID="{878930A0-CBDA-43F7-B5C9-2FBD43FFD8CC}">
+  <ds:schemaRefs>
+    <ds:schemaRef ds:uri="http://schemas.openxmlformats.org/officeDocument/2006/bibliography"/>
+  </ds:schemaRefs>
+</ds:datastoreItem>
+</file>
+
+<file path=customXml/itemProps2.xml><?xml version="1.0" encoding="utf-8"?>
 <ds:datastoreItem xmlns:ds="http://schemas.openxmlformats.org/officeDocument/2006/customXml" ds:itemID="{41A70886-D638-4913-811E-25DE943FC343}">
   <ds:schemaRefs>
     <ds:schemaRef ds:uri="http://schemas.microsoft.com/office/2006/metadata/properties"/>
@@ -14452,23 +8844,7 @@
 </ds:datastoreItem>
 </file>
 
-<file path=customXml/itemProps2.xml><?xml version="1.0" encoding="utf-8"?>
-<ds:datastoreItem xmlns:ds="http://schemas.openxmlformats.org/officeDocument/2006/customXml" ds:itemID="{878930A0-CBDA-43F7-B5C9-2FBD43FFD8CC}">
-  <ds:schemaRefs>
-    <ds:schemaRef ds:uri="http://schemas.openxmlformats.org/officeDocument/2006/bibliography"/>
-  </ds:schemaRefs>
-</ds:datastoreItem>
-</file>
-
 <file path=customXml/itemProps3.xml><?xml version="1.0" encoding="utf-8"?>
-<ds:datastoreItem xmlns:ds="http://schemas.openxmlformats.org/officeDocument/2006/customXml" ds:itemID="{0E62B389-FEAB-4A4A-A22C-F4533FCE1D71}">
-  <ds:schemaRefs>
-    <ds:schemaRef ds:uri="http://schemas.microsoft.com/sharepoint/v3/contenttype/forms"/>
-  </ds:schemaRefs>
-</ds:datastoreItem>
-</file>
-
-<file path=customXml/itemProps4.xml><?xml version="1.0" encoding="utf-8"?>
 <ds:datastoreItem xmlns:ds="http://schemas.openxmlformats.org/officeDocument/2006/customXml" ds:itemID="{8173E8B0-EF27-48B2-99CC-D5706F6DFFFE}">
   <ds:schemaRefs>
     <ds:schemaRef ds:uri="http://schemas.microsoft.com/office/2006/metadata/contentType"/>
@@ -14485,4 +8861,12 @@
     <ds:schemaRef ds:uri="http://schemas.microsoft.com/internal/obd"/>
   </ds:schemaRefs>
 </ds:datastoreItem>
+</file>
+
+<file path=customXml/itemProps4.xml><?xml version="1.0" encoding="utf-8"?>
+<ds:datastoreItem xmlns:ds="http://schemas.openxmlformats.org/officeDocument/2006/customXml" ds:itemID="{0E62B389-FEAB-4A4A-A22C-F4533FCE1D71}">
+  <ds:schemaRefs>
+    <ds:schemaRef ds:uri="http://schemas.microsoft.com/sharepoint/v3/contenttype/forms"/>
+  </ds:schemaRefs>
+</ds:datastoreItem>
 </file>